--- a/Vizsgaremek-main/Vizsgaremek-main/Projektmunka dokumentálása.docx
+++ b/Vizsgaremek-main/Vizsgaremek-main/Projektmunka dokumentálása.docx
@@ -308,8 +308,9 @@
               <w:tab w:val="right" w:leader="dot" w:pos="9062"/>
             </w:tabs>
             <w:rPr>
-              <w:rFonts w:eastAsiaTheme="minorEastAsia"/>
+              <w:rFonts w:asciiTheme="minorHAnsi" w:eastAsiaTheme="minorEastAsia" w:hAnsiTheme="minorHAnsi"/>
               <w:noProof/>
+              <w:sz w:val="22"/>
               <w:lang w:eastAsia="hu-HU"/>
             </w:rPr>
           </w:pPr>
@@ -322,7 +323,7 @@
           <w:r>
             <w:fldChar w:fldCharType="separate"/>
           </w:r>
-          <w:hyperlink w:anchor="_Toc221019598" w:history="1">
+          <w:hyperlink w:anchor="_Toc227067817" w:history="1">
             <w:r>
               <w:rPr>
                 <w:rStyle w:val="Hiperhivatkozs"/>
@@ -349,7 +350,7 @@
                 <w:noProof/>
                 <w:webHidden/>
               </w:rPr>
-              <w:instrText xml:space="preserve"> PAGEREF _Toc221019598 \h </w:instrText>
+              <w:instrText xml:space="preserve"> PAGEREF _Toc227067817 \h </w:instrText>
             </w:r>
             <w:r>
               <w:rPr>
@@ -387,12 +388,13 @@
               <w:tab w:val="right" w:leader="dot" w:pos="9062"/>
             </w:tabs>
             <w:rPr>
-              <w:rFonts w:eastAsiaTheme="minorEastAsia"/>
+              <w:rFonts w:asciiTheme="minorHAnsi" w:eastAsiaTheme="minorEastAsia" w:hAnsiTheme="minorHAnsi"/>
               <w:noProof/>
+              <w:sz w:val="22"/>
               <w:lang w:eastAsia="hu-HU"/>
             </w:rPr>
           </w:pPr>
-          <w:hyperlink w:anchor="_Toc221019599" w:history="1">
+          <w:hyperlink w:anchor="_Toc227067818" w:history="1">
             <w:r>
               <w:rPr>
                 <w:rStyle w:val="Hiperhivatkozs"/>
@@ -419,7 +421,7 @@
                 <w:noProof/>
                 <w:webHidden/>
               </w:rPr>
-              <w:instrText xml:space="preserve"> PAGEREF _Toc221019599 \h </w:instrText>
+              <w:instrText xml:space="preserve"> PAGEREF _Toc227067818 \h </w:instrText>
             </w:r>
             <w:r>
               <w:rPr>
@@ -440,6 +442,77 @@
                 <w:webHidden/>
               </w:rPr>
               <w:t>5</w:t>
+            </w:r>
+            <w:r>
+              <w:rPr>
+                <w:noProof/>
+                <w:webHidden/>
+              </w:rPr>
+              <w:fldChar w:fldCharType="end"/>
+            </w:r>
+          </w:hyperlink>
+        </w:p>
+        <w:p>
+          <w:pPr>
+            <w:pStyle w:val="TJ2"/>
+            <w:tabs>
+              <w:tab w:val="right" w:leader="dot" w:pos="9062"/>
+            </w:tabs>
+            <w:rPr>
+              <w:rFonts w:asciiTheme="minorHAnsi" w:eastAsiaTheme="minorEastAsia" w:hAnsiTheme="minorHAnsi"/>
+              <w:noProof/>
+              <w:sz w:val="22"/>
+              <w:lang w:eastAsia="hu-HU"/>
+            </w:rPr>
+          </w:pPr>
+          <w:hyperlink w:anchor="_Toc227067819" w:history="1">
+            <w:r>
+              <w:rPr>
+                <w:rStyle w:val="Hiperhivatkozs"/>
+                <w:noProof/>
+              </w:rPr>
+              <w:t>ER modell</w:t>
+            </w:r>
+            <w:r>
+              <w:rPr>
+                <w:noProof/>
+                <w:webHidden/>
+              </w:rPr>
+              <w:tab/>
+            </w:r>
+            <w:r>
+              <w:rPr>
+                <w:noProof/>
+                <w:webHidden/>
+              </w:rPr>
+              <w:fldChar w:fldCharType="begin"/>
+            </w:r>
+            <w:r>
+              <w:rPr>
+                <w:noProof/>
+                <w:webHidden/>
+              </w:rPr>
+              <w:instrText xml:space="preserve"> PAGEREF _Toc227067819 \h </w:instrText>
+            </w:r>
+            <w:r>
+              <w:rPr>
+                <w:noProof/>
+                <w:webHidden/>
+              </w:rPr>
+            </w:r>
+            <w:r>
+              <w:rPr>
+                <w:noProof/>
+                <w:webHidden/>
+              </w:rPr>
+              <w:fldChar w:fldCharType="separate"/>
+            </w:r>
+            <w:r>
+              <w:rPr>
+                <w:noProof/>
+                <w:webHidden/>
+              </w:rPr>
+              <w:t>6</w:t>
             </w:r>
             <w:r>
               <w:rPr>
@@ -457,12 +530,13 @@
               <w:tab w:val="right" w:leader="dot" w:pos="9062"/>
             </w:tabs>
             <w:rPr>
-              <w:rFonts w:eastAsiaTheme="minorEastAsia"/>
+              <w:rFonts w:asciiTheme="minorHAnsi" w:eastAsiaTheme="minorEastAsia" w:hAnsiTheme="minorHAnsi"/>
               <w:noProof/>
+              <w:sz w:val="22"/>
               <w:lang w:eastAsia="hu-HU"/>
             </w:rPr>
           </w:pPr>
-          <w:hyperlink w:anchor="_Toc221019600" w:history="1">
+          <w:hyperlink w:anchor="_Toc227067820" w:history="1">
             <w:r>
               <w:rPr>
                 <w:rStyle w:val="Hiperhivatkozs"/>
@@ -489,7 +563,7 @@
                 <w:noProof/>
                 <w:webHidden/>
               </w:rPr>
-              <w:instrText xml:space="preserve"> PAGEREF _Toc221019600 \h </w:instrText>
+              <w:instrText xml:space="preserve"> PAGEREF _Toc227067820 \h </w:instrText>
             </w:r>
             <w:r>
               <w:rPr>
@@ -509,7 +583,220 @@
                 <w:noProof/>
                 <w:webHidden/>
               </w:rPr>
-              <w:t>6</w:t>
+              <w:t>8</w:t>
+            </w:r>
+            <w:r>
+              <w:rPr>
+                <w:noProof/>
+                <w:webHidden/>
+              </w:rPr>
+              <w:fldChar w:fldCharType="end"/>
+            </w:r>
+          </w:hyperlink>
+        </w:p>
+        <w:p>
+          <w:pPr>
+            <w:pStyle w:val="TJ2"/>
+            <w:tabs>
+              <w:tab w:val="right" w:leader="dot" w:pos="9062"/>
+            </w:tabs>
+            <w:rPr>
+              <w:rFonts w:asciiTheme="minorHAnsi" w:eastAsiaTheme="minorEastAsia" w:hAnsiTheme="minorHAnsi"/>
+              <w:noProof/>
+              <w:sz w:val="22"/>
+              <w:lang w:eastAsia="hu-HU"/>
+            </w:rPr>
+          </w:pPr>
+          <w:hyperlink w:anchor="_Toc227067821" w:history="1">
+            <w:r>
+              <w:rPr>
+                <w:rStyle w:val="Hiperhivatkozs"/>
+                <w:noProof/>
+              </w:rPr>
+              <w:t>Db mappa</w:t>
+            </w:r>
+            <w:r>
+              <w:rPr>
+                <w:noProof/>
+                <w:webHidden/>
+              </w:rPr>
+              <w:tab/>
+            </w:r>
+            <w:r>
+              <w:rPr>
+                <w:noProof/>
+                <w:webHidden/>
+              </w:rPr>
+              <w:fldChar w:fldCharType="begin"/>
+            </w:r>
+            <w:r>
+              <w:rPr>
+                <w:noProof/>
+                <w:webHidden/>
+              </w:rPr>
+              <w:instrText xml:space="preserve"> PAGEREF _Toc227067821 \h </w:instrText>
+            </w:r>
+            <w:r>
+              <w:rPr>
+                <w:noProof/>
+                <w:webHidden/>
+              </w:rPr>
+            </w:r>
+            <w:r>
+              <w:rPr>
+                <w:noProof/>
+                <w:webHidden/>
+              </w:rPr>
+              <w:fldChar w:fldCharType="separate"/>
+            </w:r>
+            <w:r>
+              <w:rPr>
+                <w:noProof/>
+                <w:webHidden/>
+              </w:rPr>
+              <w:t>8</w:t>
+            </w:r>
+            <w:r>
+              <w:rPr>
+                <w:noProof/>
+                <w:webHidden/>
+              </w:rPr>
+              <w:fldChar w:fldCharType="end"/>
+            </w:r>
+          </w:hyperlink>
+        </w:p>
+        <w:p>
+          <w:pPr>
+            <w:pStyle w:val="TJ2"/>
+            <w:tabs>
+              <w:tab w:val="right" w:leader="dot" w:pos="9062"/>
+            </w:tabs>
+            <w:rPr>
+              <w:rFonts w:asciiTheme="minorHAnsi" w:eastAsiaTheme="minorEastAsia" w:hAnsiTheme="minorHAnsi"/>
+              <w:noProof/>
+              <w:sz w:val="22"/>
+              <w:lang w:eastAsia="hu-HU"/>
+            </w:rPr>
+          </w:pPr>
+          <w:hyperlink w:anchor="_Toc227067822" w:history="1">
+            <w:r>
+              <w:rPr>
+                <w:rStyle w:val="Hiperhivatkozs"/>
+                <w:noProof/>
+              </w:rPr>
+              <w:t>Routes mappa</w:t>
+            </w:r>
+            <w:r>
+              <w:rPr>
+                <w:noProof/>
+                <w:webHidden/>
+              </w:rPr>
+              <w:tab/>
+            </w:r>
+            <w:r>
+              <w:rPr>
+                <w:noProof/>
+                <w:webHidden/>
+              </w:rPr>
+              <w:fldChar w:fldCharType="begin"/>
+            </w:r>
+            <w:r>
+              <w:rPr>
+                <w:noProof/>
+                <w:webHidden/>
+              </w:rPr>
+              <w:instrText xml:space="preserve"> PAGEREF _Toc227067822 \h </w:instrText>
+            </w:r>
+            <w:r>
+              <w:rPr>
+                <w:noProof/>
+                <w:webHidden/>
+              </w:rPr>
+            </w:r>
+            <w:r>
+              <w:rPr>
+                <w:noProof/>
+                <w:webHidden/>
+              </w:rPr>
+              <w:fldChar w:fldCharType="separate"/>
+            </w:r>
+            <w:r>
+              <w:rPr>
+                <w:noProof/>
+                <w:webHidden/>
+              </w:rPr>
+              <w:t>9</w:t>
+            </w:r>
+            <w:r>
+              <w:rPr>
+                <w:noProof/>
+                <w:webHidden/>
+              </w:rPr>
+              <w:fldChar w:fldCharType="end"/>
+            </w:r>
+          </w:hyperlink>
+        </w:p>
+        <w:p>
+          <w:pPr>
+            <w:pStyle w:val="TJ2"/>
+            <w:tabs>
+              <w:tab w:val="right" w:leader="dot" w:pos="9062"/>
+            </w:tabs>
+            <w:rPr>
+              <w:rFonts w:asciiTheme="minorHAnsi" w:eastAsiaTheme="minorEastAsia" w:hAnsiTheme="minorHAnsi"/>
+              <w:noProof/>
+              <w:sz w:val="22"/>
+              <w:lang w:eastAsia="hu-HU"/>
+            </w:rPr>
+          </w:pPr>
+          <w:hyperlink w:anchor="_Toc227067823" w:history="1">
+            <w:r>
+              <w:rPr>
+                <w:rStyle w:val="Hiperhivatkozs"/>
+                <w:noProof/>
+              </w:rPr>
+              <w:t>Src mappa</w:t>
+            </w:r>
+            <w:r>
+              <w:rPr>
+                <w:noProof/>
+                <w:webHidden/>
+              </w:rPr>
+              <w:tab/>
+            </w:r>
+            <w:r>
+              <w:rPr>
+                <w:noProof/>
+                <w:webHidden/>
+              </w:rPr>
+              <w:fldChar w:fldCharType="begin"/>
+            </w:r>
+            <w:r>
+              <w:rPr>
+                <w:noProof/>
+                <w:webHidden/>
+              </w:rPr>
+              <w:instrText xml:space="preserve"> PAGEREF _Toc227067823 \h </w:instrText>
+            </w:r>
+            <w:r>
+              <w:rPr>
+                <w:noProof/>
+                <w:webHidden/>
+              </w:rPr>
+            </w:r>
+            <w:r>
+              <w:rPr>
+                <w:noProof/>
+                <w:webHidden/>
+              </w:rPr>
+              <w:fldChar w:fldCharType="separate"/>
+            </w:r>
+            <w:r>
+              <w:rPr>
+                <w:noProof/>
+                <w:webHidden/>
+              </w:rPr>
+              <w:t>11</w:t>
             </w:r>
             <w:r>
               <w:rPr>
@@ -527,12 +814,13 @@
               <w:tab w:val="right" w:leader="dot" w:pos="9062"/>
             </w:tabs>
             <w:rPr>
-              <w:rFonts w:eastAsiaTheme="minorEastAsia"/>
+              <w:rFonts w:asciiTheme="minorHAnsi" w:eastAsiaTheme="minorEastAsia" w:hAnsiTheme="minorHAnsi"/>
               <w:noProof/>
+              <w:sz w:val="22"/>
               <w:lang w:eastAsia="hu-HU"/>
             </w:rPr>
           </w:pPr>
-          <w:hyperlink w:anchor="_Toc221019601" w:history="1">
+          <w:hyperlink w:anchor="_Toc227067824" w:history="1">
             <w:r>
               <w:rPr>
                 <w:rStyle w:val="Hiperhivatkozs"/>
@@ -559,7 +847,7 @@
                 <w:noProof/>
                 <w:webHidden/>
               </w:rPr>
-              <w:instrText xml:space="preserve"> PAGEREF _Toc221019601 \h </w:instrText>
+              <w:instrText xml:space="preserve"> PAGEREF _Toc227067824 \h </w:instrText>
             </w:r>
             <w:r>
               <w:rPr>
@@ -579,7 +867,874 @@
                 <w:noProof/>
                 <w:webHidden/>
               </w:rPr>
-              <w:t>7</w:t>
+              <w:t>15</w:t>
+            </w:r>
+            <w:r>
+              <w:rPr>
+                <w:noProof/>
+                <w:webHidden/>
+              </w:rPr>
+              <w:fldChar w:fldCharType="end"/>
+            </w:r>
+          </w:hyperlink>
+        </w:p>
+        <w:p>
+          <w:pPr>
+            <w:pStyle w:val="TJ2"/>
+            <w:tabs>
+              <w:tab w:val="right" w:leader="dot" w:pos="9062"/>
+            </w:tabs>
+            <w:rPr>
+              <w:rFonts w:asciiTheme="minorHAnsi" w:eastAsiaTheme="minorEastAsia" w:hAnsiTheme="minorHAnsi"/>
+              <w:noProof/>
+              <w:sz w:val="22"/>
+              <w:lang w:eastAsia="hu-HU"/>
+            </w:rPr>
+          </w:pPr>
+          <w:hyperlink w:anchor="_Toc227067825" w:history="1">
+            <w:r>
+              <w:rPr>
+                <w:rStyle w:val="Hiperhivatkozs"/>
+                <w:noProof/>
+              </w:rPr>
+              <w:t>Frontend architektúra</w:t>
+            </w:r>
+            <w:r>
+              <w:rPr>
+                <w:noProof/>
+                <w:webHidden/>
+              </w:rPr>
+              <w:tab/>
+            </w:r>
+            <w:r>
+              <w:rPr>
+                <w:noProof/>
+                <w:webHidden/>
+              </w:rPr>
+              <w:fldChar w:fldCharType="begin"/>
+            </w:r>
+            <w:r>
+              <w:rPr>
+                <w:noProof/>
+                <w:webHidden/>
+              </w:rPr>
+              <w:instrText xml:space="preserve"> PAGEREF _Toc227067825 \h </w:instrText>
+            </w:r>
+            <w:r>
+              <w:rPr>
+                <w:noProof/>
+                <w:webHidden/>
+              </w:rPr>
+            </w:r>
+            <w:r>
+              <w:rPr>
+                <w:noProof/>
+                <w:webHidden/>
+              </w:rPr>
+              <w:fldChar w:fldCharType="separate"/>
+            </w:r>
+            <w:r>
+              <w:rPr>
+                <w:noProof/>
+                <w:webHidden/>
+              </w:rPr>
+              <w:t>15</w:t>
+            </w:r>
+            <w:r>
+              <w:rPr>
+                <w:noProof/>
+                <w:webHidden/>
+              </w:rPr>
+              <w:fldChar w:fldCharType="end"/>
+            </w:r>
+          </w:hyperlink>
+        </w:p>
+        <w:p>
+          <w:pPr>
+            <w:pStyle w:val="TJ2"/>
+            <w:tabs>
+              <w:tab w:val="right" w:leader="dot" w:pos="9062"/>
+            </w:tabs>
+            <w:rPr>
+              <w:rFonts w:asciiTheme="minorHAnsi" w:eastAsiaTheme="minorEastAsia" w:hAnsiTheme="minorHAnsi"/>
+              <w:noProof/>
+              <w:sz w:val="22"/>
+              <w:lang w:eastAsia="hu-HU"/>
+            </w:rPr>
+          </w:pPr>
+          <w:hyperlink w:anchor="_Toc227067826" w:history="1">
+            <w:r>
+              <w:rPr>
+                <w:rStyle w:val="Hiperhivatkozs"/>
+                <w:noProof/>
+              </w:rPr>
+              <w:t>Főképernyő és dashboard</w:t>
+            </w:r>
+            <w:r>
+              <w:rPr>
+                <w:noProof/>
+                <w:webHidden/>
+              </w:rPr>
+              <w:tab/>
+            </w:r>
+            <w:r>
+              <w:rPr>
+                <w:noProof/>
+                <w:webHidden/>
+              </w:rPr>
+              <w:fldChar w:fldCharType="begin"/>
+            </w:r>
+            <w:r>
+              <w:rPr>
+                <w:noProof/>
+                <w:webHidden/>
+              </w:rPr>
+              <w:instrText xml:space="preserve"> PAGEREF _Toc227067826 \h </w:instrText>
+            </w:r>
+            <w:r>
+              <w:rPr>
+                <w:noProof/>
+                <w:webHidden/>
+              </w:rPr>
+            </w:r>
+            <w:r>
+              <w:rPr>
+                <w:noProof/>
+                <w:webHidden/>
+              </w:rPr>
+              <w:fldChar w:fldCharType="separate"/>
+            </w:r>
+            <w:r>
+              <w:rPr>
+                <w:noProof/>
+                <w:webHidden/>
+              </w:rPr>
+              <w:t>15</w:t>
+            </w:r>
+            <w:r>
+              <w:rPr>
+                <w:noProof/>
+                <w:webHidden/>
+              </w:rPr>
+              <w:fldChar w:fldCharType="end"/>
+            </w:r>
+          </w:hyperlink>
+        </w:p>
+        <w:p>
+          <w:pPr>
+            <w:pStyle w:val="TJ2"/>
+            <w:tabs>
+              <w:tab w:val="right" w:leader="dot" w:pos="9062"/>
+            </w:tabs>
+            <w:rPr>
+              <w:rFonts w:asciiTheme="minorHAnsi" w:eastAsiaTheme="minorEastAsia" w:hAnsiTheme="minorHAnsi"/>
+              <w:noProof/>
+              <w:sz w:val="22"/>
+              <w:lang w:eastAsia="hu-HU"/>
+            </w:rPr>
+          </w:pPr>
+          <w:hyperlink w:anchor="_Toc227067827" w:history="1">
+            <w:r>
+              <w:rPr>
+                <w:rStyle w:val="Hiperhivatkozs"/>
+                <w:rFonts w:cs="Times New Roman"/>
+                <w:noProof/>
+              </w:rPr>
+              <w:t xml:space="preserve"> </w:t>
+            </w:r>
+            <w:r>
+              <w:rPr>
+                <w:rStyle w:val="Hiperhivatkozs"/>
+                <w:noProof/>
+              </w:rPr>
+              <w:t>Navigáció</w:t>
+            </w:r>
+            <w:r>
+              <w:rPr>
+                <w:noProof/>
+                <w:webHidden/>
+              </w:rPr>
+              <w:tab/>
+            </w:r>
+            <w:r>
+              <w:rPr>
+                <w:noProof/>
+                <w:webHidden/>
+              </w:rPr>
+              <w:fldChar w:fldCharType="begin"/>
+            </w:r>
+            <w:r>
+              <w:rPr>
+                <w:noProof/>
+                <w:webHidden/>
+              </w:rPr>
+              <w:instrText xml:space="preserve"> PAGEREF _Toc227067827 \h </w:instrText>
+            </w:r>
+            <w:r>
+              <w:rPr>
+                <w:noProof/>
+                <w:webHidden/>
+              </w:rPr>
+            </w:r>
+            <w:r>
+              <w:rPr>
+                <w:noProof/>
+                <w:webHidden/>
+              </w:rPr>
+              <w:fldChar w:fldCharType="separate"/>
+            </w:r>
+            <w:r>
+              <w:rPr>
+                <w:noProof/>
+                <w:webHidden/>
+              </w:rPr>
+              <w:t>17</w:t>
+            </w:r>
+            <w:r>
+              <w:rPr>
+                <w:noProof/>
+                <w:webHidden/>
+              </w:rPr>
+              <w:fldChar w:fldCharType="end"/>
+            </w:r>
+          </w:hyperlink>
+        </w:p>
+        <w:p>
+          <w:pPr>
+            <w:pStyle w:val="TJ2"/>
+            <w:tabs>
+              <w:tab w:val="right" w:leader="dot" w:pos="9062"/>
+            </w:tabs>
+            <w:rPr>
+              <w:rFonts w:asciiTheme="minorHAnsi" w:eastAsiaTheme="minorEastAsia" w:hAnsiTheme="minorHAnsi"/>
+              <w:noProof/>
+              <w:sz w:val="22"/>
+              <w:lang w:eastAsia="hu-HU"/>
+            </w:rPr>
+          </w:pPr>
+          <w:hyperlink w:anchor="_Toc227067828" w:history="1">
+            <w:r>
+              <w:rPr>
+                <w:rStyle w:val="Hiperhivatkozs"/>
+                <w:rFonts w:cs="Times New Roman"/>
+                <w:noProof/>
+              </w:rPr>
+              <w:t>Állatkezelő felület</w:t>
+            </w:r>
+            <w:r>
+              <w:rPr>
+                <w:noProof/>
+                <w:webHidden/>
+              </w:rPr>
+              <w:tab/>
+            </w:r>
+            <w:r>
+              <w:rPr>
+                <w:noProof/>
+                <w:webHidden/>
+              </w:rPr>
+              <w:fldChar w:fldCharType="begin"/>
+            </w:r>
+            <w:r>
+              <w:rPr>
+                <w:noProof/>
+                <w:webHidden/>
+              </w:rPr>
+              <w:instrText xml:space="preserve"> PAGEREF _Toc227067828 \h </w:instrText>
+            </w:r>
+            <w:r>
+              <w:rPr>
+                <w:noProof/>
+                <w:webHidden/>
+              </w:rPr>
+            </w:r>
+            <w:r>
+              <w:rPr>
+                <w:noProof/>
+                <w:webHidden/>
+              </w:rPr>
+              <w:fldChar w:fldCharType="separate"/>
+            </w:r>
+            <w:r>
+              <w:rPr>
+                <w:noProof/>
+                <w:webHidden/>
+              </w:rPr>
+              <w:t>17</w:t>
+            </w:r>
+            <w:r>
+              <w:rPr>
+                <w:noProof/>
+                <w:webHidden/>
+              </w:rPr>
+              <w:fldChar w:fldCharType="end"/>
+            </w:r>
+          </w:hyperlink>
+        </w:p>
+        <w:p>
+          <w:pPr>
+            <w:pStyle w:val="TJ2"/>
+            <w:tabs>
+              <w:tab w:val="right" w:leader="dot" w:pos="9062"/>
+            </w:tabs>
+            <w:rPr>
+              <w:rFonts w:asciiTheme="minorHAnsi" w:eastAsiaTheme="minorEastAsia" w:hAnsiTheme="minorHAnsi"/>
+              <w:noProof/>
+              <w:sz w:val="22"/>
+              <w:lang w:eastAsia="hu-HU"/>
+            </w:rPr>
+          </w:pPr>
+          <w:hyperlink w:anchor="_Toc227067829" w:history="1">
+            <w:r>
+              <w:rPr>
+                <w:rStyle w:val="Hiperhivatkozs"/>
+                <w:rFonts w:cs="Times New Roman"/>
+                <w:noProof/>
+              </w:rPr>
+              <w:t>Földterület kezelő felület</w:t>
+            </w:r>
+            <w:r>
+              <w:rPr>
+                <w:noProof/>
+                <w:webHidden/>
+              </w:rPr>
+              <w:tab/>
+            </w:r>
+            <w:r>
+              <w:rPr>
+                <w:noProof/>
+                <w:webHidden/>
+              </w:rPr>
+              <w:fldChar w:fldCharType="begin"/>
+            </w:r>
+            <w:r>
+              <w:rPr>
+                <w:noProof/>
+                <w:webHidden/>
+              </w:rPr>
+              <w:instrText xml:space="preserve"> PAGEREF _Toc227067829 \h </w:instrText>
+            </w:r>
+            <w:r>
+              <w:rPr>
+                <w:noProof/>
+                <w:webHidden/>
+              </w:rPr>
+            </w:r>
+            <w:r>
+              <w:rPr>
+                <w:noProof/>
+                <w:webHidden/>
+              </w:rPr>
+              <w:fldChar w:fldCharType="separate"/>
+            </w:r>
+            <w:r>
+              <w:rPr>
+                <w:noProof/>
+                <w:webHidden/>
+              </w:rPr>
+              <w:t>18</w:t>
+            </w:r>
+            <w:r>
+              <w:rPr>
+                <w:noProof/>
+                <w:webHidden/>
+              </w:rPr>
+              <w:fldChar w:fldCharType="end"/>
+            </w:r>
+          </w:hyperlink>
+        </w:p>
+        <w:p>
+          <w:pPr>
+            <w:pStyle w:val="TJ2"/>
+            <w:tabs>
+              <w:tab w:val="right" w:leader="dot" w:pos="9062"/>
+            </w:tabs>
+            <w:rPr>
+              <w:rFonts w:asciiTheme="minorHAnsi" w:eastAsiaTheme="minorEastAsia" w:hAnsiTheme="minorHAnsi"/>
+              <w:noProof/>
+              <w:sz w:val="22"/>
+              <w:lang w:eastAsia="hu-HU"/>
+            </w:rPr>
+          </w:pPr>
+          <w:hyperlink w:anchor="_Toc227067830" w:history="1">
+            <w:r>
+              <w:rPr>
+                <w:rStyle w:val="Hiperhivatkozs"/>
+                <w:rFonts w:cs="Times New Roman"/>
+                <w:noProof/>
+              </w:rPr>
+              <w:t>Dokumentumkezelő felület</w:t>
+            </w:r>
+            <w:r>
+              <w:rPr>
+                <w:noProof/>
+                <w:webHidden/>
+              </w:rPr>
+              <w:tab/>
+            </w:r>
+            <w:r>
+              <w:rPr>
+                <w:noProof/>
+                <w:webHidden/>
+              </w:rPr>
+              <w:fldChar w:fldCharType="begin"/>
+            </w:r>
+            <w:r>
+              <w:rPr>
+                <w:noProof/>
+                <w:webHidden/>
+              </w:rPr>
+              <w:instrText xml:space="preserve"> PAGEREF _Toc227067830 \h </w:instrText>
+            </w:r>
+            <w:r>
+              <w:rPr>
+                <w:noProof/>
+                <w:webHidden/>
+              </w:rPr>
+            </w:r>
+            <w:r>
+              <w:rPr>
+                <w:noProof/>
+                <w:webHidden/>
+              </w:rPr>
+              <w:fldChar w:fldCharType="separate"/>
+            </w:r>
+            <w:r>
+              <w:rPr>
+                <w:noProof/>
+                <w:webHidden/>
+              </w:rPr>
+              <w:t>20</w:t>
+            </w:r>
+            <w:r>
+              <w:rPr>
+                <w:noProof/>
+                <w:webHidden/>
+              </w:rPr>
+              <w:fldChar w:fldCharType="end"/>
+            </w:r>
+          </w:hyperlink>
+        </w:p>
+        <w:p>
+          <w:pPr>
+            <w:pStyle w:val="TJ2"/>
+            <w:tabs>
+              <w:tab w:val="right" w:leader="dot" w:pos="9062"/>
+            </w:tabs>
+            <w:rPr>
+              <w:rFonts w:asciiTheme="minorHAnsi" w:eastAsiaTheme="minorEastAsia" w:hAnsiTheme="minorHAnsi"/>
+              <w:noProof/>
+              <w:sz w:val="22"/>
+              <w:lang w:eastAsia="hu-HU"/>
+            </w:rPr>
+          </w:pPr>
+          <w:hyperlink w:anchor="_Toc227067831" w:history="1">
+            <w:r>
+              <w:rPr>
+                <w:rStyle w:val="Hiperhivatkozs"/>
+                <w:noProof/>
+              </w:rPr>
+              <w:t>CRM és ügyfélkezelés</w:t>
+            </w:r>
+            <w:r>
+              <w:rPr>
+                <w:noProof/>
+                <w:webHidden/>
+              </w:rPr>
+              <w:tab/>
+            </w:r>
+            <w:r>
+              <w:rPr>
+                <w:noProof/>
+                <w:webHidden/>
+              </w:rPr>
+              <w:fldChar w:fldCharType="begin"/>
+            </w:r>
+            <w:r>
+              <w:rPr>
+                <w:noProof/>
+                <w:webHidden/>
+              </w:rPr>
+              <w:instrText xml:space="preserve"> PAGEREF _Toc227067831 \h </w:instrText>
+            </w:r>
+            <w:r>
+              <w:rPr>
+                <w:noProof/>
+                <w:webHidden/>
+              </w:rPr>
+            </w:r>
+            <w:r>
+              <w:rPr>
+                <w:noProof/>
+                <w:webHidden/>
+              </w:rPr>
+              <w:fldChar w:fldCharType="separate"/>
+            </w:r>
+            <w:r>
+              <w:rPr>
+                <w:noProof/>
+                <w:webHidden/>
+              </w:rPr>
+              <w:t>21</w:t>
+            </w:r>
+            <w:r>
+              <w:rPr>
+                <w:noProof/>
+                <w:webHidden/>
+              </w:rPr>
+              <w:fldChar w:fldCharType="end"/>
+            </w:r>
+          </w:hyperlink>
+        </w:p>
+        <w:p>
+          <w:pPr>
+            <w:pStyle w:val="TJ2"/>
+            <w:tabs>
+              <w:tab w:val="right" w:leader="dot" w:pos="9062"/>
+            </w:tabs>
+            <w:rPr>
+              <w:rFonts w:asciiTheme="minorHAnsi" w:eastAsiaTheme="minorEastAsia" w:hAnsiTheme="minorHAnsi"/>
+              <w:noProof/>
+              <w:sz w:val="22"/>
+              <w:lang w:eastAsia="hu-HU"/>
+            </w:rPr>
+          </w:pPr>
+          <w:hyperlink w:anchor="_Toc227067832" w:history="1">
+            <w:r>
+              <w:rPr>
+                <w:rStyle w:val="Hiperhivatkozs"/>
+                <w:rFonts w:cs="Times New Roman"/>
+                <w:noProof/>
+              </w:rPr>
+              <w:t>Marketplace felület</w:t>
+            </w:r>
+            <w:r>
+              <w:rPr>
+                <w:noProof/>
+                <w:webHidden/>
+              </w:rPr>
+              <w:tab/>
+            </w:r>
+            <w:r>
+              <w:rPr>
+                <w:noProof/>
+                <w:webHidden/>
+              </w:rPr>
+              <w:fldChar w:fldCharType="begin"/>
+            </w:r>
+            <w:r>
+              <w:rPr>
+                <w:noProof/>
+                <w:webHidden/>
+              </w:rPr>
+              <w:instrText xml:space="preserve"> PAGEREF _Toc227067832 \h </w:instrText>
+            </w:r>
+            <w:r>
+              <w:rPr>
+                <w:noProof/>
+                <w:webHidden/>
+              </w:rPr>
+            </w:r>
+            <w:r>
+              <w:rPr>
+                <w:noProof/>
+                <w:webHidden/>
+              </w:rPr>
+              <w:fldChar w:fldCharType="separate"/>
+            </w:r>
+            <w:r>
+              <w:rPr>
+                <w:noProof/>
+                <w:webHidden/>
+              </w:rPr>
+              <w:t>22</w:t>
+            </w:r>
+            <w:r>
+              <w:rPr>
+                <w:noProof/>
+                <w:webHidden/>
+              </w:rPr>
+              <w:fldChar w:fldCharType="end"/>
+            </w:r>
+          </w:hyperlink>
+        </w:p>
+        <w:p>
+          <w:pPr>
+            <w:pStyle w:val="TJ2"/>
+            <w:tabs>
+              <w:tab w:val="right" w:leader="dot" w:pos="9062"/>
+            </w:tabs>
+            <w:rPr>
+              <w:rFonts w:asciiTheme="minorHAnsi" w:eastAsiaTheme="minorEastAsia" w:hAnsiTheme="minorHAnsi"/>
+              <w:noProof/>
+              <w:sz w:val="22"/>
+              <w:lang w:eastAsia="hu-HU"/>
+            </w:rPr>
+          </w:pPr>
+          <w:hyperlink w:anchor="_Toc227067833" w:history="1">
+            <w:r>
+              <w:rPr>
+                <w:rStyle w:val="Hiperhivatkozs"/>
+                <w:rFonts w:cs="Times New Roman"/>
+                <w:noProof/>
+              </w:rPr>
+              <w:t>Alkalmazotti modul</w:t>
+            </w:r>
+            <w:r>
+              <w:rPr>
+                <w:noProof/>
+                <w:webHidden/>
+              </w:rPr>
+              <w:tab/>
+            </w:r>
+            <w:r>
+              <w:rPr>
+                <w:noProof/>
+                <w:webHidden/>
+              </w:rPr>
+              <w:fldChar w:fldCharType="begin"/>
+            </w:r>
+            <w:r>
+              <w:rPr>
+                <w:noProof/>
+                <w:webHidden/>
+              </w:rPr>
+              <w:instrText xml:space="preserve"> PAGEREF _Toc227067833 \h </w:instrText>
+            </w:r>
+            <w:r>
+              <w:rPr>
+                <w:noProof/>
+                <w:webHidden/>
+              </w:rPr>
+            </w:r>
+            <w:r>
+              <w:rPr>
+                <w:noProof/>
+                <w:webHidden/>
+              </w:rPr>
+              <w:fldChar w:fldCharType="separate"/>
+            </w:r>
+            <w:r>
+              <w:rPr>
+                <w:noProof/>
+                <w:webHidden/>
+              </w:rPr>
+              <w:t>23</w:t>
+            </w:r>
+            <w:r>
+              <w:rPr>
+                <w:noProof/>
+                <w:webHidden/>
+              </w:rPr>
+              <w:fldChar w:fldCharType="end"/>
+            </w:r>
+          </w:hyperlink>
+        </w:p>
+        <w:p>
+          <w:pPr>
+            <w:pStyle w:val="TJ2"/>
+            <w:tabs>
+              <w:tab w:val="right" w:leader="dot" w:pos="9062"/>
+            </w:tabs>
+            <w:rPr>
+              <w:rFonts w:asciiTheme="minorHAnsi" w:eastAsiaTheme="minorEastAsia" w:hAnsiTheme="minorHAnsi"/>
+              <w:noProof/>
+              <w:sz w:val="22"/>
+              <w:lang w:eastAsia="hu-HU"/>
+            </w:rPr>
+          </w:pPr>
+          <w:hyperlink w:anchor="_Toc227067834" w:history="1">
+            <w:r>
+              <w:rPr>
+                <w:rStyle w:val="Hiperhivatkozs"/>
+                <w:rFonts w:cs="Times New Roman"/>
+                <w:noProof/>
+              </w:rPr>
+              <w:t>Naptár modul</w:t>
+            </w:r>
+            <w:r>
+              <w:rPr>
+                <w:noProof/>
+                <w:webHidden/>
+              </w:rPr>
+              <w:tab/>
+            </w:r>
+            <w:r>
+              <w:rPr>
+                <w:noProof/>
+                <w:webHidden/>
+              </w:rPr>
+              <w:fldChar w:fldCharType="begin"/>
+            </w:r>
+            <w:r>
+              <w:rPr>
+                <w:noProof/>
+                <w:webHidden/>
+              </w:rPr>
+              <w:instrText xml:space="preserve"> PAGEREF _Toc227067834 \h </w:instrText>
+            </w:r>
+            <w:r>
+              <w:rPr>
+                <w:noProof/>
+                <w:webHidden/>
+              </w:rPr>
+            </w:r>
+            <w:r>
+              <w:rPr>
+                <w:noProof/>
+                <w:webHidden/>
+              </w:rPr>
+              <w:fldChar w:fldCharType="separate"/>
+            </w:r>
+            <w:r>
+              <w:rPr>
+                <w:noProof/>
+                <w:webHidden/>
+              </w:rPr>
+              <w:t>23</w:t>
+            </w:r>
+            <w:r>
+              <w:rPr>
+                <w:noProof/>
+                <w:webHidden/>
+              </w:rPr>
+              <w:fldChar w:fldCharType="end"/>
+            </w:r>
+          </w:hyperlink>
+        </w:p>
+        <w:p>
+          <w:pPr>
+            <w:pStyle w:val="TJ2"/>
+            <w:tabs>
+              <w:tab w:val="right" w:leader="dot" w:pos="9062"/>
+            </w:tabs>
+            <w:rPr>
+              <w:rFonts w:asciiTheme="minorHAnsi" w:eastAsiaTheme="minorEastAsia" w:hAnsiTheme="minorHAnsi"/>
+              <w:noProof/>
+              <w:sz w:val="22"/>
+              <w:lang w:eastAsia="hu-HU"/>
+            </w:rPr>
+          </w:pPr>
+          <w:hyperlink w:anchor="_Toc227067835" w:history="1">
+            <w:r>
+              <w:rPr>
+                <w:rStyle w:val="Hiperhivatkozs"/>
+                <w:noProof/>
+              </w:rPr>
+              <w:t>Profil és beállítások</w:t>
+            </w:r>
+            <w:r>
+              <w:rPr>
+                <w:noProof/>
+                <w:webHidden/>
+              </w:rPr>
+              <w:tab/>
+            </w:r>
+            <w:r>
+              <w:rPr>
+                <w:noProof/>
+                <w:webHidden/>
+              </w:rPr>
+              <w:fldChar w:fldCharType="begin"/>
+            </w:r>
+            <w:r>
+              <w:rPr>
+                <w:noProof/>
+                <w:webHidden/>
+              </w:rPr>
+              <w:instrText xml:space="preserve"> PAGEREF _Toc227067835 \h </w:instrText>
+            </w:r>
+            <w:r>
+              <w:rPr>
+                <w:noProof/>
+                <w:webHidden/>
+              </w:rPr>
+            </w:r>
+            <w:r>
+              <w:rPr>
+                <w:noProof/>
+                <w:webHidden/>
+              </w:rPr>
+              <w:fldChar w:fldCharType="separate"/>
+            </w:r>
+            <w:r>
+              <w:rPr>
+                <w:noProof/>
+                <w:webHidden/>
+              </w:rPr>
+              <w:t>24</w:t>
+            </w:r>
+            <w:r>
+              <w:rPr>
+                <w:noProof/>
+                <w:webHidden/>
+              </w:rPr>
+              <w:fldChar w:fldCharType="end"/>
+            </w:r>
+          </w:hyperlink>
+        </w:p>
+        <w:p>
+          <w:pPr>
+            <w:pStyle w:val="TJ2"/>
+            <w:tabs>
+              <w:tab w:val="right" w:leader="dot" w:pos="9062"/>
+            </w:tabs>
+            <w:rPr>
+              <w:rFonts w:asciiTheme="minorHAnsi" w:eastAsiaTheme="minorEastAsia" w:hAnsiTheme="minorHAnsi"/>
+              <w:noProof/>
+              <w:sz w:val="22"/>
+              <w:lang w:eastAsia="hu-HU"/>
+            </w:rPr>
+          </w:pPr>
+          <w:hyperlink w:anchor="_Toc227067836" w:history="1">
+            <w:r>
+              <w:rPr>
+                <w:rStyle w:val="Hiperhivatkozs"/>
+                <w:rFonts w:cs="Times New Roman"/>
+                <w:noProof/>
+              </w:rPr>
+              <w:t>Reszponzivitás</w:t>
+            </w:r>
+            <w:r>
+              <w:rPr>
+                <w:noProof/>
+                <w:webHidden/>
+              </w:rPr>
+              <w:tab/>
+            </w:r>
+            <w:r>
+              <w:rPr>
+                <w:noProof/>
+                <w:webHidden/>
+              </w:rPr>
+              <w:fldChar w:fldCharType="begin"/>
+            </w:r>
+            <w:r>
+              <w:rPr>
+                <w:noProof/>
+                <w:webHidden/>
+              </w:rPr>
+              <w:instrText xml:space="preserve"> PAGEREF _Toc227067836 \h </w:instrText>
+            </w:r>
+            <w:r>
+              <w:rPr>
+                <w:noProof/>
+                <w:webHidden/>
+              </w:rPr>
+            </w:r>
+            <w:r>
+              <w:rPr>
+                <w:noProof/>
+                <w:webHidden/>
+              </w:rPr>
+              <w:fldChar w:fldCharType="separate"/>
+            </w:r>
+            <w:r>
+              <w:rPr>
+                <w:noProof/>
+                <w:webHidden/>
+              </w:rPr>
+              <w:t>25</w:t>
             </w:r>
             <w:r>
               <w:rPr>
@@ -597,12 +1752,13 @@
               <w:tab w:val="right" w:leader="dot" w:pos="9062"/>
             </w:tabs>
             <w:rPr>
-              <w:rFonts w:eastAsiaTheme="minorEastAsia"/>
+              <w:rFonts w:asciiTheme="minorHAnsi" w:eastAsiaTheme="minorEastAsia" w:hAnsiTheme="minorHAnsi"/>
               <w:noProof/>
+              <w:sz w:val="22"/>
               <w:lang w:eastAsia="hu-HU"/>
             </w:rPr>
           </w:pPr>
-          <w:hyperlink w:anchor="_Toc221019602" w:history="1">
+          <w:hyperlink w:anchor="_Toc227067837" w:history="1">
             <w:r>
               <w:rPr>
                 <w:rStyle w:val="Hiperhivatkozs"/>
@@ -629,7 +1785,7 @@
                 <w:noProof/>
                 <w:webHidden/>
               </w:rPr>
-              <w:instrText xml:space="preserve"> PAGEREF _Toc221019602 \h </w:instrText>
+              <w:instrText xml:space="preserve"> PAGEREF _Toc227067837 \h </w:instrText>
             </w:r>
             <w:r>
               <w:rPr>
@@ -649,7 +1805,7 @@
                 <w:noProof/>
                 <w:webHidden/>
               </w:rPr>
-              <w:t>8</w:t>
+              <w:t>27</w:t>
             </w:r>
             <w:r>
               <w:rPr>
@@ -667,17 +1823,89 @@
               <w:tab w:val="right" w:leader="dot" w:pos="9062"/>
             </w:tabs>
             <w:rPr>
-              <w:rFonts w:eastAsiaTheme="minorEastAsia"/>
+              <w:rFonts w:asciiTheme="minorHAnsi" w:eastAsiaTheme="minorEastAsia" w:hAnsiTheme="minorHAnsi"/>
               <w:noProof/>
+              <w:sz w:val="22"/>
               <w:lang w:eastAsia="hu-HU"/>
             </w:rPr>
           </w:pPr>
-          <w:hyperlink w:anchor="_Toc221019603" w:history="1">
+          <w:hyperlink w:anchor="_Toc227067838" w:history="1">
             <w:r>
               <w:rPr>
                 <w:rStyle w:val="Hiperhivatkozs"/>
                 <w:noProof/>
               </w:rPr>
+              <w:t>Összegzés</w:t>
+            </w:r>
+            <w:r>
+              <w:rPr>
+                <w:noProof/>
+                <w:webHidden/>
+              </w:rPr>
+              <w:tab/>
+            </w:r>
+            <w:r>
+              <w:rPr>
+                <w:noProof/>
+                <w:webHidden/>
+              </w:rPr>
+              <w:fldChar w:fldCharType="begin"/>
+            </w:r>
+            <w:r>
+              <w:rPr>
+                <w:noProof/>
+                <w:webHidden/>
+              </w:rPr>
+              <w:instrText xml:space="preserve"> PAGEREF _Toc227067838 \h </w:instrText>
+            </w:r>
+            <w:r>
+              <w:rPr>
+                <w:noProof/>
+                <w:webHidden/>
+              </w:rPr>
+            </w:r>
+            <w:r>
+              <w:rPr>
+                <w:noProof/>
+                <w:webHidden/>
+              </w:rPr>
+              <w:fldChar w:fldCharType="separate"/>
+            </w:r>
+            <w:r>
+              <w:rPr>
+                <w:noProof/>
+                <w:webHidden/>
+              </w:rPr>
+              <w:t>28</w:t>
+            </w:r>
+            <w:r>
+              <w:rPr>
+                <w:noProof/>
+                <w:webHidden/>
+              </w:rPr>
+              <w:fldChar w:fldCharType="end"/>
+            </w:r>
+          </w:hyperlink>
+        </w:p>
+        <w:p>
+          <w:pPr>
+            <w:pStyle w:val="TJ1"/>
+            <w:tabs>
+              <w:tab w:val="right" w:leader="dot" w:pos="9062"/>
+            </w:tabs>
+            <w:rPr>
+              <w:rFonts w:asciiTheme="minorHAnsi" w:eastAsiaTheme="minorEastAsia" w:hAnsiTheme="minorHAnsi"/>
+              <w:noProof/>
+              <w:sz w:val="22"/>
+              <w:lang w:eastAsia="hu-HU"/>
+            </w:rPr>
+          </w:pPr>
+          <w:hyperlink w:anchor="_Toc227067839" w:history="1">
+            <w:r>
+              <w:rPr>
+                <w:rStyle w:val="Hiperhivatkozs"/>
+                <w:noProof/>
+              </w:rPr>
               <w:t>Melléklet</w:t>
             </w:r>
             <w:r>
@@ -699,7 +1927,7 @@
                 <w:noProof/>
                 <w:webHidden/>
               </w:rPr>
-              <w:instrText xml:space="preserve"> PAGEREF _Toc221019603 \h </w:instrText>
+              <w:instrText xml:space="preserve"> PAGEREF _Toc227067839 \h </w:instrText>
             </w:r>
             <w:r>
               <w:rPr>
@@ -719,7 +1947,7 @@
                 <w:noProof/>
                 <w:webHidden/>
               </w:rPr>
-              <w:t>9</w:t>
+              <w:t>29</w:t>
             </w:r>
             <w:r>
               <w:rPr>
@@ -744,32 +1972,15 @@
     <w:p>
       <w:pPr>
         <w:pStyle w:val="Cmsor1"/>
-        <w:rPr>
-          <w:szCs w:val="28"/>
-        </w:rPr>
-      </w:pPr>
-    </w:p>
-    <w:p>
-      <w:pPr>
-        <w:pStyle w:val="Cmsor1"/>
+      </w:pPr>
+      <w:r>
         <w:rPr>
           <w:sz w:val="44"/>
           <w:szCs w:val="44"/>
         </w:rPr>
-      </w:pPr>
-      <w:r>
-        <w:rPr>
-          <w:sz w:val="44"/>
-          <w:szCs w:val="44"/>
-        </w:rPr>
         <w:br w:type="page"/>
       </w:r>
-    </w:p>
-    <w:p>
-      <w:pPr>
-        <w:pStyle w:val="Cmsor1"/>
-      </w:pPr>
-      <w:bookmarkStart w:id="0" w:name="_Toc221019598"/>
+      <w:bookmarkStart w:id="0" w:name="_Toc227067817"/>
       <w:r>
         <w:lastRenderedPageBreak/>
         <w:t>Bemutatás</w:t>
@@ -839,15 +2050,7 @@
         <w:spacing w:line="360" w:lineRule="auto"/>
       </w:pPr>
       <w:r>
-        <w:t xml:space="preserve">A projekt során arra törekedtünk, hogy a rendszer logikus felépítésű, könnyen kezelhető és bővíthető legyen. Fontosnak tartottuk, hogy az alkalmazás ne csak technikailag </w:t>
-      </w:r>
-      <w:proofErr w:type="spellStart"/>
-      <w:r>
-        <w:t>működjön</w:t>
-      </w:r>
-      <w:proofErr w:type="spellEnd"/>
-      <w:r>
-        <w:t xml:space="preserve"> jól, hanem a felhasználó számára is átlátható és érthető legyen. Ennek érdekében több tervet és koncepciót is kidolgoztunk, majd ezek közül választottuk ki a legmegfelelőbbet a megvalósításhoz. A fejlesztési folyamat során folyamatosan figyeltünk arra, hogy a projekt céljai ne vesszenek el a részletekben.</w:t>
+        <w:t>A projekt során arra törekedtünk, hogy a rendszer logikus felépítésű, könnyen kezelhető és bővíthető legyen. Fontosnak tartottuk, hogy az alkalmazás ne csak technikailag működjön jól, hanem a felhasználó számára is átlátható és érthető legyen. Ennek érdekében több tervet és koncepciót is kidolgoztunk, majd ezek közül választottuk ki a legmegfelelőbbet a megvalósításhoz. A fejlesztési folyamat során folyamatosan figyeltünk arra, hogy a projekt céljai ne vesszenek el a részletekben.</w:t>
       </w:r>
     </w:p>
     <w:p>
@@ -863,15 +2066,7 @@
         <w:t>körét. Ez a munkamegosztás nagyban hozzájárult ahhoz, hogy hatékonyan haladjunk, és minden részfeladat megfelelő figyelmet kapjon. Mindketten aktívan támogattuk egymást, legyen szó technikai problémákról, ötletelésről vagy döntések meghozataláról.</w:t>
       </w:r>
       <w:r>
-        <w:t xml:space="preserve"> A munkánkat segítette a </w:t>
-      </w:r>
-      <w:proofErr w:type="spellStart"/>
-      <w:r>
-        <w:t>Gantt</w:t>
-      </w:r>
-      <w:proofErr w:type="spellEnd"/>
-      <w:r>
-        <w:t xml:space="preserve"> Diagram</w:t>
+        <w:t xml:space="preserve"> A munkánkat segítette a Gantt Diagram</w:t>
       </w:r>
       <w:r>
         <w:rPr>
@@ -917,7 +2112,7 @@
       <w:pPr>
         <w:pStyle w:val="Cmsor1"/>
       </w:pPr>
-      <w:bookmarkStart w:id="1" w:name="_Toc221019599"/>
+      <w:bookmarkStart w:id="1" w:name="_Toc227067818"/>
       <w:r>
         <w:lastRenderedPageBreak/>
         <w:t>Adatbázis</w:t>
@@ -926,15 +2121,7 @@
     </w:p>
     <w:p>
       <w:r>
-        <w:t xml:space="preserve">Az adatbázis egy olyan rendszerezett adathalmaz, amelyet digitális formában, strukturáltan tárolunk a könnyebb hozzáférés és kezelés érdekében. Segítségével nagy mennyiségű információt tudunk hatékonyan rögzíteni, módosítani és villámgyorsan lekérdezni. Adatbázisunkat </w:t>
-      </w:r>
-      <w:proofErr w:type="spellStart"/>
-      <w:r>
-        <w:t>phpMyAdminba</w:t>
-      </w:r>
-      <w:proofErr w:type="spellEnd"/>
-      <w:r>
-        <w:t xml:space="preserve"> csin</w:t>
+        <w:t>Az adatbázis egy olyan rendszerezett adathalmaz, amelyet digitális formában, strukturáltan tárolunk a könnyebb hozzáférés és kezelés érdekében. Segítségével nagy mennyiségű információt tudunk hatékonyan rögzíteni, módosítani és villámgyorsan lekérdezni. Adatbázisunkat phpMyAdminba csin</w:t>
       </w:r>
       <w:r>
         <w:t>á</w:t>
@@ -997,28 +2184,16 @@
     <w:p>
       <w:pPr>
         <w:pStyle w:val="Kpalrs"/>
-      </w:pPr>
-      <w:r>
-        <w:fldChar w:fldCharType="begin"/>
-      </w:r>
-      <w:r>
-        <w:instrText xml:space="preserve"> SEQ ábra \* ARABIC </w:instrText>
-      </w:r>
-      <w:r>
-        <w:fldChar w:fldCharType="separate"/>
-      </w:r>
-      <w:r>
-        <w:rPr>
-          <w:noProof/>
-        </w:rPr>
-        <w:t>1</w:t>
-      </w:r>
-      <w:r>
-        <w:rPr>
-          <w:noProof/>
-        </w:rPr>
-        <w:fldChar w:fldCharType="end"/>
-      </w:r>
+        <w:jc w:val="center"/>
+      </w:pPr>
+      <w:fldSimple w:instr=" SEQ ábra \* ARABIC ">
+        <w:r>
+          <w:rPr>
+            <w:noProof/>
+          </w:rPr>
+          <w:t>1</w:t>
+        </w:r>
+      </w:fldSimple>
       <w:r>
         <w:t>. ábra:</w:t>
       </w:r>
@@ -1042,73 +2217,20 @@
           <w:numId w:val="2"/>
         </w:numPr>
       </w:pPr>
-      <w:proofErr w:type="spellStart"/>
-      <w:r>
-        <w:t>animals</w:t>
-      </w:r>
-      <w:proofErr w:type="spellEnd"/>
-      <w:r>
-        <w:t>:</w:t>
-      </w:r>
-      <w:r>
-        <w:t xml:space="preserve"> Ennek a táblának fontosabb mezői az </w:t>
-      </w:r>
-      <w:proofErr w:type="spellStart"/>
-      <w:r>
-        <w:t>id</w:t>
-      </w:r>
-      <w:proofErr w:type="spellEnd"/>
-      <w:r>
-        <w:t xml:space="preserve"> és a </w:t>
-      </w:r>
-      <w:proofErr w:type="spellStart"/>
-      <w:r>
-        <w:t>user_id</w:t>
-      </w:r>
-      <w:proofErr w:type="spellEnd"/>
-      <w:r>
-        <w:t xml:space="preserve"> ennek a segítségével kötjük hozzá a felhasználót az általa elmentett adatokhoz.</w:t>
+      <w:r>
+        <w:t>animals:</w:t>
+      </w:r>
+      <w:r>
+        <w:t xml:space="preserve"> Ennek a táblának fontosabb mezői az id és a user_id ennek a segítségével kötjük hozzá a felhasználót az általa elmentett adatokhoz.</w:t>
       </w:r>
       <w:r>
         <w:t xml:space="preserve"> Ezzel a táblával tudja a felhasználó felvinni az állatait. Tartalmazza még a következő mezőket</w:t>
       </w:r>
       <w:r>
-        <w:t xml:space="preserve"> species, </w:t>
-      </w:r>
-      <w:proofErr w:type="spellStart"/>
-      <w:r>
-        <w:t>identifier</w:t>
-      </w:r>
-      <w:proofErr w:type="spellEnd"/>
-      <w:r>
-        <w:t xml:space="preserve">, </w:t>
-      </w:r>
-      <w:proofErr w:type="spellStart"/>
-      <w:r>
-        <w:t>ag</w:t>
-      </w:r>
-      <w:r>
-        <w:t>e</w:t>
-      </w:r>
-      <w:proofErr w:type="spellEnd"/>
-      <w:r>
-        <w:t xml:space="preserve"> </w:t>
-      </w:r>
-      <w:proofErr w:type="spellStart"/>
-      <w:r>
-        <w:t>stable</w:t>
-      </w:r>
-      <w:proofErr w:type="spellEnd"/>
-      <w:r>
-        <w:t xml:space="preserve"> </w:t>
-      </w:r>
-      <w:proofErr w:type="spellStart"/>
-      <w:r>
-        <w:t>notes</w:t>
-      </w:r>
-      <w:proofErr w:type="spellEnd"/>
-      <w:r>
-        <w:t xml:space="preserve">. </w:t>
+        <w:t xml:space="preserve"> species, identifier, ag</w:t>
+      </w:r>
+      <w:r>
+        <w:t xml:space="preserve">e stable notes. </w:t>
       </w:r>
     </w:p>
     <w:p>
@@ -1119,35 +2241,18 @@
           <w:numId w:val="2"/>
         </w:numPr>
       </w:pPr>
-      <w:proofErr w:type="spellStart"/>
       <w:r>
         <w:t>clients</w:t>
       </w:r>
-      <w:proofErr w:type="spellEnd"/>
-      <w:r>
-        <w:t xml:space="preserve">: Arra szolgál hogy a felhasználó eltudja menteni az eddigi vagy új ügyfeleit. Fő táblái: </w:t>
-      </w:r>
-      <w:proofErr w:type="spellStart"/>
-      <w:r>
-        <w:t>name</w:t>
-      </w:r>
-      <w:proofErr w:type="spellEnd"/>
-      <w:r>
-        <w:t xml:space="preserve">, email, </w:t>
-      </w:r>
-      <w:proofErr w:type="spellStart"/>
-      <w:r>
-        <w:t>type</w:t>
-      </w:r>
-      <w:proofErr w:type="spellEnd"/>
-      <w:r>
-        <w:t xml:space="preserve">, </w:t>
-      </w:r>
-      <w:proofErr w:type="spellStart"/>
-      <w:r>
-        <w:t>notes</w:t>
-      </w:r>
-      <w:proofErr w:type="spellEnd"/>
+      <w:r>
+        <w:t>: Arra szolgál hogy a felhasználó eltudja menteni az eddigi vagy új ügyfeleit.</w:t>
+      </w:r>
+      <w:r>
+        <w:t xml:space="preserve"> Az emailre olyan szabályokat alkalmaztam hogy kötelező @ használni.</w:t>
+      </w:r>
+      <w:r>
+        <w:t xml:space="preserve"> Fő táblái: name, email, type, notes</w:t>
+      </w:r>
     </w:p>
     <w:p>
       <w:pPr>
@@ -1157,45 +2262,14 @@
           <w:numId w:val="2"/>
         </w:numPr>
       </w:pPr>
-      <w:proofErr w:type="spellStart"/>
       <w:r>
         <w:t>documents</w:t>
       </w:r>
-      <w:proofErr w:type="spellEnd"/>
-      <w:r>
-        <w:t xml:space="preserve">: Ez a tábla arra szolgál hogy a felhasználó eltudja menteni a dokumentumait különböző kategóriákban. A tábla kéri a </w:t>
-      </w:r>
-      <w:proofErr w:type="spellStart"/>
-      <w:r>
-        <w:t>title</w:t>
-      </w:r>
-      <w:proofErr w:type="spellEnd"/>
-      <w:r>
-        <w:t xml:space="preserve">, </w:t>
-      </w:r>
-      <w:proofErr w:type="spellStart"/>
-      <w:r>
-        <w:t>category</w:t>
-      </w:r>
-      <w:proofErr w:type="spellEnd"/>
-      <w:r>
-        <w:t xml:space="preserve">, </w:t>
-      </w:r>
-      <w:proofErr w:type="spellStart"/>
-      <w:r>
-        <w:t>filename</w:t>
-      </w:r>
-      <w:proofErr w:type="spellEnd"/>
-      <w:r>
-        <w:t xml:space="preserve">, </w:t>
-      </w:r>
-      <w:proofErr w:type="spellStart"/>
-      <w:r>
-        <w:t>filepath</w:t>
-      </w:r>
-      <w:proofErr w:type="spellEnd"/>
-      <w:r>
-        <w:t xml:space="preserve">. Mivel a felhasználó feltudja tölteni a fájlokat. Ezzel </w:t>
+      <w:r>
+        <w:t>: Ez a tábla arra szolgál hogy a felhasználó eltudja menteni a dokumentumait különböző kategóriákban. A tábla kéri a title</w:t>
+      </w:r>
+      <w:r>
+        <w:t xml:space="preserve">, category, filename, filepath. Mivel a felhasználó feltudja tölteni a fájlokat. Ezzel </w:t>
       </w:r>
       <w:r>
         <w:t>átláthatóvá teszi a dokumentumok megtekintését és szerkesztését.</w:t>
@@ -1209,48 +2283,14 @@
           <w:numId w:val="2"/>
         </w:numPr>
       </w:pPr>
-      <w:proofErr w:type="spellStart"/>
       <w:r>
         <w:t>expenses</w:t>
       </w:r>
-      <w:proofErr w:type="spellEnd"/>
       <w:r>
         <w:t xml:space="preserve">: </w:t>
       </w:r>
       <w:r>
-        <w:t xml:space="preserve">A tábla arra szolgál hogy a felhasználó nyomon tudja követni kiadásait és bevételit hogy pontos áttekintést lásson. Ezzel segítve a gazdaság pénzügyeinek folyamatos alakulását és fejlődését. Mivel a tábla kéri a </w:t>
-      </w:r>
-      <w:proofErr w:type="spellStart"/>
-      <w:r>
-        <w:t>amount</w:t>
-      </w:r>
-      <w:proofErr w:type="spellEnd"/>
-      <w:r>
-        <w:t xml:space="preserve">, </w:t>
-      </w:r>
-      <w:proofErr w:type="spellStart"/>
-      <w:r>
-        <w:t>category</w:t>
-      </w:r>
-      <w:proofErr w:type="spellEnd"/>
-      <w:r>
-        <w:t xml:space="preserve">, </w:t>
-      </w:r>
-      <w:proofErr w:type="spellStart"/>
-      <w:r>
-        <w:t>description</w:t>
-      </w:r>
-      <w:proofErr w:type="spellEnd"/>
-      <w:r>
-        <w:t xml:space="preserve">, </w:t>
-      </w:r>
-      <w:proofErr w:type="spellStart"/>
-      <w:r>
-        <w:t>date</w:t>
-      </w:r>
-      <w:proofErr w:type="spellEnd"/>
-      <w:r>
-        <w:t>.</w:t>
+        <w:t>A tábla arra szolgál hogy a felhasználó nyomon tudja követni kiadásait és bevételit hogy pontos áttekintést lásson. Ezzel segítve a gazdaság pénzügyeinek folyamatos alakulását és fejlődését. Mivel a tábla kéri a amount, category, description, date.</w:t>
       </w:r>
     </w:p>
     <w:p>
@@ -1261,59 +2301,34 @@
           <w:numId w:val="2"/>
         </w:numPr>
       </w:pPr>
-      <w:proofErr w:type="spellStart"/>
-      <w:r>
+      <w:r>
+        <w:lastRenderedPageBreak/>
         <w:t>incomes</w:t>
       </w:r>
-      <w:proofErr w:type="spellEnd"/>
+      <w:r>
+        <w:t>: A kiadások ellentételezéseként ez a tábla rögzíti a gazdaság összes bevételi forrását. A kiadásokkal együttműködve teljes körű pénzügyi mérleget biztosít a felhasználó számára.</w:t>
+      </w:r>
+      <w:r>
+        <w:t xml:space="preserve"> Ezeket az információkat tárolja</w:t>
+      </w:r>
       <w:r>
         <w:t xml:space="preserve">: </w:t>
       </w:r>
       <w:r>
-        <w:t xml:space="preserve">A kiadások ellentételezéseként ez a tábla rögzíti a gazdaság összes bevételi forrását. A kiadásokkal együttműködve teljes körű pénzügyi mérleget biztosít a </w:t>
-      </w:r>
-      <w:r>
-        <w:lastRenderedPageBreak/>
-        <w:t>felhasználó számára.</w:t>
-      </w:r>
-      <w:r>
-        <w:t xml:space="preserve"> Ezeket az információkat tárolja</w:t>
-      </w:r>
-      <w:r>
-        <w:t xml:space="preserve">: </w:t>
-      </w:r>
-      <w:proofErr w:type="spellStart"/>
-      <w:r>
         <w:t>amount</w:t>
       </w:r>
-      <w:proofErr w:type="spellEnd"/>
       <w:r>
         <w:t xml:space="preserve">, </w:t>
       </w:r>
-      <w:proofErr w:type="spellStart"/>
       <w:r>
         <w:t>category</w:t>
       </w:r>
-      <w:proofErr w:type="spellEnd"/>
       <w:r>
         <w:t>,</w:t>
       </w:r>
       <w:r>
-        <w:t xml:space="preserve"> </w:t>
-      </w:r>
-      <w:proofErr w:type="spellStart"/>
-      <w:r>
-        <w:t>description</w:t>
-      </w:r>
-      <w:proofErr w:type="spellEnd"/>
-      <w:r>
-        <w:t xml:space="preserve">, </w:t>
-      </w:r>
-      <w:proofErr w:type="spellStart"/>
-      <w:r>
-        <w:t>date</w:t>
-      </w:r>
-      <w:proofErr w:type="spellEnd"/>
+        <w:t xml:space="preserve"> description, date</w:t>
+      </w:r>
     </w:p>
     <w:p>
       <w:pPr>
@@ -1323,43 +2338,17 @@
           <w:numId w:val="2"/>
         </w:numPr>
       </w:pPr>
-      <w:proofErr w:type="spellStart"/>
       <w:r>
         <w:t>lands</w:t>
       </w:r>
-      <w:proofErr w:type="spellEnd"/>
-      <w:r>
-        <w:t xml:space="preserve">: </w:t>
-      </w:r>
-      <w:r>
-        <w:t>A mezőgazdasági művelés alatt álló területek és legelők nyilvántartása. Tartalmazza a földek méretét, elhelyezkedését és aktuális hasznosítási módját.</w:t>
+      <w:r>
+        <w:t>: A mezőgazdasági művelés alatt álló területek és legelők nyilvántartása. Tartalmazza a földek méretét, elhelyezkedését és aktuális hasznosítási módját.</w:t>
       </w:r>
       <w:r>
         <w:t xml:space="preserve"> Mezők: </w:t>
       </w:r>
-      <w:proofErr w:type="spellStart"/>
-      <w:r>
-        <w:t>name</w:t>
-      </w:r>
-      <w:proofErr w:type="spellEnd"/>
-      <w:r>
-        <w:t xml:space="preserve">, </w:t>
-      </w:r>
-      <w:proofErr w:type="spellStart"/>
-      <w:r>
-        <w:t>plot_number</w:t>
-      </w:r>
-      <w:proofErr w:type="spellEnd"/>
-      <w:r>
-        <w:t xml:space="preserve">, </w:t>
-      </w:r>
-      <w:proofErr w:type="spellStart"/>
-      <w:r>
-        <w:t>area</w:t>
-      </w:r>
-      <w:proofErr w:type="spellEnd"/>
-      <w:r>
-        <w:t>.</w:t>
+      <w:r>
+        <w:t>name, plot_number, area.</w:t>
       </w:r>
     </w:p>
     <w:p>
@@ -1370,16 +2359,11 @@
           <w:numId w:val="2"/>
         </w:numPr>
       </w:pPr>
-      <w:proofErr w:type="spellStart"/>
       <w:r>
         <w:t>martketplace</w:t>
       </w:r>
-      <w:proofErr w:type="spellEnd"/>
-      <w:r>
-        <w:t xml:space="preserve">: </w:t>
-      </w:r>
-      <w:r>
-        <w:t>Ez a tábla a rendszeren belüli adásvételt támogatja. Itt jelennek meg a felhasználók által meghirdetett termékek, állatok vagy eszközök, elősegítve a gazdák közötti kereskedelmet.</w:t>
+      <w:r>
+        <w:t>: Ez a tábla a rendszeren belüli adásvételt támogatja. Itt jelennek meg a felhasználók által meghirdetett termékek, állatok vagy eszközök, elősegítve a gazdák közötti kereskedelmet.</w:t>
       </w:r>
       <w:r>
         <w:t xml:space="preserve"> </w:t>
@@ -1394,39 +2378,13 @@
         <w:t>hirdetésekhez kapcsolódó alapvető információk</w:t>
       </w:r>
       <w:r>
-        <w:t xml:space="preserve">: </w:t>
-      </w:r>
-      <w:proofErr w:type="spellStart"/>
-      <w:r>
-        <w:t>title</w:t>
-      </w:r>
-      <w:proofErr w:type="spellEnd"/>
-      <w:r>
-        <w:t xml:space="preserve">, </w:t>
-      </w:r>
-      <w:proofErr w:type="spellStart"/>
-      <w:r>
-        <w:t>description</w:t>
-      </w:r>
-      <w:proofErr w:type="spellEnd"/>
-      <w:r>
-        <w:t xml:space="preserve">, </w:t>
-      </w:r>
-      <w:proofErr w:type="spellStart"/>
-      <w:r>
-        <w:t>type</w:t>
-      </w:r>
-      <w:proofErr w:type="spellEnd"/>
-      <w:r>
-        <w:t xml:space="preserve">, price, </w:t>
-      </w:r>
-      <w:proofErr w:type="spellStart"/>
-      <w:r>
-        <w:t>image_url</w:t>
-      </w:r>
-      <w:proofErr w:type="spellEnd"/>
-      <w:r>
-        <w:t>, status</w:t>
+        <w:t>:</w:t>
+      </w:r>
+      <w:r>
+        <w:t xml:space="preserve"> </w:t>
+      </w:r>
+      <w:r>
+        <w:t>title, description, type, price, image_url, status</w:t>
       </w:r>
     </w:p>
     <w:p>
@@ -1437,53 +2395,495 @@
           <w:numId w:val="2"/>
         </w:numPr>
       </w:pPr>
-      <w:proofErr w:type="spellStart"/>
       <w:r>
         <w:t>users</w:t>
       </w:r>
-      <w:proofErr w:type="spellEnd"/>
-      <w:r>
+      <w:r>
+        <w:t>: A rendszer központi táblája, amely a regisztrált gazdák és adminisztrátorok adatait tárolja. Ez a tábla kezeli a jogosultságokat és a belépéshez szükséges információkat.</w:t>
+      </w:r>
+      <w:r>
+        <w:t xml:space="preserve"> A hitelesítéshez használt adatok</w:t>
+      </w:r>
+      <w:r>
+        <w:t>:</w:t>
+      </w:r>
+      <w:r>
+        <w:t xml:space="preserve"> email, password_hash.</w:t>
+      </w:r>
+    </w:p>
+    <w:p/>
+    <w:p>
+      <w:pPr>
+        <w:pStyle w:val="Cmsor2"/>
+        <w:rPr>
+          <w:b w:val="0"/>
+        </w:rPr>
+      </w:pPr>
+      <w:bookmarkStart w:id="2" w:name="_Toc227067819"/>
+      <w:r>
+        <w:t>ER model</w:t>
+      </w:r>
+      <w:r>
+        <w:rPr>
+          <w:b w:val="0"/>
+        </w:rPr>
+        <w:t>l</w:t>
+      </w:r>
+      <w:bookmarkEnd w:id="2"/>
+    </w:p>
+    <w:p>
+      <w:pPr>
+        <w:spacing w:before="100" w:beforeAutospacing="1" w:after="100" w:afterAutospacing="1"/>
+        <w:rPr>
+          <w:rFonts w:eastAsia="Times New Roman" w:cs="Times New Roman"/>
+          <w:szCs w:val="24"/>
+          <w:lang w:eastAsia="hu-HU"/>
+        </w:rPr>
+      </w:pPr>
+      <w:r>
+        <w:rPr>
+          <w:rFonts w:eastAsia="Times New Roman" w:cs="Times New Roman"/>
+          <w:szCs w:val="24"/>
+          <w:lang w:eastAsia="hu-HU"/>
+        </w:rPr>
+        <w:t>Az ER modell egy adatmodellezési módszer, amely az adatbázisban szereplő egyedeket, azok tulajdonságait és a köztük lévő kapcsolatokat ábrázolja. Célja, hogy vizuálisan és logikusan leírja az adatszerkezetet, mielőtt az adatbázist ténylegesen létrehoznák.</w:t>
+      </w:r>
+    </w:p>
+    <w:p>
+      <w:pPr>
+        <w:spacing w:before="100" w:beforeAutospacing="1" w:after="100" w:afterAutospacing="1"/>
+        <w:rPr>
+          <w:rFonts w:eastAsia="Times New Roman" w:cs="Times New Roman"/>
+          <w:szCs w:val="24"/>
+          <w:lang w:eastAsia="hu-HU"/>
+        </w:rPr>
+      </w:pPr>
+      <w:r>
+        <w:rPr>
+          <w:rFonts w:eastAsia="Times New Roman" w:cs="Times New Roman"/>
+          <w:szCs w:val="24"/>
+          <w:lang w:eastAsia="hu-HU"/>
+        </w:rPr>
+        <w:t>animals → users</w:t>
+      </w:r>
+      <w:r>
+        <w:rPr>
+          <w:rFonts w:eastAsia="Times New Roman" w:cs="Times New Roman"/>
+          <w:szCs w:val="24"/>
+          <w:lang w:eastAsia="hu-HU"/>
+        </w:rPr>
         <w:t xml:space="preserve">: </w:t>
       </w:r>
       <w:r>
-        <w:t>A rendszer központi táblája, amely a regisztrált gazdák és adminisztrátorok adatait tárolja. Ez a tábla kezeli a jogosultságokat és a belépéshez szükséges információkat.</w:t>
-      </w:r>
-      <w:r>
-        <w:t xml:space="preserve"> A hitelesítéshez használt adatok</w:t>
-      </w:r>
-      <w:r>
-        <w:t>:</w:t>
-      </w:r>
-      <w:r>
-        <w:t xml:space="preserve"> email, </w:t>
-      </w:r>
-      <w:proofErr w:type="spellStart"/>
-      <w:r>
-        <w:t>passwo</w:t>
-      </w:r>
-      <w:bookmarkStart w:id="2" w:name="_GoBack"/>
-      <w:bookmarkEnd w:id="2"/>
-      <w:r>
-        <w:t>rd_hash</w:t>
-      </w:r>
-      <w:proofErr w:type="spellEnd"/>
-      <w:r>
+        <w:rPr>
+          <w:rFonts w:eastAsia="Times New Roman" w:cs="Times New Roman"/>
+          <w:szCs w:val="24"/>
+          <w:lang w:eastAsia="hu-HU"/>
+        </w:rPr>
+        <w:t>Az animals tábla azért van összekötve a users táblával, mert:</w:t>
+      </w:r>
+      <w:r>
+        <w:rPr>
+          <w:rFonts w:eastAsia="Times New Roman" w:cs="Times New Roman"/>
+          <w:szCs w:val="24"/>
+          <w:lang w:eastAsia="hu-HU"/>
+        </w:rPr>
+        <w:t xml:space="preserve"> </w:t>
+      </w:r>
+      <w:r>
+        <w:rPr>
+          <w:rFonts w:eastAsia="Times New Roman" w:cs="Times New Roman"/>
+          <w:szCs w:val="24"/>
+          <w:lang w:eastAsia="hu-HU"/>
+        </w:rPr>
+        <w:t>Minden állat egy konkrét felhasználóhoz tartozik.</w:t>
+      </w:r>
+      <w:r>
+        <w:rPr>
+          <w:rFonts w:eastAsia="Times New Roman" w:cs="Times New Roman"/>
+          <w:szCs w:val="24"/>
+          <w:lang w:eastAsia="hu-HU"/>
+        </w:rPr>
+        <w:t xml:space="preserve"> </w:t>
+      </w:r>
+      <w:r>
+        <w:rPr>
+          <w:rFonts w:eastAsia="Times New Roman" w:cs="Times New Roman"/>
+          <w:szCs w:val="24"/>
+          <w:lang w:eastAsia="hu-HU"/>
+        </w:rPr>
+        <w:t>A animals.user_id hivatkozik a users.id mezőre.</w:t>
+      </w:r>
+      <w:r>
+        <w:rPr>
+          <w:rFonts w:eastAsia="Times New Roman" w:cs="Times New Roman"/>
+          <w:szCs w:val="24"/>
+          <w:lang w:eastAsia="hu-HU"/>
+        </w:rPr>
+        <w:t xml:space="preserve"> </w:t>
+      </w:r>
+      <w:r>
+        <w:rPr>
+          <w:rFonts w:eastAsia="Times New Roman" w:cs="Times New Roman"/>
+          <w:szCs w:val="24"/>
+          <w:lang w:eastAsia="hu-HU"/>
+        </w:rPr>
+        <w:t>Így tudjuk, hogy melyik felhasználó tulajdonában van az adott állat.</w:t>
+      </w:r>
+      <w:r>
+        <w:rPr>
+          <w:rFonts w:eastAsia="Times New Roman" w:cs="Times New Roman"/>
+          <w:szCs w:val="24"/>
+          <w:lang w:eastAsia="hu-HU"/>
+        </w:rPr>
+        <w:t xml:space="preserve"> </w:t>
+      </w:r>
+      <w:r>
+        <w:rPr>
+          <w:rFonts w:eastAsia="Times New Roman" w:cs="Times New Roman"/>
+          <w:szCs w:val="24"/>
+          <w:lang w:eastAsia="hu-HU"/>
+        </w:rPr>
+        <w:t>Példa: egy gazdának több állata is lehet, de egy állat csak egy felhasználóhoz tartozik.</w:t>
+      </w:r>
+    </w:p>
+    <w:p>
+      <w:pPr>
+        <w:spacing w:before="100" w:beforeAutospacing="1" w:after="100" w:afterAutospacing="1"/>
+        <w:rPr>
+          <w:rFonts w:eastAsia="Times New Roman" w:cs="Times New Roman"/>
+          <w:szCs w:val="24"/>
+          <w:lang w:eastAsia="hu-HU"/>
+        </w:rPr>
+      </w:pPr>
+      <w:r>
+        <w:rPr>
+          <w:rFonts w:eastAsia="Times New Roman" w:cs="Times New Roman"/>
+          <w:szCs w:val="24"/>
+          <w:lang w:eastAsia="hu-HU"/>
+        </w:rPr>
+        <w:t>incomes → users</w:t>
+      </w:r>
+      <w:r>
+        <w:rPr>
+          <w:rFonts w:eastAsia="Times New Roman" w:cs="Times New Roman"/>
+          <w:szCs w:val="24"/>
+          <w:lang w:eastAsia="hu-HU"/>
+        </w:rPr>
+        <w:t xml:space="preserve">: </w:t>
+      </w:r>
+      <w:r>
+        <w:rPr>
+          <w:rFonts w:eastAsia="Times New Roman" w:cs="Times New Roman"/>
+          <w:szCs w:val="24"/>
+          <w:lang w:eastAsia="hu-HU"/>
+        </w:rPr>
+        <w:t>Az incomes tábla azért kapcsolódik a users táblához, mert: Minden bevétel egy adott felhasználóhoz tartozik. A incomes.user_id megmondja, kihez tartozik az adott pénzbevétel.</w:t>
+      </w:r>
+      <w:r>
+        <w:rPr>
+          <w:rFonts w:eastAsia="Times New Roman" w:cs="Times New Roman"/>
+          <w:szCs w:val="24"/>
+          <w:lang w:eastAsia="hu-HU"/>
+        </w:rPr>
+        <w:t xml:space="preserve"> </w:t>
+      </w:r>
+      <w:r>
+        <w:rPr>
+          <w:rFonts w:eastAsia="Times New Roman" w:cs="Times New Roman"/>
+          <w:szCs w:val="24"/>
+          <w:lang w:eastAsia="hu-HU"/>
+        </w:rPr>
+        <w:t>Példa: különböző gazdák külön-külön vezetik a saját bevételeiket.</w:t>
+      </w:r>
+    </w:p>
+    <w:p>
+      <w:pPr>
+        <w:spacing w:before="100" w:beforeAutospacing="1" w:after="100" w:afterAutospacing="1"/>
+        <w:rPr>
+          <w:rFonts w:eastAsia="Times New Roman" w:cs="Times New Roman"/>
+          <w:szCs w:val="24"/>
+          <w:lang w:eastAsia="hu-HU"/>
+        </w:rPr>
+      </w:pPr>
+      <w:r>
+        <w:rPr>
+          <w:rFonts w:eastAsia="Times New Roman" w:cs="Times New Roman"/>
+          <w:szCs w:val="24"/>
+          <w:lang w:eastAsia="hu-HU"/>
+        </w:rPr>
+        <w:t>expenses → users</w:t>
+      </w:r>
+      <w:r>
+        <w:rPr>
+          <w:rFonts w:eastAsia="Times New Roman" w:cs="Times New Roman"/>
+          <w:szCs w:val="24"/>
+          <w:lang w:eastAsia="hu-HU"/>
+        </w:rPr>
+        <w:t xml:space="preserve">: </w:t>
+      </w:r>
+      <w:r>
+        <w:rPr>
+          <w:rFonts w:eastAsia="Times New Roman" w:cs="Times New Roman"/>
+          <w:szCs w:val="24"/>
+          <w:lang w:eastAsia="hu-HU"/>
+        </w:rPr>
+        <w:t>Az expenses tábla is a users táblához kapcsolódik, mert:</w:t>
+      </w:r>
+      <w:r>
+        <w:rPr>
+          <w:rFonts w:eastAsia="Times New Roman" w:cs="Times New Roman"/>
+          <w:szCs w:val="24"/>
+          <w:lang w:eastAsia="hu-HU"/>
+        </w:rPr>
+        <w:t xml:space="preserve"> </w:t>
+      </w:r>
+      <w:r>
+        <w:rPr>
+          <w:rFonts w:eastAsia="Times New Roman" w:cs="Times New Roman"/>
+          <w:szCs w:val="24"/>
+          <w:lang w:eastAsia="hu-HU"/>
+        </w:rPr>
+        <w:t>Minden kiadás egy adott felhasználóhoz tartozik.</w:t>
+      </w:r>
+      <w:r>
+        <w:rPr>
+          <w:rFonts w:eastAsia="Times New Roman" w:cs="Times New Roman"/>
+          <w:szCs w:val="24"/>
+          <w:lang w:eastAsia="hu-HU"/>
+        </w:rPr>
+        <w:t xml:space="preserve"> </w:t>
+      </w:r>
+      <w:r>
+        <w:rPr>
+          <w:rFonts w:eastAsia="Times New Roman" w:cs="Times New Roman"/>
+          <w:szCs w:val="24"/>
+          <w:lang w:eastAsia="hu-HU"/>
+        </w:rPr>
+        <w:t>A expenses.user_id jelzi, hogy ki rögzítette a kiadást.</w:t>
+      </w:r>
+      <w:r>
+        <w:rPr>
+          <w:rFonts w:eastAsia="Times New Roman" w:cs="Times New Roman"/>
+          <w:szCs w:val="24"/>
+          <w:lang w:eastAsia="hu-HU"/>
+        </w:rPr>
+        <w:t xml:space="preserve"> </w:t>
+      </w:r>
+      <w:r>
+        <w:rPr>
+          <w:rFonts w:eastAsia="Times New Roman" w:cs="Times New Roman"/>
+          <w:szCs w:val="24"/>
+          <w:lang w:eastAsia="hu-HU"/>
+        </w:rPr>
+        <w:t>Így minden felhasználó csak a saját költségeit látja.</w:t>
+      </w:r>
+    </w:p>
+    <w:p>
+      <w:pPr>
+        <w:rPr>
+          <w:lang w:eastAsia="hu-HU"/>
+        </w:rPr>
+      </w:pPr>
+      <w:r>
+        <w:rPr>
+          <w:lang w:eastAsia="hu-HU"/>
+        </w:rPr>
+        <w:lastRenderedPageBreak/>
+        <w:t>documents → user</w:t>
+      </w:r>
+      <w:r>
+        <w:rPr>
+          <w:lang w:eastAsia="hu-HU"/>
+        </w:rPr>
+        <w:t xml:space="preserve">s: </w:t>
+      </w:r>
+      <w:r>
+        <w:rPr>
+          <w:lang w:eastAsia="hu-HU"/>
+        </w:rPr>
+        <w:t>A documents tábla azért kapcsolódik a users táblához, mert:</w:t>
+      </w:r>
+      <w:r>
+        <w:rPr>
+          <w:lang w:eastAsia="hu-HU"/>
+        </w:rPr>
+        <w:t xml:space="preserve"> </w:t>
+      </w:r>
+      <w:r>
+        <w:rPr>
+          <w:lang w:eastAsia="hu-HU"/>
+        </w:rPr>
+        <w:t>A feltöltött dokumentumok(pl.szerződések,</w:t>
+      </w:r>
+      <w:r>
+        <w:rPr>
+          <w:lang w:eastAsia="hu-HU"/>
+        </w:rPr>
+        <w:t xml:space="preserve"> </w:t>
+      </w:r>
+      <w:r>
+        <w:rPr>
+          <w:lang w:eastAsia="hu-HU"/>
+        </w:rPr>
+        <w:t>igazolások)</w:t>
+      </w:r>
+      <w:r>
+        <w:rPr>
+          <w:lang w:eastAsia="hu-HU"/>
+        </w:rPr>
+        <w:t xml:space="preserve"> </w:t>
+      </w:r>
+      <w:r>
+        <w:rPr>
+          <w:lang w:eastAsia="hu-HU"/>
+        </w:rPr>
+        <w:t>egy adott felhasználóhoz</w:t>
+      </w:r>
+      <w:r>
+        <w:rPr>
+          <w:lang w:eastAsia="hu-HU"/>
+        </w:rPr>
+        <w:t xml:space="preserve"> tartoznak</w:t>
+      </w:r>
+      <w:r>
+        <w:rPr>
+          <w:lang w:eastAsia="hu-HU"/>
+        </w:rPr>
         <w:t>.</w:t>
       </w:r>
+      <w:r>
+        <w:rPr>
+          <w:lang w:eastAsia="hu-HU"/>
+        </w:rPr>
+        <w:t xml:space="preserve"> </w:t>
+      </w:r>
+      <w:r>
+        <w:rPr>
+          <w:lang w:eastAsia="hu-HU"/>
+        </w:rPr>
+        <w:t>A documents.user_id mutatja, ki töltötte fel a fájlt.</w:t>
+      </w:r>
+      <w:r>
+        <w:rPr>
+          <w:lang w:eastAsia="hu-HU"/>
+        </w:rPr>
+        <w:t xml:space="preserve"> F</w:t>
+      </w:r>
+      <w:r>
+        <w:rPr>
+          <w:lang w:eastAsia="hu-HU"/>
+        </w:rPr>
+        <w:t>elhasználónak több dokumentuma is lehet.</w:t>
+      </w:r>
+    </w:p>
+    <w:p>
+      <w:pPr>
+        <w:rPr>
+          <w:lang w:eastAsia="hu-HU"/>
+        </w:rPr>
+      </w:pPr>
+      <w:r>
+        <w:rPr>
+          <w:lang w:eastAsia="hu-HU"/>
+        </w:rPr>
+        <w:t>lands → users: A lands tábla a users táblához kapcsolódik, mert: Minden földterület egy adott felhasználó tulajdona. A lands.user_id jelzi a tulajdonost. Egy felhasználónak több földje lehet, de egy föld csak egy felhasználóhoz tartozik.</w:t>
+      </w:r>
+    </w:p>
+    <w:p>
+      <w:pPr>
+        <w:rPr>
+          <w:lang w:eastAsia="hu-HU"/>
+        </w:rPr>
+      </w:pPr>
+      <w:r>
+        <w:rPr>
+          <w:lang w:eastAsia="hu-HU"/>
+        </w:rPr>
+        <w:t>clients → users: A clients tábla azért kapcsolódik a users táblához, mert: Az ügyfelek egy adott felhasználó (pl. gazda) partnerei. A clients.user_id mutatja, hogy melyik felhasználóhoz tartozik az adott ügyfél. Így minden felhasználó a saját ügyfeleit kezeli.</w:t>
+      </w:r>
+    </w:p>
+    <w:p>
+      <w:pPr>
+        <w:rPr>
+          <w:lang w:eastAsia="hu-HU"/>
+        </w:rPr>
+      </w:pPr>
+      <w:r>
+        <w:rPr>
+          <w:lang w:eastAsia="hu-HU"/>
+        </w:rPr>
+        <w:t>marketplace → users: A marketplace tábla is a users táblához kapcsolódik, mert: A piactéren meghirdetett termékek egy adott felhasználóhoz tartoznak. A marketplace.user_id jelzi, ki tette fel a hirdetést. Egy felhasználó több hirdetést is feladhat.</w:t>
+      </w:r>
+    </w:p>
+    <w:p>
+      <w:pPr>
+        <w:keepNext/>
+        <w:jc w:val="center"/>
+      </w:pPr>
+      <w:r>
+        <w:rPr>
+          <w:noProof/>
+        </w:rPr>
+        <w:drawing>
+          <wp:inline distT="0" distB="0" distL="0" distR="0" wp14:anchorId="46FFC0AB" wp14:editId="5DFBF5E7">
+            <wp:extent cx="5600197" cy="4918075"/>
+            <wp:effectExtent l="0" t="0" r="635" b="0"/>
+            <wp:docPr id="4" name="Kép 4"/>
+            <wp:cNvGraphicFramePr>
+              <a:graphicFrameLocks xmlns:a="http://schemas.openxmlformats.org/drawingml/2006/main" noChangeAspect="1"/>
+            </wp:cNvGraphicFramePr>
+            <a:graphic xmlns:a="http://schemas.openxmlformats.org/drawingml/2006/main">
+              <a:graphicData uri="http://schemas.openxmlformats.org/drawingml/2006/picture">
+                <pic:pic xmlns:pic="http://schemas.openxmlformats.org/drawingml/2006/picture">
+                  <pic:nvPicPr>
+                    <pic:cNvPr id="1" name=""/>
+                    <pic:cNvPicPr/>
+                  </pic:nvPicPr>
+                  <pic:blipFill>
+                    <a:blip r:embed="rId10"/>
+                    <a:stretch>
+                      <a:fillRect/>
+                    </a:stretch>
+                  </pic:blipFill>
+                  <pic:spPr>
+                    <a:xfrm>
+                      <a:off x="0" y="0"/>
+                      <a:ext cx="5620858" cy="4936220"/>
+                    </a:xfrm>
+                    <a:prstGeom prst="rect">
+                      <a:avLst/>
+                    </a:prstGeom>
+                  </pic:spPr>
+                </pic:pic>
+              </a:graphicData>
+            </a:graphic>
+          </wp:inline>
+        </w:drawing>
+      </w:r>
+    </w:p>
+    <w:p>
+      <w:pPr>
+        <w:pStyle w:val="Kpalrs"/>
+        <w:jc w:val="center"/>
+      </w:pPr>
+      <w:fldSimple w:instr=" SEQ ábra \* ARABIC ">
+        <w:r>
+          <w:rPr>
+            <w:noProof/>
+          </w:rPr>
+          <w:t>2</w:t>
+        </w:r>
+      </w:fldSimple>
+      <w:r>
+        <w:t>. ábra: Kapcsolat tábla</w:t>
+      </w:r>
     </w:p>
     <w:p>
       <w:pPr>
         <w:pStyle w:val="Cmsor1"/>
       </w:pPr>
-      <w:r>
-        <w:br w:type="page"/>
-      </w:r>
-    </w:p>
-    <w:p>
-      <w:pPr>
-        <w:pStyle w:val="Cmsor1"/>
-      </w:pPr>
-      <w:bookmarkStart w:id="3" w:name="_Toc221019600"/>
+      <w:bookmarkStart w:id="3" w:name="_Toc227067820"/>
       <w:r>
         <w:lastRenderedPageBreak/>
         <w:t>Backend</w:t>
@@ -1492,6 +2892,620 @@
     </w:p>
     <w:p>
       <w:pPr>
+        <w:pStyle w:val="Cmsor2"/>
+      </w:pPr>
+      <w:bookmarkStart w:id="4" w:name="_Toc227067821"/>
+      <w:r>
+        <w:t>Db mappa</w:t>
+      </w:r>
+      <w:bookmarkEnd w:id="4"/>
+    </w:p>
+    <w:p>
+      <w:pPr>
+        <w:rPr>
+          <w:b/>
+        </w:rPr>
+      </w:pPr>
+      <w:r>
+        <w:rPr>
+          <w:b/>
+        </w:rPr>
+        <w:t>1. Kapcsolati menedzsment</w:t>
+      </w:r>
+    </w:p>
+    <w:p>
+      <w:r>
+        <w:t>Ez biztosítja, hogy a rendszer rugalmasan és biztonságosan működjön különböző környezetekben (fejlesztői vagy éles), mivel a kapcsolat részletei környezeti változókon alapulnak.</w:t>
+      </w:r>
+    </w:p>
+    <w:p>
+      <w:pPr>
+        <w:rPr>
+          <w:b/>
+        </w:rPr>
+      </w:pPr>
+      <w:r>
+        <w:rPr>
+          <w:b/>
+        </w:rPr>
+        <w:t>2. Adatbázis-életciklus kezelése</w:t>
+      </w:r>
+    </w:p>
+    <w:p>
+      <w:r>
+        <w:t>A init.sql fájl tartalmazza azokat a szkripteket, amelyek automatikusan felépítik a teljes táblaszerkezetet minden alkalmazás-indításkor. Ez egy "friss inicializálást" végez, törli a régi adatokat, és konzisztens adatbázis-környezetet hoz létre.</w:t>
+      </w:r>
+    </w:p>
+    <w:p>
+      <w:r>
+        <w:t>Létrehozza a bbagrar adatbázist, ha még nem létezik.</w:t>
+      </w:r>
+    </w:p>
+    <w:p>
+      <w:r>
+        <w:t>Biztosítja, hogy az adatbázis minden indításkor tiszta és használható legyen, anélkül hogy régi adatok zavarnának.</w:t>
+      </w:r>
+    </w:p>
+    <w:p>
+      <w:pPr>
+        <w:rPr>
+          <w:b/>
+        </w:rPr>
+      </w:pPr>
+      <w:r>
+        <w:rPr>
+          <w:b/>
+        </w:rPr>
+        <w:t>3. Struktúra és Integritás</w:t>
+      </w:r>
+    </w:p>
+    <w:p>
+      <w:r>
+        <w:t>A táblák közötti kapcsolatokat idegen kulcsokkal (foreign keys) és kényszerekkel (constraints) definiálja, hogy az adatbázis logikai felépítése mindig megfeleljen a szoftver követelményeinek.</w:t>
+      </w:r>
+    </w:p>
+    <w:p>
+      <w:pPr>
+        <w:rPr>
+          <w:b/>
+        </w:rPr>
+      </w:pPr>
+      <w:r>
+        <w:rPr>
+          <w:b/>
+        </w:rPr>
+        <w:t>4. Kezdeti adatok és biztonság</w:t>
+      </w:r>
+    </w:p>
+    <w:p>
+      <w:r>
+        <w:t>Az init.sql betölti a rendszer indulásához szükséges alapvető adatokat, például két alapértelmezett felhasználót (barni és savanyo)</w:t>
+      </w:r>
+    </w:p>
+    <w:p>
+      <w:r>
+        <w:t>A jelszavak már az inicializáláskor titkosítottak, így biztonságosak.</w:t>
+      </w:r>
+    </w:p>
+    <w:p>
+      <w:r>
+        <w:t>Egyéb táblák (például notification_settings) alapértelmezett beállításokkal indulnak.</w:t>
+      </w:r>
+    </w:p>
+    <w:p>
+      <w:r>
+        <w:t>Ez biztosítja, hogy az alkalmazás azonnal használható legyen induláskor, anélkül hogy manuális adatbevitelre lenne szükség.</w:t>
+      </w:r>
+    </w:p>
+    <w:p>
+      <w:pPr>
+        <w:rPr>
+          <w:b/>
+        </w:rPr>
+      </w:pPr>
+      <w:r>
+        <w:rPr>
+          <w:b/>
+        </w:rPr>
+        <w:t>5. Központi erőforrás</w:t>
+      </w:r>
+    </w:p>
+    <w:p>
+      <w:r>
+        <w:t>Egy jól meghatározott ponton keresztül teszi elérhetővé az adatbázis-lekérdezési lehetőséget a backend többi része számára (például a routes/ mappában lévő fájlok, mint documents.js).</w:t>
+      </w:r>
+    </w:p>
+    <w:p>
+      <w:r>
+        <w:lastRenderedPageBreak/>
+        <w:t>A pool és query függvények minimalizálják a redundanciát: minden adatbázis-művelet ezen keresztül fut, így egységes és karbantartható a kód.</w:t>
+      </w:r>
+    </w:p>
+    <w:p>
+      <w:r>
+        <w:rPr>
+          <w:noProof/>
+        </w:rPr>
+        <w:drawing>
+          <wp:inline distT="0" distB="0" distL="0" distR="0" wp14:anchorId="3CD7536B" wp14:editId="13970D8F">
+            <wp:extent cx="5760720" cy="4360545"/>
+            <wp:effectExtent l="0" t="0" r="0" b="1905"/>
+            <wp:docPr id="5" name="Kép 5"/>
+            <wp:cNvGraphicFramePr>
+              <a:graphicFrameLocks xmlns:a="http://schemas.openxmlformats.org/drawingml/2006/main" noChangeAspect="1"/>
+            </wp:cNvGraphicFramePr>
+            <a:graphic xmlns:a="http://schemas.openxmlformats.org/drawingml/2006/main">
+              <a:graphicData uri="http://schemas.openxmlformats.org/drawingml/2006/picture">
+                <pic:pic xmlns:pic="http://schemas.openxmlformats.org/drawingml/2006/picture">
+                  <pic:nvPicPr>
+                    <pic:cNvPr id="1" name=""/>
+                    <pic:cNvPicPr/>
+                  </pic:nvPicPr>
+                  <pic:blipFill>
+                    <a:blip r:embed="rId11"/>
+                    <a:stretch>
+                      <a:fillRect/>
+                    </a:stretch>
+                  </pic:blipFill>
+                  <pic:spPr>
+                    <a:xfrm>
+                      <a:off x="0" y="0"/>
+                      <a:ext cx="5760720" cy="4360545"/>
+                    </a:xfrm>
+                    <a:prstGeom prst="rect">
+                      <a:avLst/>
+                    </a:prstGeom>
+                  </pic:spPr>
+                </pic:pic>
+              </a:graphicData>
+            </a:graphic>
+          </wp:inline>
+        </w:drawing>
+      </w:r>
+    </w:p>
+    <w:p>
+      <w:pPr>
+        <w:pStyle w:val="Cmsor2"/>
+      </w:pPr>
+      <w:r>
+        <w:br/>
+      </w:r>
+      <w:bookmarkStart w:id="5" w:name="_Toc227067822"/>
+      <w:r>
+        <w:t>Routes mappa</w:t>
+      </w:r>
+      <w:bookmarkEnd w:id="5"/>
+    </w:p>
+    <w:p>
+      <w:pPr>
+        <w:rPr>
+          <w:b/>
+        </w:rPr>
+      </w:pPr>
+      <w:r>
+        <w:rPr>
+          <w:b/>
+        </w:rPr>
+        <w:t>1. Kérések feldolgozása</w:t>
+      </w:r>
+    </w:p>
+    <w:p>
+      <w:r>
+        <w:t>A kód fogadja a kliens felől érkező HTTP kéréseket (GET, POST, DELETE) az Express router segítségével.</w:t>
+      </w:r>
+    </w:p>
+    <w:p>
+      <w:r>
+        <w:t>A kérések aktiválják a megfelelő controller függvényeket, amelyek kinyerik és feldolgozzák az adatokat.</w:t>
+      </w:r>
+    </w:p>
+    <w:p>
+      <w:pPr>
+        <w:rPr>
+          <w:b/>
+        </w:rPr>
+      </w:pPr>
+      <w:r>
+        <w:rPr>
+          <w:b/>
+        </w:rPr>
+        <w:t>2. Üzleti logika irányítása</w:t>
+      </w:r>
+    </w:p>
+    <w:p>
+      <w:r>
+        <w:t>Itt dől el a munkafolyamat sorrendje. Minden controller függvény (pl. getDocuments, uploadDocument) egy-egy logikai folyamatot irányít:</w:t>
+      </w:r>
+    </w:p>
+    <w:p>
+      <w:r>
+        <w:lastRenderedPageBreak/>
+        <w:t>Feltöltésnél: Először validálja a bemenetet (pl. kötelező mezők: title, category), majd menti a fájlt a szerverre, végül beszúrja az adatokat az adatbázisba.</w:t>
+      </w:r>
+    </w:p>
+    <w:p>
+      <w:r>
+        <w:t>Törlésnél: Először lekérdezi a dokumentumot az adatbázisból, törli a fájlt a fájlrendszerből, majd eltávolítja az adatbázis rekordot ez biztosítja a konzisztenciát.</w:t>
+      </w:r>
+    </w:p>
+    <w:p>
+      <w:r>
+        <w:t>Lekérésnél: Összekapcsolja a dokumentumokat a kapcsolódó entitásokkal (állatok, földek, kliensek) JOIN lekérdezésekkel, és rendezett formában adja vissza.</w:t>
+      </w:r>
+    </w:p>
+    <w:p>
+      <w:pPr>
+        <w:rPr>
+          <w:b/>
+        </w:rPr>
+      </w:pPr>
+      <w:r>
+        <w:rPr>
+          <w:b/>
+        </w:rPr>
+        <w:t>3. Jogosultságkezelés és biztonság</w:t>
+      </w:r>
+    </w:p>
+    <w:p>
+      <w:r>
+        <w:t>Csak a saját dokumentumaihoz férhet hozzá a felhasználó</w:t>
+      </w:r>
+      <w:r>
+        <w:t>.</w:t>
+      </w:r>
+    </w:p>
+    <w:p>
+      <w:r>
+        <w:t>Ha nincs jogosultság (401 Unauthorized), azonnal visszautasítja a kérést.</w:t>
+      </w:r>
+    </w:p>
+    <w:p>
+      <w:r>
+        <w:t>Biztonságos fájlkezelés: Csak engedélyezett MIME típusokat fogad el (PDF, Word, Excel, képek), és korlátozza a fájlméretet (10MB). A fájlok egy dedikált mappában (uploads/) tárolódnak, egyedi nevekkel, hogy elkerülje az ütközéseket.</w:t>
+      </w:r>
+    </w:p>
+    <w:p>
+      <w:pPr>
+        <w:rPr>
+          <w:b/>
+        </w:rPr>
+      </w:pPr>
+      <w:r>
+        <w:rPr>
+          <w:b/>
+        </w:rPr>
+        <w:t>4. Szerverválaszok szabványosítása</w:t>
+      </w:r>
+    </w:p>
+    <w:p>
+      <w:r>
+        <w:t>A válaszok mindig megfelelő HTTP státuszkódokat használnak és egységes JSON formátumúak:</w:t>
+      </w:r>
+    </w:p>
+    <w:p>
+      <w:r>
+        <w:t>Sikeres műveletek: 200 OK (pl. dokumentum lista vagy feltöltés siker).</w:t>
+      </w:r>
+    </w:p>
+    <w:p>
+      <w:r>
+        <w:t>Hibák: 400 Bad Request (hiányzó adatok), 401 Unauthorized (jogosulatlan), 404 Not Found (nem található dokumentum), 500 Internal Server Error (adatbázis hiba).</w:t>
+      </w:r>
+    </w:p>
+    <w:p>
+      <w:pPr>
+        <w:rPr>
+          <w:b/>
+        </w:rPr>
+      </w:pPr>
+      <w:r>
+        <w:rPr>
+          <w:b/>
+        </w:rPr>
+        <w:t>5. Hibakezelés (Try-Catch)</w:t>
+      </w:r>
+    </w:p>
+    <w:p>
+      <w:r>
+        <w:t>Minden controller függvény try-catch blokkba van csomagolva, hogy elkapja a futásidejű hibákat (pl. adatbázis kapcsolat megszakadása, fájl írási hiba).</w:t>
+      </w:r>
+    </w:p>
+    <w:p>
+      <w:r>
+        <w:t>Ha hiba történik, naplózza a konzolon (console.error), és értesíti a felhasználót egy általános hibaüzenettel anélkül, hogy részleteket fedne fel (biztonság).</w:t>
+      </w:r>
+    </w:p>
+    <w:p>
+      <w:r>
+        <w:t>Megakadályozza a szerver leállását: a hiba után a következő kérések továbbra is feldolgozhatók.</w:t>
+      </w:r>
+    </w:p>
+    <w:p>
+      <w:r>
+        <w:t>Például: Adatbázis hiba esetén res.status(500).json({ error: 'Hiba a dokumentumok lekérése során' }).</w:t>
+      </w:r>
+    </w:p>
+    <w:p>
+      <w:pPr>
+        <w:rPr>
+          <w:b/>
+        </w:rPr>
+      </w:pPr>
+      <w:r>
+        <w:rPr>
+          <w:b/>
+        </w:rPr>
+        <w:lastRenderedPageBreak/>
+        <w:t>6. Interakció a modellekkel</w:t>
+      </w:r>
+    </w:p>
+    <w:p>
+      <w:r>
+        <w:t>A kód közvetlenül használja az adatbázis-modellt</w:t>
+      </w:r>
+      <w:r>
+        <w:t>.</w:t>
+      </w:r>
+    </w:p>
+    <w:p>
+      <w:r>
+        <w:t>Lekérdezések: SELECT, INSERT, DELETE műveletek a documents táblán, JOIN-okkal más táblákhoz (animals, lands, clients).</w:t>
+      </w:r>
+    </w:p>
+    <w:p>
+      <w:r>
+        <w:t>Ez egy központi ponton keresztül teszi elérhetővé az adatbázis-műveleteket, minimalizálva a redundanciát a kódban. A modellek (adatbázis táblák) és a controller logika elkülönülnek, így a változások könnyen kezelhetők.</w:t>
+      </w:r>
+    </w:p>
+    <w:p>
+      <w:r>
+        <w:rPr>
+          <w:noProof/>
+        </w:rPr>
+        <w:drawing>
+          <wp:inline distT="0" distB="0" distL="0" distR="0" wp14:anchorId="71446613" wp14:editId="2F1F2A4F">
+            <wp:extent cx="5760720" cy="4354830"/>
+            <wp:effectExtent l="0" t="0" r="0" b="7620"/>
+            <wp:docPr id="6" name="Kép 6"/>
+            <wp:cNvGraphicFramePr>
+              <a:graphicFrameLocks xmlns:a="http://schemas.openxmlformats.org/drawingml/2006/main" noChangeAspect="1"/>
+            </wp:cNvGraphicFramePr>
+            <a:graphic xmlns:a="http://schemas.openxmlformats.org/drawingml/2006/main">
+              <a:graphicData uri="http://schemas.openxmlformats.org/drawingml/2006/picture">
+                <pic:pic xmlns:pic="http://schemas.openxmlformats.org/drawingml/2006/picture">
+                  <pic:nvPicPr>
+                    <pic:cNvPr id="1" name=""/>
+                    <pic:cNvPicPr/>
+                  </pic:nvPicPr>
+                  <pic:blipFill>
+                    <a:blip r:embed="rId12"/>
+                    <a:stretch>
+                      <a:fillRect/>
+                    </a:stretch>
+                  </pic:blipFill>
+                  <pic:spPr>
+                    <a:xfrm>
+                      <a:off x="0" y="0"/>
+                      <a:ext cx="5760720" cy="4354830"/>
+                    </a:xfrm>
+                    <a:prstGeom prst="rect">
+                      <a:avLst/>
+                    </a:prstGeom>
+                  </pic:spPr>
+                </pic:pic>
+              </a:graphicData>
+            </a:graphic>
+          </wp:inline>
+        </w:drawing>
+      </w:r>
+    </w:p>
+    <w:p>
+      <w:pPr>
+        <w:pStyle w:val="Cmsor2"/>
+      </w:pPr>
+      <w:r>
+        <w:br/>
+      </w:r>
+      <w:bookmarkStart w:id="6" w:name="_Toc227067823"/>
+      <w:r>
+        <w:t>Src mappa</w:t>
+      </w:r>
+      <w:bookmarkEnd w:id="6"/>
+    </w:p>
+    <w:p>
+      <w:r>
+        <w:rPr>
+          <w:b/>
+        </w:rPr>
+        <w:t>1. Szerver inicializálása és konfiguráció</w:t>
+      </w:r>
+      <w:r>
+        <w:t xml:space="preserve"> (index.js alapján)</w:t>
+      </w:r>
+    </w:p>
+    <w:p>
+      <w:r>
+        <w:t>Az index.js fájl indítja el az Express szervert, amely a backend magja. Beállítja a környezeti változókat (pl. PORT=4000, CORS_ORIGIN), hogy a rendszer rugalmasan működjön különböző környezetekben (fejlesztői vagy éles).</w:t>
+      </w:r>
+    </w:p>
+    <w:p>
+      <w:r>
+        <w:lastRenderedPageBreak/>
+        <w:t>Konfigurálja a CORS-t (Cross-Origin Resource Sharing) a frontend (pl. localhost:5173) eléréséhez, és beállítja a JSON/URL-encoded adatok feldolgozását nagy fájlokhoz (10MB limit).</w:t>
+      </w:r>
+    </w:p>
+    <w:p>
+      <w:r>
+        <w:t>Inicializálja az adatbázis kapcsolatot újrapróbálkozással (retry logic), hogy biztosítsa a konzisztens indulást, még ha a DB késik.</w:t>
+      </w:r>
+    </w:p>
+    <w:p>
+      <w:r>
+        <w:t>Beállítja a statikus fájlok kiszolgálását (uploads mappa), és létrehozza az almappákat (avatars, documents, marketplace) automatikusan, ha nem léteznek.</w:t>
+      </w:r>
+    </w:p>
+    <w:p>
+      <w:r>
+        <w:t>Ez biztosítja, hogy a szerver azonnal használható legyen induláskor, anélkül hogy manuális beállításokra lenne szükség.</w:t>
+      </w:r>
+    </w:p>
+    <w:p>
+      <w:r>
+        <w:rPr>
+          <w:b/>
+        </w:rPr>
+        <w:t>2. Adatbázis kapcsolat kezelése</w:t>
+      </w:r>
+      <w:r>
+        <w:t xml:space="preserve"> (db.js alapján)</w:t>
+      </w:r>
+    </w:p>
+    <w:p>
+      <w:r>
+        <w:t>A db.js fájl központi adatbázis-kapcsolati réteget hoz létre könyvtár használatával. Ez egy connection pool-t épít fel, amely hatékonyan osztja ki a kapcsolatokat a kérések között.</w:t>
+      </w:r>
+    </w:p>
+    <w:p>
+      <w:r>
+        <w:t>Környezeti változók alapján konfigurálja a kapcsolatot (DB_HOST, DB_USER stb.), így biztonságosan és rugalmasan mozgatható a fejlesztői és éles környezetek között.</w:t>
+      </w:r>
+    </w:p>
+    <w:p>
+      <w:r>
+        <w:t>Exportál egy query függvényt, amely egyszerűen futtat SQL-lekérdezéseket aszinkron módon, minimalizálva a redundanciát a kódban.</w:t>
+      </w:r>
+    </w:p>
+    <w:p>
+      <w:r>
+        <w:t>Ez egy központi erőforrás, amelyen keresztül minden adatbázis-művelet (lekérés, beszúrás, frissítés) fut az index.js-ben definiált végpontokon keresztül.</w:t>
+      </w:r>
+    </w:p>
+    <w:p>
+      <w:r>
+        <w:rPr>
+          <w:b/>
+        </w:rPr>
+        <w:t>3. Hitelesítés és jogosultságkezelés</w:t>
+      </w:r>
+      <w:r>
+        <w:t xml:space="preserve"> (auth.js alapján)</w:t>
+      </w:r>
+    </w:p>
+    <w:p>
+      <w:r>
+        <w:t>Az auth.js fájl JWT (JSON Web Token) alapú hitelesítési middleware-t biztosít, amely minden beérkező kérést ellenőriz, mielőtt azok elérnék a fő logikát.</w:t>
+      </w:r>
+    </w:p>
+    <w:p>
+      <w:r>
+        <w:t>A requireAuth függvény kinyeri és ellenőrzi a tokent a HTTP fejlécekből; ha hiányzik vagy érvénytelen, 401-es hibát küld, megakadályozva az illetéktelen hozzáférést.</w:t>
+      </w:r>
+    </w:p>
+    <w:p>
+      <w:r>
+        <w:t>A requireRole függvény szerepkör-alapú szűrést végez (pl. 'owner', 'admin'), 403-as hibával válaszolva a jogosulatlan próbálkozásokra.</w:t>
+      </w:r>
+    </w:p>
+    <w:p>
+      <w:r>
+        <w:t>A signToken függvény új tokent generál bejelentkezéskor vagy regisztrációnál, 7 napos lejárattal.</w:t>
+      </w:r>
+    </w:p>
+    <w:p>
+      <w:r>
+        <w:lastRenderedPageBreak/>
+        <w:t>Ez védelmi vonalat képez: csak hitelesített felhasználók férhetnek hozzá a privát útvonalakhoz (pl. profiladatok, állatok kezelése), és automatikusan hibaüzenetet küld a jogosulatlan kísérleteknél.</w:t>
+      </w:r>
+    </w:p>
+    <w:p>
+      <w:pPr>
+        <w:rPr>
+          <w:b/>
+        </w:rPr>
+      </w:pPr>
+      <w:r>
+        <w:rPr>
+          <w:b/>
+        </w:rPr>
+        <w:t>4. Integrált működés és üzleti logika</w:t>
+      </w:r>
+    </w:p>
+    <w:p>
+      <w:r>
+        <w:t>Ezek a fájlok együtt alkotják a rendszer "agya": az index.js kezeli a kéréseket (pl. /api/auth/login, /api/animals), az auth.js biztosítja a biztonságos hozzáférést, a db.js pedig az adatbázis-interakciót.</w:t>
+      </w:r>
+    </w:p>
+    <w:p>
+      <w:r>
+        <w:t>Például egy állat hozzáadására irányuló POST kérés: először az auth.js ellenőrzi a tokent és szerepkört, majd az index.js validálja az adatokat, végül a db.js menti az adatbázisba.</w:t>
+      </w:r>
+    </w:p>
+    <w:p>
+      <w:r>
+        <w:t>Hibakezelés: Minden fájlban try-catch blokkok vannak, amelyek elkapják a futásidejű hibákat (pl. DB kapcsolat megszakadása), és értesítik a felhasználót anélkül, hogy leállítanák a szervert.</w:t>
+      </w:r>
+    </w:p>
+    <w:p>
+      <w:r>
+        <w:t>Szerverválaszok szabványosítása: Egységes HTTP státuszkódok (200, 401, 403, 500) és JSON válaszok minden végponton.</w:t>
+      </w:r>
+    </w:p>
+    <w:p>
+      <w:r>
+        <w:t>Ez minimalizálja a kódismétlést: a middleware-ek (auth.js) minden útvonalon alkalmazhatók, a db.js központi lekérdezési pontot biztosít.</w:t>
+      </w:r>
+    </w:p>
+    <w:p>
+      <w:pPr>
+        <w:rPr>
+          <w:b/>
+        </w:rPr>
+      </w:pPr>
+      <w:r>
+        <w:rPr>
+          <w:b/>
+          <w:noProof/>
+        </w:rPr>
+        <w:lastRenderedPageBreak/>
+        <w:drawing>
+          <wp:inline distT="0" distB="0" distL="0" distR="0" wp14:anchorId="5D7C2DE3" wp14:editId="28A720E6">
+            <wp:extent cx="5760720" cy="4375150"/>
+            <wp:effectExtent l="0" t="0" r="0" b="6350"/>
+            <wp:docPr id="8" name="Kép 8"/>
+            <wp:cNvGraphicFramePr>
+              <a:graphicFrameLocks xmlns:a="http://schemas.openxmlformats.org/drawingml/2006/main" noChangeAspect="1"/>
+            </wp:cNvGraphicFramePr>
+            <a:graphic xmlns:a="http://schemas.openxmlformats.org/drawingml/2006/main">
+              <a:graphicData uri="http://schemas.openxmlformats.org/drawingml/2006/picture">
+                <pic:pic xmlns:pic="http://schemas.openxmlformats.org/drawingml/2006/picture">
+                  <pic:nvPicPr>
+                    <pic:cNvPr id="1" name=""/>
+                    <pic:cNvPicPr/>
+                  </pic:nvPicPr>
+                  <pic:blipFill>
+                    <a:blip r:embed="rId13"/>
+                    <a:stretch>
+                      <a:fillRect/>
+                    </a:stretch>
+                  </pic:blipFill>
+                  <pic:spPr>
+                    <a:xfrm>
+                      <a:off x="0" y="0"/>
+                      <a:ext cx="5760720" cy="4375150"/>
+                    </a:xfrm>
+                    <a:prstGeom prst="rect">
+                      <a:avLst/>
+                    </a:prstGeom>
+                  </pic:spPr>
+                </pic:pic>
+              </a:graphicData>
+            </a:graphic>
+          </wp:inline>
+        </w:drawing>
+      </w:r>
+    </w:p>
+    <w:p>
+      <w:pPr>
         <w:pStyle w:val="Cmsor1"/>
       </w:pPr>
       <w:r>
@@ -1502,12 +3516,1789 @@
       <w:pPr>
         <w:pStyle w:val="Cmsor1"/>
       </w:pPr>
-      <w:bookmarkStart w:id="4" w:name="_Toc221019601"/>
+      <w:bookmarkStart w:id="7" w:name="_Toc227067824"/>
       <w:r>
         <w:lastRenderedPageBreak/>
         <w:t>Frontend</w:t>
       </w:r>
-      <w:bookmarkEnd w:id="4"/>
+      <w:bookmarkEnd w:id="7"/>
+    </w:p>
+    <w:p>
+      <w:r>
+        <w:t>A frontend feladata, hogy a felhasználó számára jól használható, gyors és vizuálisan rendezett felületet biztosítson. A BB Agrár frontendje modern komponensalapú szerkezetben készült, amely támogatja a skálázhatóságot, a könnyű karbantarthatóságot és a gyors fejlesztési ciklusokat. A fejlesztés során kiemelt figyelmet fordítottunk arra, hogy a rendszer ne csupán technikailag működjön megfelelően, hanem a felhasználói élmény szempontjából is professzionális benyomást keltsen.</w:t>
+      </w:r>
+    </w:p>
+    <w:p>
+      <w:r>
+        <w:t>A kezelőfelület minden modul esetében egységes designrendszert követ, így a felhasználó számára a teljes alkalmazás könnyen megtanulható és logikusan használható marad. A frontend kialakításánál fontos szempont volt az adminisztrációs folyamatok gyorsíthatósága, ezért a legtöbb oldalon táblázatos megjelenítés, gyors műveletgombok és jól strukturált űrlapok kerültek kialakításra.</w:t>
+      </w:r>
+    </w:p>
+    <w:p>
+      <w:pPr>
+        <w:pStyle w:val="Cmsor2"/>
+      </w:pPr>
+      <w:bookmarkStart w:id="8" w:name="_Toc227067825"/>
+      <w:r>
+        <w:t>F</w:t>
+      </w:r>
+      <w:r>
+        <w:t>rontend architektúra</w:t>
+      </w:r>
+      <w:bookmarkEnd w:id="8"/>
+    </w:p>
+    <w:p>
+      <w:pPr>
+        <w:pStyle w:val="FirstParagraph"/>
+        <w:jc w:val="both"/>
+        <w:rPr>
+          <w:rFonts w:ascii="Times New Roman" w:hAnsi="Times New Roman" w:cs="Times New Roman"/>
+        </w:rPr>
+      </w:pPr>
+      <w:r>
+        <w:rPr>
+          <w:rFonts w:ascii="Times New Roman" w:hAnsi="Times New Roman" w:cs="Times New Roman"/>
+        </w:rPr>
+        <w:t>A frontend főbb egységei:</w:t>
+      </w:r>
+    </w:p>
+    <w:p>
+      <w:pPr>
+        <w:pStyle w:val="Compact"/>
+        <w:numPr>
+          <w:ilvl w:val="0"/>
+          <w:numId w:val="4"/>
+        </w:numPr>
+        <w:jc w:val="both"/>
+        <w:rPr>
+          <w:rFonts w:ascii="Times New Roman" w:hAnsi="Times New Roman" w:cs="Times New Roman"/>
+        </w:rPr>
+      </w:pPr>
+      <w:r>
+        <w:rPr>
+          <w:rFonts w:ascii="Times New Roman" w:hAnsi="Times New Roman" w:cs="Times New Roman"/>
+        </w:rPr>
+        <w:t>pages</w:t>
+      </w:r>
+    </w:p>
+    <w:p>
+      <w:pPr>
+        <w:pStyle w:val="Compact"/>
+        <w:numPr>
+          <w:ilvl w:val="0"/>
+          <w:numId w:val="4"/>
+        </w:numPr>
+        <w:jc w:val="both"/>
+        <w:rPr>
+          <w:rFonts w:ascii="Times New Roman" w:hAnsi="Times New Roman" w:cs="Times New Roman"/>
+        </w:rPr>
+      </w:pPr>
+      <w:r>
+        <w:rPr>
+          <w:rFonts w:ascii="Times New Roman" w:hAnsi="Times New Roman" w:cs="Times New Roman"/>
+        </w:rPr>
+        <w:t>components</w:t>
+      </w:r>
+    </w:p>
+    <w:p>
+      <w:pPr>
+        <w:pStyle w:val="Compact"/>
+        <w:numPr>
+          <w:ilvl w:val="0"/>
+          <w:numId w:val="4"/>
+        </w:numPr>
+        <w:jc w:val="both"/>
+        <w:rPr>
+          <w:rFonts w:ascii="Times New Roman" w:hAnsi="Times New Roman" w:cs="Times New Roman"/>
+        </w:rPr>
+      </w:pPr>
+      <w:r>
+        <w:rPr>
+          <w:rFonts w:ascii="Times New Roman" w:hAnsi="Times New Roman" w:cs="Times New Roman"/>
+        </w:rPr>
+        <w:t>hooks</w:t>
+      </w:r>
+    </w:p>
+    <w:p>
+      <w:pPr>
+        <w:pStyle w:val="Compact"/>
+        <w:numPr>
+          <w:ilvl w:val="0"/>
+          <w:numId w:val="4"/>
+        </w:numPr>
+        <w:jc w:val="both"/>
+        <w:rPr>
+          <w:rFonts w:ascii="Times New Roman" w:hAnsi="Times New Roman" w:cs="Times New Roman"/>
+        </w:rPr>
+      </w:pPr>
+      <w:r>
+        <w:rPr>
+          <w:rFonts w:ascii="Times New Roman" w:hAnsi="Times New Roman" w:cs="Times New Roman"/>
+        </w:rPr>
+        <w:t>context</w:t>
+      </w:r>
+    </w:p>
+    <w:p>
+      <w:pPr>
+        <w:pStyle w:val="Compact"/>
+        <w:numPr>
+          <w:ilvl w:val="0"/>
+          <w:numId w:val="4"/>
+        </w:numPr>
+        <w:jc w:val="both"/>
+        <w:rPr>
+          <w:rFonts w:ascii="Times New Roman" w:hAnsi="Times New Roman" w:cs="Times New Roman"/>
+        </w:rPr>
+      </w:pPr>
+      <w:r>
+        <w:rPr>
+          <w:rFonts w:ascii="Times New Roman" w:hAnsi="Times New Roman" w:cs="Times New Roman"/>
+        </w:rPr>
+        <w:t>services</w:t>
+      </w:r>
+    </w:p>
+    <w:p>
+      <w:pPr>
+        <w:pStyle w:val="Compact"/>
+        <w:numPr>
+          <w:ilvl w:val="0"/>
+          <w:numId w:val="4"/>
+        </w:numPr>
+        <w:jc w:val="both"/>
+        <w:rPr>
+          <w:rFonts w:ascii="Times New Roman" w:hAnsi="Times New Roman" w:cs="Times New Roman"/>
+        </w:rPr>
+      </w:pPr>
+      <w:r>
+        <w:rPr>
+          <w:rFonts w:ascii="Times New Roman" w:hAnsi="Times New Roman" w:cs="Times New Roman"/>
+        </w:rPr>
+        <w:t>auth</w:t>
+      </w:r>
+    </w:p>
+    <w:p>
+      <w:pPr>
+        <w:pStyle w:val="Compact"/>
+        <w:numPr>
+          <w:ilvl w:val="0"/>
+          <w:numId w:val="4"/>
+        </w:numPr>
+        <w:jc w:val="both"/>
+        <w:rPr>
+          <w:rFonts w:ascii="Times New Roman" w:hAnsi="Times New Roman" w:cs="Times New Roman"/>
+        </w:rPr>
+      </w:pPr>
+      <w:r>
+        <w:rPr>
+          <w:rFonts w:ascii="Times New Roman" w:hAnsi="Times New Roman" w:cs="Times New Roman"/>
+        </w:rPr>
+        <w:t>assets</w:t>
+      </w:r>
+    </w:p>
+    <w:p>
+      <w:r>
+        <w:t>A komponensek újrahasznosíthatósága segít abban, hogy a felület egységes maradjon, és a fejlesztés is hatékonyabb legyen. A különálló mappastruktúra lehetővé teszi a logikai szétválasztást, ezáltal a projekt könnyebben karbantartható és bővíthető marad.</w:t>
+      </w:r>
+    </w:p>
+    <w:p>
+      <w:r>
+        <w:t xml:space="preserve">A </w:t>
+      </w:r>
+      <w:r>
+        <w:rPr>
+          <w:rStyle w:val="VerbatimChar"/>
+          <w:rFonts w:ascii="Times New Roman" w:hAnsi="Times New Roman" w:cs="Times New Roman"/>
+        </w:rPr>
+        <w:t>pages</w:t>
+      </w:r>
+      <w:r>
+        <w:t xml:space="preserve"> mappa tartalmazza az alkalmazás fő oldalait, amelyek route-okhoz kapcsolódnak. A </w:t>
+      </w:r>
+      <w:r>
+        <w:rPr>
+          <w:rStyle w:val="VerbatimChar"/>
+          <w:rFonts w:ascii="Times New Roman" w:hAnsi="Times New Roman" w:cs="Times New Roman"/>
+        </w:rPr>
+        <w:t>components</w:t>
+      </w:r>
+      <w:r>
+        <w:t xml:space="preserve"> mappában találhatók az újrafelhasználható UI elemek, például gombok, modalok, táblázatok és form komponensek. A </w:t>
+      </w:r>
+      <w:r>
+        <w:rPr>
+          <w:rStyle w:val="VerbatimChar"/>
+          <w:rFonts w:ascii="Times New Roman" w:hAnsi="Times New Roman" w:cs="Times New Roman"/>
+        </w:rPr>
+        <w:t>hooks</w:t>
+      </w:r>
+      <w:r>
+        <w:t xml:space="preserve"> mappa a saját React hookokat tartalmazza, amelyek segítségével a gyakran ismétlődő logikák központilag kezelhetők. A </w:t>
+      </w:r>
+      <w:r>
+        <w:rPr>
+          <w:rStyle w:val="VerbatimChar"/>
+          <w:rFonts w:ascii="Times New Roman" w:hAnsi="Times New Roman" w:cs="Times New Roman"/>
+        </w:rPr>
+        <w:t>context</w:t>
+      </w:r>
+      <w:r>
+        <w:t xml:space="preserve"> mappa a globális állapotkezelésért felel, például autentikáció vagy felhasználói adatok esetében.</w:t>
+      </w:r>
+    </w:p>
+    <w:p>
+      <w:pPr>
+        <w:pStyle w:val="Cmsor2"/>
+      </w:pPr>
+      <w:bookmarkStart w:id="9" w:name="_Toc227067826"/>
+      <w:r>
+        <w:t>Főképernyő és dashboard</w:t>
+      </w:r>
+      <w:bookmarkEnd w:id="9"/>
+    </w:p>
+    <w:p>
+      <w:r>
+        <w:t>A dashboard a rendszer központi nézete. Innen érhető el a legtöbb modul, és itt jelennek meg a legfontosabb összesítő adatok.</w:t>
+      </w:r>
+    </w:p>
+    <w:p>
+      <w:r>
+        <w:lastRenderedPageBreak/>
+        <w:t>A dashboard tartalma:</w:t>
+      </w:r>
+    </w:p>
+    <w:p>
+      <w:pPr>
+        <w:pStyle w:val="Listaszerbekezds"/>
+        <w:numPr>
+          <w:ilvl w:val="0"/>
+          <w:numId w:val="5"/>
+        </w:numPr>
+      </w:pPr>
+      <w:r>
+        <w:t>gyors statisztikák</w:t>
+      </w:r>
+    </w:p>
+    <w:p>
+      <w:pPr>
+        <w:pStyle w:val="Listaszerbekezds"/>
+        <w:numPr>
+          <w:ilvl w:val="0"/>
+          <w:numId w:val="5"/>
+        </w:numPr>
+      </w:pPr>
+      <w:r>
+        <w:t>rövidítve megjelenített pénzügyi adatok</w:t>
+      </w:r>
+    </w:p>
+    <w:p>
+      <w:pPr>
+        <w:pStyle w:val="Listaszerbekezds"/>
+        <w:numPr>
+          <w:ilvl w:val="0"/>
+          <w:numId w:val="5"/>
+        </w:numPr>
+      </w:pPr>
+      <w:r>
+        <w:t>állatlétszám</w:t>
+      </w:r>
+    </w:p>
+    <w:p>
+      <w:pPr>
+        <w:pStyle w:val="Listaszerbekezds"/>
+        <w:numPr>
+          <w:ilvl w:val="0"/>
+          <w:numId w:val="5"/>
+        </w:numPr>
+      </w:pPr>
+      <w:r>
+        <w:t>földterület összesítő</w:t>
+      </w:r>
+    </w:p>
+    <w:p>
+      <w:pPr>
+        <w:pStyle w:val="Listaszerbekezds"/>
+        <w:numPr>
+          <w:ilvl w:val="0"/>
+          <w:numId w:val="5"/>
+        </w:numPr>
+      </w:pPr>
+      <w:r>
+        <w:t>legfrissebb értesítések</w:t>
+      </w:r>
+    </w:p>
+    <w:p>
+      <w:pPr>
+        <w:pStyle w:val="Listaszerbekezds"/>
+        <w:numPr>
+          <w:ilvl w:val="0"/>
+          <w:numId w:val="5"/>
+        </w:numPr>
+      </w:pPr>
+      <w:r>
+        <w:t>gyors műveletgombok</w:t>
+      </w:r>
+    </w:p>
+    <w:p>
+      <w:r>
+        <w:t>A dashboard célja az, hogy a felhasználó egy pillantással átlássa a gazdaság állapotát. A dashboard kialakításánál arra törekedtünk, hogy a legfontosabb információk ne igényeljenek további navigációt, hanem azonnal láthatók legyenek.</w:t>
+      </w:r>
+    </w:p>
+    <w:p>
+      <w:r>
+        <w:rPr>
+          <w:noProof/>
+        </w:rPr>
+        <w:drawing>
+          <wp:inline distT="0" distB="0" distL="0" distR="0" wp14:anchorId="588CADDD" wp14:editId="534D113E">
+            <wp:extent cx="5760720" cy="3293745"/>
+            <wp:effectExtent l="0" t="0" r="0" b="1905"/>
+            <wp:docPr id="12" name="Kép 12"/>
+            <wp:cNvGraphicFramePr>
+              <a:graphicFrameLocks xmlns:a="http://schemas.openxmlformats.org/drawingml/2006/main" noChangeAspect="1"/>
+            </wp:cNvGraphicFramePr>
+            <a:graphic xmlns:a="http://schemas.openxmlformats.org/drawingml/2006/main">
+              <a:graphicData uri="http://schemas.openxmlformats.org/drawingml/2006/picture">
+                <pic:pic xmlns:pic="http://schemas.openxmlformats.org/drawingml/2006/picture">
+                  <pic:nvPicPr>
+                    <pic:cNvPr id="1" name=""/>
+                    <pic:cNvPicPr/>
+                  </pic:nvPicPr>
+                  <pic:blipFill>
+                    <a:blip r:embed="rId14"/>
+                    <a:stretch>
+                      <a:fillRect/>
+                    </a:stretch>
+                  </pic:blipFill>
+                  <pic:spPr>
+                    <a:xfrm>
+                      <a:off x="0" y="0"/>
+                      <a:ext cx="5760720" cy="3293745"/>
+                    </a:xfrm>
+                    <a:prstGeom prst="rect">
+                      <a:avLst/>
+                    </a:prstGeom>
+                  </pic:spPr>
+                </pic:pic>
+              </a:graphicData>
+            </a:graphic>
+          </wp:inline>
+        </w:drawing>
+      </w:r>
+    </w:p>
+    <w:p>
+      <w:pPr>
+        <w:pStyle w:val="Cmsor2"/>
+      </w:pPr>
+      <w:bookmarkStart w:id="10" w:name="_Toc227067827"/>
+      <w:r>
+        <w:rPr>
+          <w:noProof/>
+        </w:rPr>
+        <w:lastRenderedPageBreak/>
+        <w:drawing>
+          <wp:anchor distT="0" distB="0" distL="114300" distR="114300" simplePos="0" relativeHeight="251658240" behindDoc="1" locked="0" layoutInCell="1" allowOverlap="1" wp14:anchorId="36314592">
+            <wp:simplePos x="0" y="0"/>
+            <wp:positionH relativeFrom="margin">
+              <wp:align>right</wp:align>
+            </wp:positionH>
+            <wp:positionV relativeFrom="paragraph">
+              <wp:posOffset>0</wp:posOffset>
+            </wp:positionV>
+            <wp:extent cx="1047750" cy="2457450"/>
+            <wp:effectExtent l="0" t="0" r="0" b="0"/>
+            <wp:wrapSquare wrapText="bothSides"/>
+            <wp:docPr id="11" name="Kép 11"/>
+            <wp:cNvGraphicFramePr>
+              <a:graphicFrameLocks xmlns:a="http://schemas.openxmlformats.org/drawingml/2006/main" noChangeAspect="1"/>
+            </wp:cNvGraphicFramePr>
+            <a:graphic xmlns:a="http://schemas.openxmlformats.org/drawingml/2006/main">
+              <a:graphicData uri="http://schemas.openxmlformats.org/drawingml/2006/picture">
+                <pic:pic xmlns:pic="http://schemas.openxmlformats.org/drawingml/2006/picture">
+                  <pic:nvPicPr>
+                    <pic:cNvPr id="1" name=""/>
+                    <pic:cNvPicPr/>
+                  </pic:nvPicPr>
+                  <pic:blipFill>
+                    <a:blip r:embed="rId15" cstate="print">
+                      <a:extLst>
+                        <a:ext uri="{28A0092B-C50C-407E-A947-70E740481C1C}">
+                          <a14:useLocalDpi xmlns:a14="http://schemas.microsoft.com/office/drawing/2010/main" val="0"/>
+                        </a:ext>
+                      </a:extLst>
+                    </a:blip>
+                    <a:stretch>
+                      <a:fillRect/>
+                    </a:stretch>
+                  </pic:blipFill>
+                  <pic:spPr>
+                    <a:xfrm>
+                      <a:off x="0" y="0"/>
+                      <a:ext cx="1047750" cy="2457450"/>
+                    </a:xfrm>
+                    <a:prstGeom prst="rect">
+                      <a:avLst/>
+                    </a:prstGeom>
+                  </pic:spPr>
+                </pic:pic>
+              </a:graphicData>
+            </a:graphic>
+            <wp14:sizeRelH relativeFrom="page">
+              <wp14:pctWidth>0</wp14:pctWidth>
+            </wp14:sizeRelH>
+            <wp14:sizeRelV relativeFrom="page">
+              <wp14:pctHeight>0</wp14:pctHeight>
+            </wp14:sizeRelV>
+          </wp:anchor>
+        </w:drawing>
+      </w:r>
+      <w:r>
+        <w:rPr>
+          <w:rFonts w:cs="Times New Roman"/>
+        </w:rPr>
+        <w:br/>
+      </w:r>
+      <w:r>
+        <w:t>Navigáció</w:t>
+      </w:r>
+      <w:bookmarkEnd w:id="10"/>
+    </w:p>
+    <w:p>
+      <w:r>
+        <w:t>A navigáció kialakításánál arra törekedtünk, hogy a rendszerben minden modul gyorsan elérhető legyen. A menüpontok logikus sorrendben követik egymást, így a felhasználó könnyen megtalálja a keresett funkciót.</w:t>
+      </w:r>
+    </w:p>
+    <w:p>
+      <w:pPr>
+        <w:pStyle w:val="Szvegtrzs"/>
+        <w:rPr>
+          <w:lang w:val="hu-HU"/>
+        </w:rPr>
+      </w:pPr>
+      <w:r>
+        <w:rPr>
+          <w:lang w:val="hu-HU"/>
+        </w:rPr>
+        <w:t>Az oldalsó navigációs sáv fix pozícióban jelenik meg, így az alkalmazás bármely részén elérhető marad.</w:t>
+      </w:r>
+    </w:p>
+    <w:p>
+      <w:pPr>
+        <w:pStyle w:val="Szvegtrzs"/>
+        <w:rPr>
+          <w:lang w:val="hu-HU"/>
+        </w:rPr>
+      </w:pPr>
+    </w:p>
+    <w:p>
+      <w:pPr>
+        <w:pStyle w:val="Cmsor2"/>
+        <w:rPr>
+          <w:rFonts w:cs="Times New Roman"/>
+          <w:b w:val="0"/>
+        </w:rPr>
+      </w:pPr>
+      <w:bookmarkStart w:id="11" w:name="_Toc227067828"/>
+      <w:r>
+        <w:rPr>
+          <w:rFonts w:cs="Times New Roman"/>
+        </w:rPr>
+        <w:t>Állatkezelő felület</w:t>
+      </w:r>
+      <w:bookmarkEnd w:id="11"/>
+    </w:p>
+    <w:p>
+      <w:r>
+        <w:t xml:space="preserve">Az állatkezelő modul az egyik legfontosabb frontend rész. </w:t>
+      </w:r>
+      <w:r>
+        <w:t>Itt a felhasználó láthatja az állatok listáját, új állatot adhat hozzá, szerkesztheti az adatokat és megtekintheti a részletes adatlapot.</w:t>
+      </w:r>
+    </w:p>
+    <w:p>
+      <w:r>
+        <w:t>Megjelenített információk:</w:t>
+      </w:r>
+    </w:p>
+    <w:p>
+      <w:pPr>
+        <w:pStyle w:val="Listaszerbekezds"/>
+        <w:numPr>
+          <w:ilvl w:val="0"/>
+          <w:numId w:val="6"/>
+        </w:numPr>
+      </w:pPr>
+      <w:r>
+        <w:t>faj</w:t>
+      </w:r>
+    </w:p>
+    <w:p>
+      <w:pPr>
+        <w:pStyle w:val="Listaszerbekezds"/>
+        <w:numPr>
+          <w:ilvl w:val="0"/>
+          <w:numId w:val="6"/>
+        </w:numPr>
+      </w:pPr>
+      <w:r>
+        <w:t>azonosító</w:t>
+      </w:r>
+    </w:p>
+    <w:p>
+      <w:pPr>
+        <w:pStyle w:val="Listaszerbekezds"/>
+        <w:numPr>
+          <w:ilvl w:val="0"/>
+          <w:numId w:val="6"/>
+        </w:numPr>
+      </w:pPr>
+      <w:r>
+        <w:t>ivar</w:t>
+      </w:r>
+    </w:p>
+    <w:p>
+      <w:pPr>
+        <w:pStyle w:val="Listaszerbekezds"/>
+        <w:numPr>
+          <w:ilvl w:val="0"/>
+          <w:numId w:val="6"/>
+        </w:numPr>
+      </w:pPr>
+      <w:r>
+        <w:t>életkor</w:t>
+      </w:r>
+    </w:p>
+    <w:p>
+      <w:pPr>
+        <w:pStyle w:val="Listaszerbekezds"/>
+        <w:numPr>
+          <w:ilvl w:val="0"/>
+          <w:numId w:val="6"/>
+        </w:numPr>
+      </w:pPr>
+      <w:r>
+        <w:t>státusz</w:t>
+      </w:r>
+    </w:p>
+    <w:p>
+      <w:pPr>
+        <w:pStyle w:val="Listaszerbekezds"/>
+        <w:numPr>
+          <w:ilvl w:val="0"/>
+          <w:numId w:val="6"/>
+        </w:numPr>
+      </w:pPr>
+      <w:r>
+        <w:t>istálló / tartási hely</w:t>
+      </w:r>
+    </w:p>
+    <w:p>
+      <w:pPr>
+        <w:pStyle w:val="Listaszerbekezds"/>
+        <w:numPr>
+          <w:ilvl w:val="0"/>
+          <w:numId w:val="6"/>
+        </w:numPr>
+      </w:pPr>
+      <w:r>
+        <w:t>megjegyzések</w:t>
+      </w:r>
+    </w:p>
+    <w:p>
+      <w:r>
+        <w:t>A modul támogatja a gyors keresést és szűrést is, amely megkönnyíti nagy adatállomány kezelését.</w:t>
+      </w:r>
+    </w:p>
+    <w:p>
+      <w:r>
+        <w:rPr>
+          <w:noProof/>
+        </w:rPr>
+        <w:lastRenderedPageBreak/>
+        <w:drawing>
+          <wp:inline distT="0" distB="0" distL="0" distR="0" wp14:anchorId="7C84739F" wp14:editId="6D7686F0">
+            <wp:extent cx="5760720" cy="3348990"/>
+            <wp:effectExtent l="0" t="0" r="0" b="3810"/>
+            <wp:docPr id="13" name="Kép 13"/>
+            <wp:cNvGraphicFramePr>
+              <a:graphicFrameLocks xmlns:a="http://schemas.openxmlformats.org/drawingml/2006/main" noChangeAspect="1"/>
+            </wp:cNvGraphicFramePr>
+            <a:graphic xmlns:a="http://schemas.openxmlformats.org/drawingml/2006/main">
+              <a:graphicData uri="http://schemas.openxmlformats.org/drawingml/2006/picture">
+                <pic:pic xmlns:pic="http://schemas.openxmlformats.org/drawingml/2006/picture">
+                  <pic:nvPicPr>
+                    <pic:cNvPr id="1" name=""/>
+                    <pic:cNvPicPr/>
+                  </pic:nvPicPr>
+                  <pic:blipFill>
+                    <a:blip r:embed="rId16"/>
+                    <a:stretch>
+                      <a:fillRect/>
+                    </a:stretch>
+                  </pic:blipFill>
+                  <pic:spPr>
+                    <a:xfrm>
+                      <a:off x="0" y="0"/>
+                      <a:ext cx="5760720" cy="3348990"/>
+                    </a:xfrm>
+                    <a:prstGeom prst="rect">
+                      <a:avLst/>
+                    </a:prstGeom>
+                  </pic:spPr>
+                </pic:pic>
+              </a:graphicData>
+            </a:graphic>
+          </wp:inline>
+        </w:drawing>
+      </w:r>
+    </w:p>
+    <w:p>
+      <w:pPr>
+        <w:pStyle w:val="Cmsor2"/>
+        <w:rPr>
+          <w:rFonts w:cs="Times New Roman"/>
+          <w:b w:val="0"/>
+        </w:rPr>
+      </w:pPr>
+      <w:r>
+        <w:br/>
+      </w:r>
+      <w:bookmarkStart w:id="12" w:name="_Toc227067829"/>
+      <w:r>
+        <w:rPr>
+          <w:rFonts w:cs="Times New Roman"/>
+        </w:rPr>
+        <w:t>Földterület kezelő felület</w:t>
+      </w:r>
+      <w:bookmarkEnd w:id="12"/>
+    </w:p>
+    <w:p>
+      <w:r>
+        <w:t>A földterület modul az egyes parcellák, legelők vagy művelési egységek nyilvántartását teszi lehetővé.</w:t>
+      </w:r>
+    </w:p>
+    <w:p>
+      <w:r>
+        <w:t>A felhasználó itt tudja:</w:t>
+      </w:r>
+    </w:p>
+    <w:p>
+      <w:pPr>
+        <w:pStyle w:val="Listaszerbekezds"/>
+        <w:numPr>
+          <w:ilvl w:val="0"/>
+          <w:numId w:val="7"/>
+        </w:numPr>
+      </w:pPr>
+      <w:r>
+        <w:t>felvenni a földterületet</w:t>
+      </w:r>
+    </w:p>
+    <w:p>
+      <w:pPr>
+        <w:pStyle w:val="Listaszerbekezds"/>
+        <w:numPr>
+          <w:ilvl w:val="0"/>
+          <w:numId w:val="7"/>
+        </w:numPr>
+      </w:pPr>
+      <w:r>
+        <w:t>megadni az alapterületet</w:t>
+      </w:r>
+    </w:p>
+    <w:p>
+      <w:pPr>
+        <w:pStyle w:val="Listaszerbekezds"/>
+        <w:numPr>
+          <w:ilvl w:val="0"/>
+          <w:numId w:val="7"/>
+        </w:numPr>
+      </w:pPr>
+      <w:r>
+        <w:t>megjelölni a helyrajzi vagy plot számot</w:t>
+      </w:r>
+    </w:p>
+    <w:p>
+      <w:pPr>
+        <w:pStyle w:val="Listaszerbekezds"/>
+        <w:numPr>
+          <w:ilvl w:val="0"/>
+          <w:numId w:val="7"/>
+        </w:numPr>
+      </w:pPr>
+      <w:r>
+        <w:t>rögzíteni a hasznosítási típust</w:t>
+      </w:r>
+    </w:p>
+    <w:p>
+      <w:pPr>
+        <w:pStyle w:val="Listaszerbekezds"/>
+        <w:numPr>
+          <w:ilvl w:val="0"/>
+          <w:numId w:val="7"/>
+        </w:numPr>
+      </w:pPr>
+      <w:r>
+        <w:t>megjegyzést hozzáfűzni</w:t>
+      </w:r>
+    </w:p>
+    <w:p>
+      <w:r>
+        <w:t>A felület célja, hogy a gazdálkodó teljes áttekintést kapjon a rendelkezésre álló területekről és azok felhasználásáról.</w:t>
+      </w:r>
+    </w:p>
+    <w:p>
+      <w:r>
+        <w:rPr>
+          <w:noProof/>
+          <w:lang w:val="en-US"/>
+        </w:rPr>
+        <w:lastRenderedPageBreak/>
+        <w:drawing>
+          <wp:inline distT="0" distB="0" distL="0" distR="0" wp14:anchorId="2C2EB068" wp14:editId="43E28623">
+            <wp:extent cx="5760720" cy="3319780"/>
+            <wp:effectExtent l="0" t="0" r="0" b="0"/>
+            <wp:docPr id="15" name="Kép 15"/>
+            <wp:cNvGraphicFramePr>
+              <a:graphicFrameLocks xmlns:a="http://schemas.openxmlformats.org/drawingml/2006/main" noChangeAspect="1"/>
+            </wp:cNvGraphicFramePr>
+            <a:graphic xmlns:a="http://schemas.openxmlformats.org/drawingml/2006/main">
+              <a:graphicData uri="http://schemas.openxmlformats.org/drawingml/2006/picture">
+                <pic:pic xmlns:pic="http://schemas.openxmlformats.org/drawingml/2006/picture">
+                  <pic:nvPicPr>
+                    <pic:cNvPr id="1" name=""/>
+                    <pic:cNvPicPr/>
+                  </pic:nvPicPr>
+                  <pic:blipFill>
+                    <a:blip r:embed="rId17"/>
+                    <a:stretch>
+                      <a:fillRect/>
+                    </a:stretch>
+                  </pic:blipFill>
+                  <pic:spPr>
+                    <a:xfrm>
+                      <a:off x="0" y="0"/>
+                      <a:ext cx="5760720" cy="3319780"/>
+                    </a:xfrm>
+                    <a:prstGeom prst="rect">
+                      <a:avLst/>
+                    </a:prstGeom>
+                  </pic:spPr>
+                </pic:pic>
+              </a:graphicData>
+            </a:graphic>
+          </wp:inline>
+        </w:drawing>
+      </w:r>
+      <w:r>
+        <w:t>Pénzügyi modul</w:t>
+      </w:r>
+    </w:p>
+    <w:p>
+      <w:r>
+        <w:t>A pénzügyi modul két fő részre tagolódik: kiadások és bevételek. Ez segíti a gazdaság költségvetésének követését.</w:t>
+      </w:r>
+    </w:p>
+    <w:p>
+      <w:r>
+        <w:t>A felület alkalmas:</w:t>
+      </w:r>
+    </w:p>
+    <w:p>
+      <w:pPr>
+        <w:pStyle w:val="Listaszerbekezds"/>
+        <w:numPr>
+          <w:ilvl w:val="0"/>
+          <w:numId w:val="8"/>
+        </w:numPr>
+      </w:pPr>
+      <w:r>
+        <w:t>tranzakciók rögzítésére</w:t>
+      </w:r>
+    </w:p>
+    <w:p>
+      <w:pPr>
+        <w:pStyle w:val="Listaszerbekezds"/>
+        <w:numPr>
+          <w:ilvl w:val="0"/>
+          <w:numId w:val="8"/>
+        </w:numPr>
+      </w:pPr>
+      <w:r>
+        <w:t>kategóriák kiválasztására</w:t>
+      </w:r>
+    </w:p>
+    <w:p>
+      <w:pPr>
+        <w:pStyle w:val="Listaszerbekezds"/>
+        <w:numPr>
+          <w:ilvl w:val="0"/>
+          <w:numId w:val="8"/>
+        </w:numPr>
+      </w:pPr>
+      <w:r>
+        <w:t>dátumok kezelésére</w:t>
+      </w:r>
+    </w:p>
+    <w:p>
+      <w:pPr>
+        <w:pStyle w:val="Listaszerbekezds"/>
+        <w:numPr>
+          <w:ilvl w:val="0"/>
+          <w:numId w:val="8"/>
+        </w:numPr>
+      </w:pPr>
+      <w:r>
+        <w:t>összesített kimutatások megjelenítésére</w:t>
+      </w:r>
+    </w:p>
+    <w:p>
+      <w:r>
+        <w:t>A pénzügyi adatok táblázatos formában jelennek meg, amely lehetővé teszi a gyors szűrést és visszakeresést.</w:t>
+      </w:r>
+    </w:p>
+    <w:p>
+      <w:pPr>
+        <w:pStyle w:val="Szvegtrzs"/>
+      </w:pPr>
+      <w:r>
+        <w:rPr>
+          <w:rFonts w:ascii="Times New Roman" w:hAnsi="Times New Roman" w:cs="Times New Roman"/>
+          <w:b/>
+          <w:bCs/>
+          <w:noProof/>
+        </w:rPr>
+        <w:lastRenderedPageBreak/>
+        <w:drawing>
+          <wp:inline distT="0" distB="0" distL="0" distR="0" wp14:anchorId="0AA36B75" wp14:editId="3B567E27">
+            <wp:extent cx="5760720" cy="3306445"/>
+            <wp:effectExtent l="0" t="0" r="0" b="8255"/>
+            <wp:docPr id="14" name="Kép 14"/>
+            <wp:cNvGraphicFramePr>
+              <a:graphicFrameLocks xmlns:a="http://schemas.openxmlformats.org/drawingml/2006/main" noChangeAspect="1"/>
+            </wp:cNvGraphicFramePr>
+            <a:graphic xmlns:a="http://schemas.openxmlformats.org/drawingml/2006/main">
+              <a:graphicData uri="http://schemas.openxmlformats.org/drawingml/2006/picture">
+                <pic:pic xmlns:pic="http://schemas.openxmlformats.org/drawingml/2006/picture">
+                  <pic:nvPicPr>
+                    <pic:cNvPr id="1" name=""/>
+                    <pic:cNvPicPr/>
+                  </pic:nvPicPr>
+                  <pic:blipFill>
+                    <a:blip r:embed="rId18"/>
+                    <a:stretch>
+                      <a:fillRect/>
+                    </a:stretch>
+                  </pic:blipFill>
+                  <pic:spPr>
+                    <a:xfrm>
+                      <a:off x="0" y="0"/>
+                      <a:ext cx="5760720" cy="3306445"/>
+                    </a:xfrm>
+                    <a:prstGeom prst="rect">
+                      <a:avLst/>
+                    </a:prstGeom>
+                  </pic:spPr>
+                </pic:pic>
+              </a:graphicData>
+            </a:graphic>
+          </wp:inline>
+        </w:drawing>
+      </w:r>
+    </w:p>
+    <w:p>
+      <w:pPr>
+        <w:pStyle w:val="Cmsor2"/>
+        <w:rPr>
+          <w:rFonts w:cs="Times New Roman"/>
+          <w:b w:val="0"/>
+        </w:rPr>
+      </w:pPr>
+      <w:r>
+        <w:br/>
+      </w:r>
+      <w:bookmarkStart w:id="13" w:name="_Toc227067830"/>
+      <w:r>
+        <w:rPr>
+          <w:rFonts w:cs="Times New Roman"/>
+        </w:rPr>
+        <w:t>Dokumentumkezelő felület</w:t>
+      </w:r>
+      <w:bookmarkEnd w:id="13"/>
+    </w:p>
+    <w:p>
+      <w:r>
+        <w:t>A dokumentumkezelés lehetővé teszi a fontos fájlok rendezett tárolását.</w:t>
+      </w:r>
+    </w:p>
+    <w:p>
+      <w:r>
+        <w:t>Példák dokumentumokra:</w:t>
+      </w:r>
+    </w:p>
+    <w:p>
+      <w:pPr>
+        <w:pStyle w:val="Listaszerbekezds"/>
+        <w:numPr>
+          <w:ilvl w:val="0"/>
+          <w:numId w:val="9"/>
+        </w:numPr>
+      </w:pPr>
+      <w:r>
+        <w:t>szerződések</w:t>
+      </w:r>
+    </w:p>
+    <w:p>
+      <w:pPr>
+        <w:pStyle w:val="Listaszerbekezds"/>
+        <w:numPr>
+          <w:ilvl w:val="0"/>
+          <w:numId w:val="9"/>
+        </w:numPr>
+      </w:pPr>
+      <w:r>
+        <w:t>igazolások</w:t>
+      </w:r>
+    </w:p>
+    <w:p>
+      <w:pPr>
+        <w:pStyle w:val="Listaszerbekezds"/>
+        <w:numPr>
+          <w:ilvl w:val="0"/>
+          <w:numId w:val="9"/>
+        </w:numPr>
+      </w:pPr>
+      <w:r>
+        <w:t>nyilvántartási papírok</w:t>
+      </w:r>
+    </w:p>
+    <w:p>
+      <w:pPr>
+        <w:pStyle w:val="Listaszerbekezds"/>
+        <w:numPr>
+          <w:ilvl w:val="0"/>
+          <w:numId w:val="9"/>
+        </w:numPr>
+      </w:pPr>
+      <w:r>
+        <w:t>fotók</w:t>
+      </w:r>
+    </w:p>
+    <w:p>
+      <w:pPr>
+        <w:pStyle w:val="Listaszerbekezds"/>
+        <w:numPr>
+          <w:ilvl w:val="0"/>
+          <w:numId w:val="9"/>
+        </w:numPr>
+      </w:pPr>
+      <w:r>
+        <w:t>adminisztratív fájlok</w:t>
+      </w:r>
+    </w:p>
+    <w:p>
+      <w:r>
+        <w:t>A dokumentumok kategóriák szerint rendszerezhetők, és közvetlenül letölthetők vagy törölhetők.</w:t>
+      </w:r>
+    </w:p>
+    <w:p>
+      <w:pPr>
+        <w:pStyle w:val="Szvegtrzs"/>
+      </w:pPr>
+      <w:r>
+        <w:rPr>
+          <w:rFonts w:ascii="Times New Roman" w:hAnsi="Times New Roman" w:cs="Times New Roman"/>
+          <w:b/>
+          <w:bCs/>
+          <w:noProof/>
+        </w:rPr>
+        <w:lastRenderedPageBreak/>
+        <w:drawing>
+          <wp:inline distT="0" distB="0" distL="0" distR="0" wp14:anchorId="6C2C0815" wp14:editId="0FAA936D">
+            <wp:extent cx="5760720" cy="3266440"/>
+            <wp:effectExtent l="0" t="0" r="0" b="0"/>
+            <wp:docPr id="16" name="Kép 16"/>
+            <wp:cNvGraphicFramePr>
+              <a:graphicFrameLocks xmlns:a="http://schemas.openxmlformats.org/drawingml/2006/main" noChangeAspect="1"/>
+            </wp:cNvGraphicFramePr>
+            <a:graphic xmlns:a="http://schemas.openxmlformats.org/drawingml/2006/main">
+              <a:graphicData uri="http://schemas.openxmlformats.org/drawingml/2006/picture">
+                <pic:pic xmlns:pic="http://schemas.openxmlformats.org/drawingml/2006/picture">
+                  <pic:nvPicPr>
+                    <pic:cNvPr id="1" name=""/>
+                    <pic:cNvPicPr/>
+                  </pic:nvPicPr>
+                  <pic:blipFill>
+                    <a:blip r:embed="rId19"/>
+                    <a:stretch>
+                      <a:fillRect/>
+                    </a:stretch>
+                  </pic:blipFill>
+                  <pic:spPr>
+                    <a:xfrm>
+                      <a:off x="0" y="0"/>
+                      <a:ext cx="5760720" cy="3266440"/>
+                    </a:xfrm>
+                    <a:prstGeom prst="rect">
+                      <a:avLst/>
+                    </a:prstGeom>
+                  </pic:spPr>
+                </pic:pic>
+              </a:graphicData>
+            </a:graphic>
+          </wp:inline>
+        </w:drawing>
+      </w:r>
+      <w:r>
+        <w:br/>
+      </w:r>
+    </w:p>
+    <w:p>
+      <w:pPr>
+        <w:pStyle w:val="Cmsor2"/>
+        <w:rPr>
+          <w:b w:val="0"/>
+        </w:rPr>
+      </w:pPr>
+      <w:bookmarkStart w:id="14" w:name="_Toc227067831"/>
+      <w:r>
+        <w:t>CRM és ügyfélkezelés</w:t>
+      </w:r>
+      <w:bookmarkEnd w:id="14"/>
+    </w:p>
+    <w:p>
+      <w:r>
+        <w:t>A CRM modulban a partnerek, ügyfelek és kapcsolattartók adatai jelennek meg. Ez különösen fontos, ha a gazdaság több szereplővel dolgozik együtt.</w:t>
+      </w:r>
+    </w:p>
+    <w:p>
+      <w:r>
+        <w:t>A modul támogatja:</w:t>
+      </w:r>
+    </w:p>
+    <w:p>
+      <w:pPr>
+        <w:pStyle w:val="Listaszerbekezds"/>
+        <w:numPr>
+          <w:ilvl w:val="0"/>
+          <w:numId w:val="10"/>
+        </w:numPr>
+      </w:pPr>
+      <w:r>
+        <w:t>új ügyfél rögzítését</w:t>
+      </w:r>
+    </w:p>
+    <w:p>
+      <w:pPr>
+        <w:pStyle w:val="Listaszerbekezds"/>
+        <w:numPr>
+          <w:ilvl w:val="0"/>
+          <w:numId w:val="10"/>
+        </w:numPr>
+      </w:pPr>
+      <w:r>
+        <w:t>meglévő ügyfelek szerkesztését</w:t>
+      </w:r>
+    </w:p>
+    <w:p>
+      <w:pPr>
+        <w:pStyle w:val="Listaszerbekezds"/>
+        <w:numPr>
+          <w:ilvl w:val="0"/>
+          <w:numId w:val="10"/>
+        </w:numPr>
+      </w:pPr>
+      <w:r>
+        <w:t>kapcsolattartási adatok kezelését</w:t>
+      </w:r>
+    </w:p>
+    <w:p>
+      <w:pPr>
+        <w:pStyle w:val="Listaszerbekezds"/>
+        <w:numPr>
+          <w:ilvl w:val="0"/>
+          <w:numId w:val="10"/>
+        </w:numPr>
+      </w:pPr>
+      <w:r>
+        <w:t>kategorizálást és megjegyzéseket</w:t>
+      </w:r>
+    </w:p>
+    <w:p>
+      <w:pPr>
+        <w:pStyle w:val="Szvegtrzs"/>
+      </w:pPr>
+      <w:r>
+        <w:rPr>
+          <w:rFonts w:ascii="Times New Roman" w:hAnsi="Times New Roman" w:cs="Times New Roman"/>
+          <w:b/>
+          <w:bCs/>
+          <w:noProof/>
+        </w:rPr>
+        <w:lastRenderedPageBreak/>
+        <w:drawing>
+          <wp:inline distT="0" distB="0" distL="0" distR="0" wp14:anchorId="28D17EEE" wp14:editId="374E9E5E">
+            <wp:extent cx="5760720" cy="3250565"/>
+            <wp:effectExtent l="0" t="0" r="0" b="6985"/>
+            <wp:docPr id="17" name="Kép 17"/>
+            <wp:cNvGraphicFramePr>
+              <a:graphicFrameLocks xmlns:a="http://schemas.openxmlformats.org/drawingml/2006/main" noChangeAspect="1"/>
+            </wp:cNvGraphicFramePr>
+            <a:graphic xmlns:a="http://schemas.openxmlformats.org/drawingml/2006/main">
+              <a:graphicData uri="http://schemas.openxmlformats.org/drawingml/2006/picture">
+                <pic:pic xmlns:pic="http://schemas.openxmlformats.org/drawingml/2006/picture">
+                  <pic:nvPicPr>
+                    <pic:cNvPr id="1" name=""/>
+                    <pic:cNvPicPr/>
+                  </pic:nvPicPr>
+                  <pic:blipFill>
+                    <a:blip r:embed="rId20"/>
+                    <a:stretch>
+                      <a:fillRect/>
+                    </a:stretch>
+                  </pic:blipFill>
+                  <pic:spPr>
+                    <a:xfrm>
+                      <a:off x="0" y="0"/>
+                      <a:ext cx="5760720" cy="3250565"/>
+                    </a:xfrm>
+                    <a:prstGeom prst="rect">
+                      <a:avLst/>
+                    </a:prstGeom>
+                  </pic:spPr>
+                </pic:pic>
+              </a:graphicData>
+            </a:graphic>
+          </wp:inline>
+        </w:drawing>
+      </w:r>
+    </w:p>
+    <w:p>
+      <w:pPr>
+        <w:pStyle w:val="Cmsor2"/>
+        <w:rPr>
+          <w:rFonts w:cs="Times New Roman"/>
+          <w:b w:val="0"/>
+        </w:rPr>
+      </w:pPr>
+      <w:r>
+        <w:br/>
+      </w:r>
+      <w:bookmarkStart w:id="15" w:name="_Toc227067832"/>
+      <w:r>
+        <w:rPr>
+          <w:rFonts w:cs="Times New Roman"/>
+        </w:rPr>
+        <w:t>Marketplace felület</w:t>
+      </w:r>
+      <w:bookmarkEnd w:id="15"/>
+    </w:p>
+    <w:p>
+      <w:r>
+        <w:t>A piactér modul a gazdaságon belüli eladási és hirdetési lehetőségeket támogatja. Itt a felhasználó hirdetést adhat fel állatról, termékről vagy eszközről.</w:t>
+      </w:r>
+    </w:p>
+    <w:p>
+      <w:r>
+        <w:t>Fő funkciók:</w:t>
+      </w:r>
+    </w:p>
+    <w:p>
+      <w:pPr>
+        <w:pStyle w:val="Listaszerbekezds"/>
+        <w:numPr>
+          <w:ilvl w:val="0"/>
+          <w:numId w:val="11"/>
+        </w:numPr>
+      </w:pPr>
+      <w:r>
+        <w:t>hirdetés létrehozása</w:t>
+      </w:r>
+    </w:p>
+    <w:p>
+      <w:pPr>
+        <w:pStyle w:val="Listaszerbekezds"/>
+        <w:numPr>
+          <w:ilvl w:val="0"/>
+          <w:numId w:val="11"/>
+        </w:numPr>
+      </w:pPr>
+      <w:r>
+        <w:t>kép feltöltés</w:t>
+      </w:r>
+    </w:p>
+    <w:p>
+      <w:pPr>
+        <w:pStyle w:val="Listaszerbekezds"/>
+        <w:numPr>
+          <w:ilvl w:val="0"/>
+          <w:numId w:val="11"/>
+        </w:numPr>
+      </w:pPr>
+      <w:r>
+        <w:t>ár megadása</w:t>
+      </w:r>
+    </w:p>
+    <w:p>
+      <w:pPr>
+        <w:pStyle w:val="Listaszerbekezds"/>
+        <w:numPr>
+          <w:ilvl w:val="0"/>
+          <w:numId w:val="11"/>
+        </w:numPr>
+      </w:pPr>
+      <w:r>
+        <w:t>státusz kezelés</w:t>
+      </w:r>
+    </w:p>
+    <w:p>
+      <w:pPr>
+        <w:pStyle w:val="Listaszerbekezds"/>
+        <w:numPr>
+          <w:ilvl w:val="0"/>
+          <w:numId w:val="11"/>
+        </w:numPr>
+      </w:pPr>
+      <w:r>
+        <w:t>hirdetés szerkesztés</w:t>
+      </w:r>
+    </w:p>
+    <w:p>
+      <w:r>
+        <w:t>A hirdetések kártya alapú nézetben jelennek meg képpel és rövid információkkal.</w:t>
+      </w:r>
+    </w:p>
+    <w:p>
+      <w:pPr>
+        <w:pStyle w:val="Szvegtrzs"/>
+      </w:pPr>
+      <w:r>
+        <w:rPr>
+          <w:rFonts w:ascii="Times New Roman" w:hAnsi="Times New Roman" w:cs="Times New Roman"/>
+          <w:b/>
+          <w:bCs/>
+          <w:noProof/>
+        </w:rPr>
+        <w:lastRenderedPageBreak/>
+        <w:drawing>
+          <wp:inline distT="0" distB="0" distL="0" distR="0" wp14:anchorId="1D353914" wp14:editId="637E4965">
+            <wp:extent cx="5760720" cy="3278505"/>
+            <wp:effectExtent l="0" t="0" r="0" b="0"/>
+            <wp:docPr id="18" name="Kép 18"/>
+            <wp:cNvGraphicFramePr>
+              <a:graphicFrameLocks xmlns:a="http://schemas.openxmlformats.org/drawingml/2006/main" noChangeAspect="1"/>
+            </wp:cNvGraphicFramePr>
+            <a:graphic xmlns:a="http://schemas.openxmlformats.org/drawingml/2006/main">
+              <a:graphicData uri="http://schemas.openxmlformats.org/drawingml/2006/picture">
+                <pic:pic xmlns:pic="http://schemas.openxmlformats.org/drawingml/2006/picture">
+                  <pic:nvPicPr>
+                    <pic:cNvPr id="1" name=""/>
+                    <pic:cNvPicPr/>
+                  </pic:nvPicPr>
+                  <pic:blipFill>
+                    <a:blip r:embed="rId21"/>
+                    <a:stretch>
+                      <a:fillRect/>
+                    </a:stretch>
+                  </pic:blipFill>
+                  <pic:spPr>
+                    <a:xfrm>
+                      <a:off x="0" y="0"/>
+                      <a:ext cx="5760720" cy="3278505"/>
+                    </a:xfrm>
+                    <a:prstGeom prst="rect">
+                      <a:avLst/>
+                    </a:prstGeom>
+                  </pic:spPr>
+                </pic:pic>
+              </a:graphicData>
+            </a:graphic>
+          </wp:inline>
+        </w:drawing>
+      </w:r>
+    </w:p>
+    <w:p>
+      <w:pPr>
+        <w:pStyle w:val="Cmsor2"/>
+        <w:rPr>
+          <w:rFonts w:cs="Times New Roman"/>
+          <w:b w:val="0"/>
+        </w:rPr>
+      </w:pPr>
+      <w:r>
+        <w:br/>
+      </w:r>
+      <w:bookmarkStart w:id="16" w:name="_Toc227067833"/>
+      <w:r>
+        <w:rPr>
+          <w:rFonts w:cs="Times New Roman"/>
+        </w:rPr>
+        <w:t>Alkalmazotti modul</w:t>
+      </w:r>
+      <w:bookmarkEnd w:id="16"/>
+    </w:p>
+    <w:p>
+      <w:r>
+        <w:t>Az alkalmazotti modul segítségével a gazdaság dolgozóinak adatai rendszerezhetők.</w:t>
+      </w:r>
+    </w:p>
+    <w:p>
+      <w:r>
+        <w:t>A modul tartalmazza:</w:t>
+      </w:r>
+    </w:p>
+    <w:p>
+      <w:pPr>
+        <w:pStyle w:val="Listaszerbekezds"/>
+        <w:numPr>
+          <w:ilvl w:val="0"/>
+          <w:numId w:val="12"/>
+        </w:numPr>
+      </w:pPr>
+      <w:r>
+        <w:t>alapadatok kezelését</w:t>
+      </w:r>
+    </w:p>
+    <w:p>
+      <w:pPr>
+        <w:pStyle w:val="Listaszerbekezds"/>
+        <w:numPr>
+          <w:ilvl w:val="0"/>
+          <w:numId w:val="12"/>
+        </w:numPr>
+      </w:pPr>
+      <w:r>
+        <w:t>pozíció nyilvántartást</w:t>
+      </w:r>
+    </w:p>
+    <w:p>
+      <w:pPr>
+        <w:pStyle w:val="Listaszerbekezds"/>
+        <w:numPr>
+          <w:ilvl w:val="0"/>
+          <w:numId w:val="12"/>
+        </w:numPr>
+      </w:pPr>
+      <w:r>
+        <w:t>elérhetőségeket</w:t>
+      </w:r>
+    </w:p>
+    <w:p>
+      <w:pPr>
+        <w:pStyle w:val="Listaszerbekezds"/>
+        <w:numPr>
+          <w:ilvl w:val="0"/>
+          <w:numId w:val="12"/>
+        </w:numPr>
+      </w:pPr>
+      <w:r>
+        <w:t>munkaviszonyhoz kapcsolódó megjegyzéseket</w:t>
+      </w:r>
+      <w:bookmarkStart w:id="17" w:name="_GoBack"/>
+      <w:bookmarkEnd w:id="17"/>
+    </w:p>
+    <w:p>
+      <w:pPr>
+        <w:pStyle w:val="Szvegtrzs"/>
+      </w:pPr>
+    </w:p>
+    <w:p>
+      <w:pPr>
+        <w:pStyle w:val="Cmsor2"/>
+        <w:rPr>
+          <w:rFonts w:cs="Times New Roman"/>
+          <w:b w:val="0"/>
+        </w:rPr>
+      </w:pPr>
+      <w:bookmarkStart w:id="18" w:name="_Toc227067834"/>
+      <w:r>
+        <w:rPr>
+          <w:rFonts w:cs="Times New Roman"/>
+        </w:rPr>
+        <w:t>Naptár modul</w:t>
+      </w:r>
+      <w:bookmarkEnd w:id="18"/>
+    </w:p>
+    <w:p>
+      <w:r>
+        <w:t>A naptár modul a fontos eseményeket, feladatokat és határidőket kezeli.</w:t>
+      </w:r>
+    </w:p>
+    <w:p>
+      <w:r>
+        <w:t>A felhasználó itt:</w:t>
+      </w:r>
+    </w:p>
+    <w:p>
+      <w:pPr>
+        <w:pStyle w:val="Listaszerbekezds"/>
+        <w:numPr>
+          <w:ilvl w:val="0"/>
+          <w:numId w:val="13"/>
+        </w:numPr>
+      </w:pPr>
+      <w:r>
+        <w:t>új eseményt rögzíthet</w:t>
+      </w:r>
+    </w:p>
+    <w:p>
+      <w:pPr>
+        <w:pStyle w:val="Listaszerbekezds"/>
+        <w:numPr>
+          <w:ilvl w:val="0"/>
+          <w:numId w:val="13"/>
+        </w:numPr>
+      </w:pPr>
+      <w:r>
+        <w:t>dátumhoz rendelhet feladatot</w:t>
+      </w:r>
+    </w:p>
+    <w:p>
+      <w:pPr>
+        <w:pStyle w:val="Listaszerbekezds"/>
+        <w:numPr>
+          <w:ilvl w:val="0"/>
+          <w:numId w:val="13"/>
+        </w:numPr>
+      </w:pPr>
+      <w:r>
+        <w:t>emlékeztetőt állíthat be</w:t>
+      </w:r>
+    </w:p>
+    <w:p>
+      <w:pPr>
+        <w:pStyle w:val="Listaszerbekezds"/>
+        <w:numPr>
+          <w:ilvl w:val="0"/>
+          <w:numId w:val="13"/>
+        </w:numPr>
+      </w:pPr>
+      <w:r>
+        <w:t>prioritást adhat az eseményhez</w:t>
+      </w:r>
+    </w:p>
+    <w:p>
+      <w:pPr>
+        <w:pStyle w:val="Szvegtrzs"/>
+      </w:pPr>
+      <w:r>
+        <w:rPr>
+          <w:rFonts w:ascii="Times New Roman" w:hAnsi="Times New Roman" w:cs="Times New Roman"/>
+          <w:bCs/>
+          <w:noProof/>
+        </w:rPr>
+        <w:lastRenderedPageBreak/>
+        <w:drawing>
+          <wp:inline distT="0" distB="0" distL="0" distR="0" wp14:anchorId="7A77A1D3" wp14:editId="20330A4C">
+            <wp:extent cx="5760720" cy="3335655"/>
+            <wp:effectExtent l="0" t="0" r="0" b="0"/>
+            <wp:docPr id="19" name="Kép 19"/>
+            <wp:cNvGraphicFramePr>
+              <a:graphicFrameLocks xmlns:a="http://schemas.openxmlformats.org/drawingml/2006/main" noChangeAspect="1"/>
+            </wp:cNvGraphicFramePr>
+            <a:graphic xmlns:a="http://schemas.openxmlformats.org/drawingml/2006/main">
+              <a:graphicData uri="http://schemas.openxmlformats.org/drawingml/2006/picture">
+                <pic:pic xmlns:pic="http://schemas.openxmlformats.org/drawingml/2006/picture">
+                  <pic:nvPicPr>
+                    <pic:cNvPr id="1" name=""/>
+                    <pic:cNvPicPr/>
+                  </pic:nvPicPr>
+                  <pic:blipFill>
+                    <a:blip r:embed="rId22"/>
+                    <a:stretch>
+                      <a:fillRect/>
+                    </a:stretch>
+                  </pic:blipFill>
+                  <pic:spPr>
+                    <a:xfrm>
+                      <a:off x="0" y="0"/>
+                      <a:ext cx="5760720" cy="3335655"/>
+                    </a:xfrm>
+                    <a:prstGeom prst="rect">
+                      <a:avLst/>
+                    </a:prstGeom>
+                  </pic:spPr>
+                </pic:pic>
+              </a:graphicData>
+            </a:graphic>
+          </wp:inline>
+        </w:drawing>
+      </w:r>
+    </w:p>
+    <w:p>
+      <w:pPr>
+        <w:pStyle w:val="Cmsor2"/>
+        <w:rPr>
+          <w:b w:val="0"/>
+        </w:rPr>
+      </w:pPr>
+      <w:r>
+        <w:br/>
+      </w:r>
+      <w:bookmarkStart w:id="19" w:name="_Toc227067835"/>
+      <w:r>
+        <w:t>Profil és beállítások</w:t>
+      </w:r>
+      <w:bookmarkEnd w:id="19"/>
+    </w:p>
+    <w:p>
+      <w:r>
+        <w:t>A profil oldalon a felhasználó saját adatait módosíthatja.</w:t>
+      </w:r>
+    </w:p>
+    <w:p>
+      <w:r>
+        <w:t>Módosítható adatok:</w:t>
+      </w:r>
+    </w:p>
+    <w:p>
+      <w:pPr>
+        <w:pStyle w:val="Listaszerbekezds"/>
+        <w:numPr>
+          <w:ilvl w:val="0"/>
+          <w:numId w:val="14"/>
+        </w:numPr>
+      </w:pPr>
+      <w:r>
+        <w:t>név</w:t>
+      </w:r>
+    </w:p>
+    <w:p>
+      <w:pPr>
+        <w:pStyle w:val="Listaszerbekezds"/>
+        <w:numPr>
+          <w:ilvl w:val="0"/>
+          <w:numId w:val="14"/>
+        </w:numPr>
+      </w:pPr>
+      <w:r>
+        <w:t>email</w:t>
+      </w:r>
+    </w:p>
+    <w:p>
+      <w:pPr>
+        <w:pStyle w:val="Listaszerbekezds"/>
+        <w:numPr>
+          <w:ilvl w:val="0"/>
+          <w:numId w:val="14"/>
+        </w:numPr>
+      </w:pPr>
+      <w:r>
+        <w:t>telefonszám</w:t>
+      </w:r>
+    </w:p>
+    <w:p>
+      <w:pPr>
+        <w:pStyle w:val="Listaszerbekezds"/>
+        <w:numPr>
+          <w:ilvl w:val="0"/>
+          <w:numId w:val="14"/>
+        </w:numPr>
+      </w:pPr>
+      <w:r>
+        <w:t>profilkép</w:t>
+      </w:r>
+    </w:p>
+    <w:p>
+      <w:pPr>
+        <w:pStyle w:val="Listaszerbekezds"/>
+        <w:numPr>
+          <w:ilvl w:val="0"/>
+          <w:numId w:val="14"/>
+        </w:numPr>
+      </w:pPr>
+      <w:r>
+        <w:t>jelszó</w:t>
+      </w:r>
+    </w:p>
+    <w:p>
+      <w:pPr>
+        <w:pStyle w:val="Listaszerbekezds"/>
+        <w:numPr>
+          <w:ilvl w:val="0"/>
+          <w:numId w:val="14"/>
+        </w:numPr>
+      </w:pPr>
+      <w:r>
+        <w:t>személyes beállítások</w:t>
+      </w:r>
+    </w:p>
+    <w:p>
+      <w:pPr>
+        <w:pStyle w:val="Szvegtrzs"/>
+      </w:pPr>
+      <w:r>
+        <w:rPr>
+          <w:b/>
+          <w:bCs/>
+          <w:noProof/>
+        </w:rPr>
+        <w:lastRenderedPageBreak/>
+        <w:drawing>
+          <wp:inline distT="0" distB="0" distL="0" distR="0" wp14:anchorId="6F6AB4C3" wp14:editId="46ECD38B">
+            <wp:extent cx="5760720" cy="3248025"/>
+            <wp:effectExtent l="0" t="0" r="0" b="9525"/>
+            <wp:docPr id="20" name="Kép 20"/>
+            <wp:cNvGraphicFramePr>
+              <a:graphicFrameLocks xmlns:a="http://schemas.openxmlformats.org/drawingml/2006/main" noChangeAspect="1"/>
+            </wp:cNvGraphicFramePr>
+            <a:graphic xmlns:a="http://schemas.openxmlformats.org/drawingml/2006/main">
+              <a:graphicData uri="http://schemas.openxmlformats.org/drawingml/2006/picture">
+                <pic:pic xmlns:pic="http://schemas.openxmlformats.org/drawingml/2006/picture">
+                  <pic:nvPicPr>
+                    <pic:cNvPr id="1" name=""/>
+                    <pic:cNvPicPr/>
+                  </pic:nvPicPr>
+                  <pic:blipFill>
+                    <a:blip r:embed="rId23"/>
+                    <a:stretch>
+                      <a:fillRect/>
+                    </a:stretch>
+                  </pic:blipFill>
+                  <pic:spPr>
+                    <a:xfrm>
+                      <a:off x="0" y="0"/>
+                      <a:ext cx="5760720" cy="3248025"/>
+                    </a:xfrm>
+                    <a:prstGeom prst="rect">
+                      <a:avLst/>
+                    </a:prstGeom>
+                  </pic:spPr>
+                </pic:pic>
+              </a:graphicData>
+            </a:graphic>
+          </wp:inline>
+        </w:drawing>
+      </w:r>
+      <w:r>
+        <w:br/>
+      </w:r>
+    </w:p>
+    <w:p>
+      <w:pPr>
+        <w:pStyle w:val="Cmsor2"/>
+        <w:rPr>
+          <w:rFonts w:cs="Times New Roman"/>
+          <w:b w:val="0"/>
+        </w:rPr>
+      </w:pPr>
+      <w:bookmarkStart w:id="20" w:name="_Toc227067836"/>
+      <w:r>
+        <w:rPr>
+          <w:rFonts w:cs="Times New Roman"/>
+        </w:rPr>
+        <w:t>Reszponzivitás</w:t>
+      </w:r>
+      <w:bookmarkEnd w:id="20"/>
+    </w:p>
+    <w:p>
+      <w:r>
+        <w:t>A frontend fejlesztése során külön figyeltünk arra, hogy a rendszer mobilon, tableten és asztali gépen is megfelelően jelenjen meg. Ez ma már alapkövetelmény, hiszen a felhasználók sokféle eszközről dolgozhatnak.</w:t>
+      </w:r>
+    </w:p>
+    <w:p>
+      <w:r>
+        <w:t>A responsive kialakítás során:</w:t>
+      </w:r>
+    </w:p>
+    <w:p>
+      <w:pPr>
+        <w:pStyle w:val="Listaszerbekezds"/>
+        <w:numPr>
+          <w:ilvl w:val="0"/>
+          <w:numId w:val="15"/>
+        </w:numPr>
+      </w:pPr>
+      <w:r>
+        <w:t>mobil breakpointokat definiáltunk</w:t>
+      </w:r>
+    </w:p>
+    <w:p>
+      <w:pPr>
+        <w:pStyle w:val="Listaszerbekezds"/>
+        <w:numPr>
+          <w:ilvl w:val="0"/>
+          <w:numId w:val="15"/>
+        </w:numPr>
+      </w:pPr>
+      <w:r>
+        <w:t>dinamikusan átrendeződő layoutot használtunk</w:t>
+      </w:r>
+    </w:p>
+    <w:p>
+      <w:pPr>
+        <w:pStyle w:val="Listaszerbekezds"/>
+        <w:numPr>
+          <w:ilvl w:val="0"/>
+          <w:numId w:val="15"/>
+        </w:numPr>
+      </w:pPr>
+      <w:r>
+        <w:t>kisebb kijelzőn összeomló elemeket optimalizáltunk</w:t>
+      </w:r>
+    </w:p>
+    <w:p>
+      <w:pPr>
+        <w:pStyle w:val="Listaszerbekezds"/>
+        <w:numPr>
+          <w:ilvl w:val="0"/>
+          <w:numId w:val="15"/>
+        </w:numPr>
+      </w:pPr>
+      <w:r>
+        <w:t>sidebar menüt mobilon összehajthatóvá tettük</w:t>
+      </w:r>
+    </w:p>
+    <w:p>
+      <w:r>
+        <w:t>Ennek eredményeként a rendszer használható marad terepen, mobiltelefonról vagy tabletről is.</w:t>
+      </w:r>
+    </w:p>
+    <w:p>
+      <w:pPr>
+        <w:pStyle w:val="Szvegtrzs"/>
+      </w:pPr>
+      <w:r>
+        <w:rPr>
+          <w:rFonts w:ascii="Times New Roman" w:hAnsi="Times New Roman" w:cs="Times New Roman"/>
+          <w:bCs/>
+          <w:noProof/>
+        </w:rPr>
+        <w:lastRenderedPageBreak/>
+        <w:drawing>
+          <wp:inline distT="0" distB="0" distL="0" distR="0" wp14:anchorId="5DE62978" wp14:editId="5D1C4D4C">
+            <wp:extent cx="5760720" cy="4867910"/>
+            <wp:effectExtent l="0" t="0" r="0" b="8890"/>
+            <wp:docPr id="21" name="Kép 21"/>
+            <wp:cNvGraphicFramePr>
+              <a:graphicFrameLocks xmlns:a="http://schemas.openxmlformats.org/drawingml/2006/main" noChangeAspect="1"/>
+            </wp:cNvGraphicFramePr>
+            <a:graphic xmlns:a="http://schemas.openxmlformats.org/drawingml/2006/main">
+              <a:graphicData uri="http://schemas.openxmlformats.org/drawingml/2006/picture">
+                <pic:pic xmlns:pic="http://schemas.openxmlformats.org/drawingml/2006/picture">
+                  <pic:nvPicPr>
+                    <pic:cNvPr id="1" name=""/>
+                    <pic:cNvPicPr/>
+                  </pic:nvPicPr>
+                  <pic:blipFill>
+                    <a:blip r:embed="rId24"/>
+                    <a:stretch>
+                      <a:fillRect/>
+                    </a:stretch>
+                  </pic:blipFill>
+                  <pic:spPr>
+                    <a:xfrm>
+                      <a:off x="0" y="0"/>
+                      <a:ext cx="5760720" cy="4867910"/>
+                    </a:xfrm>
+                    <a:prstGeom prst="rect">
+                      <a:avLst/>
+                    </a:prstGeom>
+                  </pic:spPr>
+                </pic:pic>
+              </a:graphicData>
+            </a:graphic>
+          </wp:inline>
+        </w:drawing>
+      </w:r>
     </w:p>
     <w:p>
       <w:pPr>
@@ -1521,12 +5312,12 @@
       <w:pPr>
         <w:pStyle w:val="Cmsor1"/>
       </w:pPr>
-      <w:bookmarkStart w:id="5" w:name="_Toc221019602"/>
+      <w:bookmarkStart w:id="21" w:name="_Toc227067837"/>
       <w:r>
         <w:lastRenderedPageBreak/>
         <w:t>Felhasznált programok</w:t>
       </w:r>
-      <w:bookmarkEnd w:id="5"/>
+      <w:bookmarkEnd w:id="21"/>
     </w:p>
     <w:p>
       <w:pPr>
@@ -1535,6 +5326,8 @@
           <w:ilvl w:val="0"/>
           <w:numId w:val="1"/>
         </w:numPr>
+        <w:spacing w:after="240"/>
+        <w:ind w:left="714" w:hanging="357"/>
         <w:rPr>
           <w:rFonts w:cs="Times New Roman"/>
           <w:szCs w:val="24"/>
@@ -1635,12 +5428,13 @@
           <w:ilvl w:val="0"/>
           <w:numId w:val="1"/>
         </w:numPr>
-        <w:rPr>
-          <w:rFonts w:cs="Times New Roman"/>
-          <w:szCs w:val="24"/>
-        </w:rPr>
-      </w:pPr>
-      <w:proofErr w:type="spellStart"/>
+        <w:spacing w:after="240"/>
+        <w:ind w:left="714" w:hanging="357"/>
+        <w:rPr>
+          <w:rFonts w:cs="Times New Roman"/>
+          <w:szCs w:val="24"/>
+        </w:rPr>
+      </w:pPr>
       <w:r>
         <w:rPr>
           <w:rFonts w:cs="Times New Roman"/>
@@ -1655,16 +5449,7 @@
           <w:szCs w:val="24"/>
           <w:u w:val="single"/>
         </w:rPr>
-        <w:t>át</w:t>
-      </w:r>
-      <w:proofErr w:type="spellEnd"/>
-      <w:r>
-        <w:rPr>
-          <w:rFonts w:cs="Times New Roman"/>
-          <w:szCs w:val="24"/>
-          <w:u w:val="single"/>
-        </w:rPr>
-        <w:t xml:space="preserve"> </w:t>
+        <w:t xml:space="preserve">át </w:t>
       </w:r>
       <w:r>
         <w:rPr>
@@ -1688,12 +5473,13 @@
           <w:ilvl w:val="0"/>
           <w:numId w:val="1"/>
         </w:numPr>
-        <w:rPr>
-          <w:rFonts w:cs="Times New Roman"/>
-          <w:szCs w:val="24"/>
-        </w:rPr>
-      </w:pPr>
-      <w:proofErr w:type="spellStart"/>
+        <w:spacing w:after="240"/>
+        <w:ind w:left="714" w:hanging="357"/>
+        <w:rPr>
+          <w:rFonts w:cs="Times New Roman"/>
+          <w:szCs w:val="24"/>
+        </w:rPr>
+      </w:pPr>
       <w:r>
         <w:rPr>
           <w:rFonts w:cs="Times New Roman"/>
@@ -1710,7 +5496,6 @@
         </w:rPr>
         <w:t>t</w:t>
       </w:r>
-      <w:proofErr w:type="spellEnd"/>
       <w:r>
         <w:rPr>
           <w:rFonts w:cs="Times New Roman"/>
@@ -1740,13 +5525,14 @@
           <w:ilvl w:val="0"/>
           <w:numId w:val="1"/>
         </w:numPr>
+        <w:spacing w:after="240"/>
+        <w:ind w:left="714" w:hanging="357"/>
         <w:rPr>
           <w:rFonts w:cs="Times New Roman"/>
           <w:szCs w:val="24"/>
           <w:u w:val="single"/>
         </w:rPr>
       </w:pPr>
-      <w:proofErr w:type="spellStart"/>
       <w:r>
         <w:rPr>
           <w:rFonts w:cs="Times New Roman"/>
@@ -1763,29 +5549,12 @@
         </w:rPr>
         <w:t>at</w:t>
       </w:r>
-      <w:proofErr w:type="spellEnd"/>
-      <w:r>
-        <w:rPr>
-          <w:rFonts w:cs="Times New Roman"/>
-          <w:szCs w:val="24"/>
-        </w:rPr>
-        <w:t xml:space="preserve"> használtunk a </w:t>
-      </w:r>
-      <w:proofErr w:type="spellStart"/>
-      <w:r>
-        <w:rPr>
-          <w:rFonts w:cs="Times New Roman"/>
-          <w:szCs w:val="24"/>
-        </w:rPr>
-        <w:t>Gantt</w:t>
-      </w:r>
-      <w:proofErr w:type="spellEnd"/>
-      <w:r>
-        <w:rPr>
-          <w:rFonts w:cs="Times New Roman"/>
-          <w:szCs w:val="24"/>
-        </w:rPr>
-        <w:t xml:space="preserve"> Diagram elkészítéséhez.</w:t>
+      <w:r>
+        <w:rPr>
+          <w:rFonts w:cs="Times New Roman"/>
+          <w:szCs w:val="24"/>
+        </w:rPr>
+        <w:t xml:space="preserve"> használtunk a Gantt Diagram elkészítéséhez.</w:t>
       </w:r>
     </w:p>
     <w:p>
@@ -1795,6 +5564,8 @@
           <w:ilvl w:val="0"/>
           <w:numId w:val="1"/>
         </w:numPr>
+        <w:spacing w:after="240"/>
+        <w:ind w:left="714" w:hanging="357"/>
         <w:rPr>
           <w:rFonts w:cs="Times New Roman"/>
           <w:szCs w:val="24"/>
@@ -1823,6 +5594,8 @@
           <w:ilvl w:val="0"/>
           <w:numId w:val="1"/>
         </w:numPr>
+        <w:spacing w:after="240"/>
+        <w:ind w:left="714" w:hanging="357"/>
         <w:rPr>
           <w:rFonts w:cs="Times New Roman"/>
           <w:szCs w:val="24"/>
@@ -1845,7 +5618,6 @@
         </w:rPr>
         <w:t>/</w:t>
       </w:r>
-      <w:proofErr w:type="spellStart"/>
       <w:r>
         <w:rPr>
           <w:rFonts w:cs="Times New Roman"/>
@@ -1854,7 +5626,6 @@
         </w:rPr>
         <w:t>Moodle</w:t>
       </w:r>
-      <w:proofErr w:type="spellEnd"/>
       <w:r>
         <w:rPr>
           <w:rFonts w:cs="Times New Roman"/>
@@ -1927,6 +5698,8 @@
           <w:ilvl w:val="0"/>
           <w:numId w:val="1"/>
         </w:numPr>
+        <w:spacing w:after="240"/>
+        <w:ind w:left="714" w:hanging="357"/>
         <w:rPr>
           <w:rFonts w:cs="Times New Roman"/>
           <w:szCs w:val="24"/>
@@ -1970,6 +5743,8 @@
           <w:ilvl w:val="0"/>
           <w:numId w:val="1"/>
         </w:numPr>
+        <w:spacing w:after="240"/>
+        <w:ind w:left="714" w:hanging="357"/>
         <w:rPr>
           <w:rFonts w:cs="Times New Roman"/>
           <w:szCs w:val="24"/>
@@ -1982,7 +5757,6 @@
         </w:rPr>
         <w:t xml:space="preserve">A </w:t>
       </w:r>
-      <w:proofErr w:type="spellStart"/>
       <w:r>
         <w:rPr>
           <w:rFonts w:cs="Times New Roman"/>
@@ -1991,29 +5765,12 @@
         </w:rPr>
         <w:t>Discordot</w:t>
       </w:r>
-      <w:proofErr w:type="spellEnd"/>
-      <w:r>
-        <w:rPr>
-          <w:rFonts w:cs="Times New Roman"/>
-          <w:szCs w:val="24"/>
-        </w:rPr>
-        <w:t xml:space="preserve"> hasznosnak találtuk mivel mikor nem jutott idő az iskolában dolgozni ezért otthon kellett és a képernyőmegosztás funkciót tartottuk a legfontosabbnak mivel így valós </w:t>
-      </w:r>
-      <w:proofErr w:type="spellStart"/>
-      <w:r>
-        <w:rPr>
-          <w:rFonts w:cs="Times New Roman"/>
-          <w:szCs w:val="24"/>
-        </w:rPr>
-        <w:t>idejűleg</w:t>
-      </w:r>
-      <w:proofErr w:type="spellEnd"/>
-      <w:r>
-        <w:rPr>
-          <w:rFonts w:cs="Times New Roman"/>
-          <w:szCs w:val="24"/>
-        </w:rPr>
-        <w:t xml:space="preserve"> láthattuk hogy éppen mit csinál a másik.</w:t>
+      <w:r>
+        <w:rPr>
+          <w:rFonts w:cs="Times New Roman"/>
+          <w:szCs w:val="24"/>
+        </w:rPr>
+        <w:t xml:space="preserve"> hasznosnak találtuk mivel mikor nem jutott idő az iskolában dolgozni ezért otthon kellett és a képernyőmegosztás funkciót tartottuk a legfontosabbnak mivel így valós idejűleg láthattuk hogy éppen mit csinál a másik.</w:t>
       </w:r>
     </w:p>
     <w:p>
@@ -2023,6 +5780,8 @@
           <w:ilvl w:val="0"/>
           <w:numId w:val="1"/>
         </w:numPr>
+        <w:spacing w:after="240"/>
+        <w:ind w:left="714" w:hanging="357"/>
         <w:rPr>
           <w:rFonts w:cs="Times New Roman"/>
           <w:szCs w:val="24"/>
@@ -2072,6 +5831,8 @@
           <w:ilvl w:val="0"/>
           <w:numId w:val="1"/>
         </w:numPr>
+        <w:spacing w:after="240"/>
+        <w:ind w:left="714" w:hanging="357"/>
         <w:rPr>
           <w:rFonts w:cs="Times New Roman"/>
           <w:szCs w:val="24"/>
@@ -2084,51 +5845,15 @@
           <w:szCs w:val="24"/>
           <w:u w:val="single"/>
         </w:rPr>
-        <w:t xml:space="preserve">Visual </w:t>
-      </w:r>
-      <w:proofErr w:type="spellStart"/>
+        <w:t>Visual Studio Code</w:t>
+      </w:r>
       <w:r>
         <w:rPr>
           <w:rFonts w:cs="Times New Roman"/>
           <w:szCs w:val="24"/>
           <w:u w:val="single"/>
         </w:rPr>
-        <w:t>Studio</w:t>
-      </w:r>
-      <w:proofErr w:type="spellEnd"/>
-      <w:r>
-        <w:rPr>
-          <w:rFonts w:cs="Times New Roman"/>
-          <w:szCs w:val="24"/>
-          <w:u w:val="single"/>
-        </w:rPr>
-        <w:t xml:space="preserve"> </w:t>
-      </w:r>
-      <w:proofErr w:type="spellStart"/>
-      <w:r>
-        <w:rPr>
-          <w:rFonts w:cs="Times New Roman"/>
-          <w:szCs w:val="24"/>
-          <w:u w:val="single"/>
-        </w:rPr>
-        <w:t>Code</w:t>
-      </w:r>
-      <w:r>
-        <w:rPr>
-          <w:rFonts w:cs="Times New Roman"/>
-          <w:szCs w:val="24"/>
-          <w:u w:val="single"/>
-        </w:rPr>
-        <w:t>ban</w:t>
-      </w:r>
-      <w:proofErr w:type="spellEnd"/>
-      <w:r>
-        <w:rPr>
-          <w:rFonts w:cs="Times New Roman"/>
-          <w:szCs w:val="24"/>
-          <w:u w:val="single"/>
-        </w:rPr>
-        <w:t xml:space="preserve"> </w:t>
+        <w:t xml:space="preserve">ban </w:t>
       </w:r>
       <w:r>
         <w:rPr>
@@ -2153,6 +5878,8 @@
           <w:ilvl w:val="0"/>
           <w:numId w:val="1"/>
         </w:numPr>
+        <w:spacing w:after="240"/>
+        <w:ind w:left="714" w:hanging="357"/>
         <w:rPr>
           <w:rFonts w:cs="Times New Roman"/>
           <w:szCs w:val="24"/>
@@ -2202,6 +5929,8 @@
           <w:ilvl w:val="0"/>
           <w:numId w:val="1"/>
         </w:numPr>
+        <w:spacing w:after="240"/>
+        <w:ind w:left="714" w:hanging="357"/>
         <w:rPr>
           <w:rFonts w:cs="Times New Roman"/>
           <w:szCs w:val="24"/>
@@ -2247,8 +5976,93 @@
     </w:p>
     <w:p>
       <w:pPr>
+        <w:spacing w:line="259" w:lineRule="auto"/>
+        <w:jc w:val="left"/>
+        <w:rPr>
+          <w:rFonts w:cs="Times New Roman"/>
+          <w:szCs w:val="24"/>
+        </w:rPr>
+      </w:pPr>
+      <w:r>
+        <w:rPr>
+          <w:rFonts w:cs="Times New Roman"/>
+          <w:szCs w:val="24"/>
+        </w:rPr>
+        <w:br w:type="page"/>
+      </w:r>
+    </w:p>
+    <w:p>
+      <w:pPr>
         <w:pStyle w:val="Cmsor1"/>
       </w:pPr>
+      <w:bookmarkStart w:id="22" w:name="_Toc227067838"/>
+      <w:r>
+        <w:lastRenderedPageBreak/>
+        <w:t>Összegzés</w:t>
+      </w:r>
+      <w:bookmarkEnd w:id="22"/>
+    </w:p>
+    <w:p>
+      <w:r>
+        <w:t>A BB Agrár projekt egy mezőgazdasági informatikai rendszer, amelyet Nagy Barnabás és Savanyó Balázs készítettünk a Premontrei Szakgimnázium és Technikum szoftverfejlesztő és tesztelő képzésének keretében. A projekt célja egy olyan egyedi alkalmazás létrehozása volt, amely valódi segítséget nyújt a gazdák számára az állományuk, földterületeik, pénzügyeik és ügyfeleik átlátható kezelésében.</w:t>
+      </w:r>
+    </w:p>
+    <w:p>
+      <w:pPr>
+        <w:rPr>
+          <w:b/>
+        </w:rPr>
+      </w:pPr>
+      <w:r>
+        <w:t>Adatbázis</w:t>
+      </w:r>
+      <w:r>
+        <w:rPr>
+          <w:b/>
+        </w:rPr>
+        <w:t>:</w:t>
+      </w:r>
+      <w:r>
+        <w:t xml:space="preserve"> A phpMyAdminban alakítottuk ki az adatbázisunkat. A táblák között jól strukturált ER modell segítségével teremtettünk kapcsolatokat.</w:t>
+      </w:r>
+      <w:r>
+        <w:rPr>
+          <w:b/>
+        </w:rPr>
+        <w:t xml:space="preserve"> </w:t>
+      </w:r>
+      <w:r>
+        <w:t>Az angol elnevezések használatával egyszerűbbé tettük a programozás során a hivatkozást.</w:t>
+      </w:r>
+      <w:r>
+        <w:rPr>
+          <w:b/>
+        </w:rPr>
+        <w:t xml:space="preserve"> </w:t>
+      </w:r>
+      <w:r>
+        <w:t>A fejlesztés közben folyamatosan módosítottunk az adatbázis szerkezetén, mivel több problémába is ütköztünk, de végül sikerült egy stabil, jól működő rendszert létrehoznunk.</w:t>
+      </w:r>
+    </w:p>
+    <w:p>
+      <w:r>
+        <w:t>Backend: Az Express keretrendszerre épülő backend központi elemei a db mappa (adatbázis-kapcsolat), a routes mappa (HTTP kérések feldolgozása, üzleti logika, jogosultságkezelés) és az src mappa (szerverinicializálás, JWT alapú hitelesítés). A rendszer biztonságos, try-catch blokkokkal ellátott hibakezelést alkalmaz.</w:t>
+      </w:r>
+    </w:p>
+    <w:p>
+      <w:r>
+        <w:t>Frontend: A React-alapú felületet moduláris felépítésűre, egységes designrendszert követőre alakítottuk ki. Főbb moduljai: dashboard, állatkezelő, földterület-kezelő, pénzügyi modul, dokumentumkezelő, CRM, marketplace, alkalmazotti modul, naptár, profil és beállítások. A reszponzív kialakításnak köszönhetően a rendszer mobilról és tabletről is használható.</w:t>
+      </w:r>
+    </w:p>
+    <w:p>
+      <w:r>
+        <w:t>Felhasznált eszközök: A fejlesztés során számos programot alkalmaztunk, többek között Visual Studio Code-ot (programozás), Dockert (futtatás), GitHubot (verziókövetés), Figmát (tervezés), Postmant (tesztelés), valamint kommunikációs és dokumentációs eszközöket (Messenger, Discord, Google Drive, Canva).</w:t>
+      </w:r>
+    </w:p>
+    <w:p>
+      <w:r>
+        <w:t>A projekt során kiemelkedő együttműködést mutattunk, a feladatokat egyenlő arányban osztottuk el, és a Gantt-diagram segítségével tartottuk a határidőket. A BB Agrár nem csupán tanulmányi feladat volt számunkra, hanem egy olyan innovatív megoldás, amely hozzájárulhat a mezőgazdaság digitális fejlődéséhez.</w:t>
+      </w:r>
       <w:r>
         <w:br w:type="page"/>
       </w:r>
@@ -2257,35 +6071,26 @@
       <w:pPr>
         <w:pStyle w:val="Cmsor1"/>
       </w:pPr>
-      <w:bookmarkStart w:id="6" w:name="_Toc221019603"/>
+      <w:bookmarkStart w:id="23" w:name="_Toc227067839"/>
       <w:r>
         <w:lastRenderedPageBreak/>
         <w:t>Melléklet</w:t>
       </w:r>
-      <w:bookmarkEnd w:id="6"/>
-    </w:p>
-    <w:p>
-      <w:pPr>
-        <w:rPr>
-          <w:rFonts w:cs="Times New Roman"/>
-          <w:szCs w:val="24"/>
-        </w:rPr>
-      </w:pPr>
-      <w:proofErr w:type="spellStart"/>
-      <w:r>
-        <w:rPr>
-          <w:rFonts w:cs="Times New Roman"/>
-          <w:szCs w:val="24"/>
-        </w:rPr>
-        <w:t>Gantt</w:t>
-      </w:r>
-      <w:proofErr w:type="spellEnd"/>
-      <w:r>
-        <w:rPr>
-          <w:rFonts w:cs="Times New Roman"/>
-          <w:szCs w:val="24"/>
-        </w:rPr>
-        <w:t xml:space="preserve"> Diagram</w:t>
+      <w:bookmarkEnd w:id="23"/>
+    </w:p>
+    <w:p>
+      <w:pPr>
+        <w:rPr>
+          <w:rFonts w:cs="Times New Roman"/>
+          <w:szCs w:val="24"/>
+        </w:rPr>
+      </w:pPr>
+      <w:r>
+        <w:rPr>
+          <w:rFonts w:cs="Times New Roman"/>
+          <w:szCs w:val="24"/>
+        </w:rPr>
+        <w:t>Gantt Diagram</w:t>
       </w:r>
     </w:p>
     <w:p>
@@ -2317,7 +6122,7 @@
                     </pic:cNvPicPr>
                   </pic:nvPicPr>
                   <pic:blipFill>
-                    <a:blip r:embed="rId10">
+                    <a:blip r:embed="rId25">
                       <a:extLst>
                         <a:ext uri="{28A0092B-C50C-407E-A947-70E740481C1C}">
                           <a14:useLocalDpi xmlns:a14="http://schemas.microsoft.com/office/drawing/2010/main" val="0"/>
@@ -2390,7 +6195,7 @@
           <w:sz w:val="24"/>
           <w:szCs w:val="24"/>
         </w:rPr>
-        <w:t>2</w:t>
+        <w:t>3</w:t>
       </w:r>
       <w:r>
         <w:rPr>
@@ -2406,19 +6211,16 @@
       <w:r>
         <w:t xml:space="preserve"> </w:t>
       </w:r>
-      <w:proofErr w:type="spellStart"/>
-      <w:r>
-        <w:t>Gantt</w:t>
-      </w:r>
-      <w:proofErr w:type="spellEnd"/>
-      <w:r>
-        <w:t xml:space="preserve"> Diagram</w:t>
+      <w:r>
+        <w:t>Gantt Diagram</w:t>
       </w:r>
     </w:p>
     <w:sectPr>
+      <w:footerReference w:type="default" r:id="rId26"/>
       <w:pgSz w:w="11906" w:h="16838"/>
       <w:pgMar w:top="1417" w:right="1417" w:bottom="1417" w:left="1417" w:header="708" w:footer="708" w:gutter="0"/>
       <w:cols w:space="708"/>
+      <w:titlePg/>
       <w:docGrid w:linePitch="360"/>
     </w:sectPr>
   </w:body>
@@ -2450,6 +6252,49 @@
 </w:endnotes>
 </file>
 
+<file path=word/footer1.xml><?xml version="1.0" encoding="utf-8"?>
+<w:ftr xmlns:wpc="http://schemas.microsoft.com/office/word/2010/wordprocessingCanvas" xmlns:cx="http://schemas.microsoft.com/office/drawing/2014/chartex" xmlns:cx1="http://schemas.microsoft.com/office/drawing/2015/9/8/chartex" xmlns:cx2="http://schemas.microsoft.com/office/drawing/2015/10/21/chartex" xmlns:cx3="http://schemas.microsoft.com/office/drawing/2016/5/9/chartex" xmlns:cx4="http://schemas.microsoft.com/office/drawing/2016/5/10/chartex" xmlns:cx5="http://schemas.microsoft.com/office/drawing/2016/5/11/chartex" xmlns:cx6="http://schemas.microsoft.com/office/drawing/2016/5/12/chartex" xmlns:cx7="http://schemas.microsoft.com/office/drawing/2016/5/13/chartex" xmlns:cx8="http://schemas.microsoft.com/office/drawing/2016/5/14/chartex" xmlns:mc="http://schemas.openxmlformats.org/markup-compatibility/2006" xmlns:aink="http://schemas.microsoft.com/office/drawing/2016/ink" xmlns:am3d="http://schemas.microsoft.com/office/drawing/2017/model3d" xmlns:o="urn:schemas-microsoft-com:office:office" xmlns:r="http://schemas.openxmlformats.org/officeDocument/2006/relationships" xmlns:m="http://schemas.openxmlformats.org/officeDocument/2006/math" xmlns:v="urn:schemas-microsoft-com:vml" xmlns:wp14="http://schemas.microsoft.com/office/word/2010/wordprocessingDrawing" xmlns:wp="http://schemas.openxmlformats.org/drawingml/2006/wordprocessingDrawing" xmlns:w10="urn:schemas-microsoft-com:office:word" xmlns:w="http://schemas.openxmlformats.org/wordprocessingml/2006/main" xmlns:w14="http://schemas.microsoft.com/office/word/2010/wordml" xmlns:w15="http://schemas.microsoft.com/office/word/2012/wordml" xmlns:w16cid="http://schemas.microsoft.com/office/word/2016/wordml/cid" xmlns:w16se="http://schemas.microsoft.com/office/word/2015/wordml/symex" xmlns:wpg="http://schemas.microsoft.com/office/word/2010/wordprocessingGroup" xmlns:wpi="http://schemas.microsoft.com/office/word/2010/wordprocessingInk" xmlns:wne="http://schemas.microsoft.com/office/word/2006/wordml" xmlns:wps="http://schemas.microsoft.com/office/word/2010/wordprocessingShape" mc:Ignorable="w14 w15 w16se w16cid wp14">
+  <w:sdt>
+    <w:sdtPr>
+      <w:id w:val="-1070889492"/>
+      <w:docPartObj>
+        <w:docPartGallery w:val="Page Numbers (Bottom of Page)"/>
+        <w:docPartUnique/>
+      </w:docPartObj>
+    </w:sdtPr>
+    <w:sdtEndPr/>
+    <w:sdtContent>
+      <w:p>
+        <w:pPr>
+          <w:pStyle w:val="llb"/>
+          <w:jc w:val="center"/>
+        </w:pPr>
+        <w:r>
+          <w:fldChar w:fldCharType="begin"/>
+        </w:r>
+        <w:r>
+          <w:instrText>PAGE   \* MERGEFORMAT</w:instrText>
+        </w:r>
+        <w:r>
+          <w:fldChar w:fldCharType="separate"/>
+        </w:r>
+        <w:r>
+          <w:t>2</w:t>
+        </w:r>
+        <w:r>
+          <w:fldChar w:fldCharType="end"/>
+        </w:r>
+      </w:p>
+    </w:sdtContent>
+  </w:sdt>
+  <w:p>
+    <w:pPr>
+      <w:pStyle w:val="llb"/>
+    </w:pPr>
+  </w:p>
+</w:ftr>
+</file>
+
 <file path=word/footnotes.xml><?xml version="1.0" encoding="utf-8"?>
 <w:footnotes xmlns:wpc="http://schemas.microsoft.com/office/word/2010/wordprocessingCanvas" xmlns:cx="http://schemas.microsoft.com/office/drawing/2014/chartex" xmlns:cx1="http://schemas.microsoft.com/office/drawing/2015/9/8/chartex" xmlns:cx2="http://schemas.microsoft.com/office/drawing/2015/10/21/chartex" xmlns:cx3="http://schemas.microsoft.com/office/drawing/2016/5/9/chartex" xmlns:cx4="http://schemas.microsoft.com/office/drawing/2016/5/10/chartex" xmlns:cx5="http://schemas.microsoft.com/office/drawing/2016/5/11/chartex" xmlns:cx6="http://schemas.microsoft.com/office/drawing/2016/5/12/chartex" xmlns:cx7="http://schemas.microsoft.com/office/drawing/2016/5/13/chartex" xmlns:cx8="http://schemas.microsoft.com/office/drawing/2016/5/14/chartex" xmlns:mc="http://schemas.openxmlformats.org/markup-compatibility/2006" xmlns:aink="http://schemas.microsoft.com/office/drawing/2016/ink" xmlns:am3d="http://schemas.microsoft.com/office/drawing/2017/model3d" xmlns:o="urn:schemas-microsoft-com:office:office" xmlns:r="http://schemas.openxmlformats.org/officeDocument/2006/relationships" xmlns:m="http://schemas.openxmlformats.org/officeDocument/2006/math" xmlns:v="urn:schemas-microsoft-com:vml" xmlns:wp14="http://schemas.microsoft.com/office/word/2010/wordprocessingDrawing" xmlns:wp="http://schemas.openxmlformats.org/drawingml/2006/wordprocessingDrawing" xmlns:w10="urn:schemas-microsoft-com:office:word" xmlns:w="http://schemas.openxmlformats.org/wordprocessingml/2006/main" xmlns:w14="http://schemas.microsoft.com/office/word/2010/wordml" xmlns:w15="http://schemas.microsoft.com/office/word/2012/wordml" xmlns:w16cid="http://schemas.microsoft.com/office/word/2016/wordml/cid" xmlns:w16se="http://schemas.microsoft.com/office/word/2015/wordml/symex" xmlns:wpg="http://schemas.microsoft.com/office/word/2010/wordprocessingGroup" xmlns:wpi="http://schemas.microsoft.com/office/word/2010/wordprocessingInk" xmlns:wne="http://schemas.microsoft.com/office/word/2006/wordml" xmlns:wps="http://schemas.microsoft.com/office/word/2010/wordprocessingShape" mc:Ignorable="w14 w15 w16se w16cid wp14">
   <w:footnote w:type="separator" w:id="-1">
@@ -2484,15 +6329,7 @@
         <w:footnoteRef/>
       </w:r>
       <w:r>
-        <w:t xml:space="preserve"> </w:t>
-      </w:r>
-      <w:proofErr w:type="spellStart"/>
-      <w:r>
-        <w:t>Gantt</w:t>
-      </w:r>
-      <w:proofErr w:type="spellEnd"/>
-      <w:r>
-        <w:t xml:space="preserve"> Diagram: Saját forrás</w:t>
+        <w:t xml:space="preserve"> Gantt Diagram: Saját forrás</w:t>
       </w:r>
     </w:p>
   </w:footnote>
@@ -2502,6 +6339,110 @@
 <file path=word/numbering.xml><?xml version="1.0" encoding="utf-8"?>
 <w:numbering xmlns:wpc="http://schemas.microsoft.com/office/word/2010/wordprocessingCanvas" xmlns:cx="http://schemas.microsoft.com/office/drawing/2014/chartex" xmlns:cx1="http://schemas.microsoft.com/office/drawing/2015/9/8/chartex" xmlns:cx2="http://schemas.microsoft.com/office/drawing/2015/10/21/chartex" xmlns:cx3="http://schemas.microsoft.com/office/drawing/2016/5/9/chartex" xmlns:cx4="http://schemas.microsoft.com/office/drawing/2016/5/10/chartex" xmlns:cx5="http://schemas.microsoft.com/office/drawing/2016/5/11/chartex" xmlns:cx6="http://schemas.microsoft.com/office/drawing/2016/5/12/chartex" xmlns:cx7="http://schemas.microsoft.com/office/drawing/2016/5/13/chartex" xmlns:cx8="http://schemas.microsoft.com/office/drawing/2016/5/14/chartex" xmlns:mc="http://schemas.openxmlformats.org/markup-compatibility/2006" xmlns:aink="http://schemas.microsoft.com/office/drawing/2016/ink" xmlns:am3d="http://schemas.microsoft.com/office/drawing/2017/model3d" xmlns:o="urn:schemas-microsoft-com:office:office" xmlns:r="http://schemas.openxmlformats.org/officeDocument/2006/relationships" xmlns:m="http://schemas.openxmlformats.org/officeDocument/2006/math" xmlns:v="urn:schemas-microsoft-com:vml" xmlns:wp14="http://schemas.microsoft.com/office/word/2010/wordprocessingDrawing" xmlns:wp="http://schemas.openxmlformats.org/drawingml/2006/wordprocessingDrawing" xmlns:w10="urn:schemas-microsoft-com:office:word" xmlns:w="http://schemas.openxmlformats.org/wordprocessingml/2006/main" xmlns:w14="http://schemas.microsoft.com/office/word/2010/wordml" xmlns:w15="http://schemas.microsoft.com/office/word/2012/wordml" xmlns:w16cid="http://schemas.microsoft.com/office/word/2016/wordml/cid" xmlns:w16se="http://schemas.microsoft.com/office/word/2015/wordml/symex" xmlns:wpg="http://schemas.microsoft.com/office/word/2010/wordprocessingGroup" xmlns:wpi="http://schemas.microsoft.com/office/word/2010/wordprocessingInk" xmlns:wne="http://schemas.microsoft.com/office/word/2006/wordml" xmlns:wps="http://schemas.microsoft.com/office/word/2010/wordprocessingShape" mc:Ignorable="w14 w15 w16se w16cid wp14">
   <w:abstractNum w:abstractNumId="0" w15:restartNumberingAfterBreak="0">
+    <w:nsid w:val="0000A991"/>
+    <w:multiLevelType w:val="multilevel"/>
+    <w:tmpl w:val="F8B62A4E"/>
+    <w:lvl w:ilvl="0">
+      <w:numFmt w:val="bullet"/>
+      <w:lvlText w:val=""/>
+      <w:lvlJc w:val="left"/>
+      <w:pPr>
+        <w:ind w:left="720" w:hanging="360"/>
+      </w:pPr>
+      <w:rPr>
+        <w:rFonts w:ascii="Symbol" w:hAnsi="Symbol" w:cs="Symbol" w:hint="default"/>
+      </w:rPr>
+    </w:lvl>
+    <w:lvl w:ilvl="1">
+      <w:numFmt w:val="bullet"/>
+      <w:lvlText w:val="o"/>
+      <w:lvlJc w:val="left"/>
+      <w:pPr>
+        <w:ind w:left="1440" w:hanging="360"/>
+      </w:pPr>
+      <w:rPr>
+        <w:rFonts w:ascii="Courier New" w:hAnsi="Courier New" w:cs="Courier New" w:hint="default"/>
+      </w:rPr>
+    </w:lvl>
+    <w:lvl w:ilvl="2">
+      <w:numFmt w:val="bullet"/>
+      <w:lvlText w:val=""/>
+      <w:lvlJc w:val="left"/>
+      <w:pPr>
+        <w:ind w:left="2160" w:hanging="360"/>
+      </w:pPr>
+      <w:rPr>
+        <w:rFonts w:ascii="Wingdings" w:hAnsi="Wingdings" w:cs="Wingdings" w:hint="default"/>
+      </w:rPr>
+    </w:lvl>
+    <w:lvl w:ilvl="3">
+      <w:numFmt w:val="bullet"/>
+      <w:lvlText w:val=""/>
+      <w:lvlJc w:val="left"/>
+      <w:pPr>
+        <w:ind w:left="2880" w:hanging="360"/>
+      </w:pPr>
+      <w:rPr>
+        <w:rFonts w:ascii="Symbol" w:hAnsi="Symbol" w:cs="Symbol" w:hint="default"/>
+      </w:rPr>
+    </w:lvl>
+    <w:lvl w:ilvl="4">
+      <w:numFmt w:val="bullet"/>
+      <w:lvlText w:val="o"/>
+      <w:lvlJc w:val="left"/>
+      <w:pPr>
+        <w:ind w:left="3600" w:hanging="360"/>
+      </w:pPr>
+      <w:rPr>
+        <w:rFonts w:ascii="Courier New" w:hAnsi="Courier New" w:cs="Courier New" w:hint="default"/>
+      </w:rPr>
+    </w:lvl>
+    <w:lvl w:ilvl="5">
+      <w:numFmt w:val="bullet"/>
+      <w:lvlText w:val=""/>
+      <w:lvlJc w:val="left"/>
+      <w:pPr>
+        <w:ind w:left="4320" w:hanging="360"/>
+      </w:pPr>
+      <w:rPr>
+        <w:rFonts w:ascii="Wingdings" w:hAnsi="Wingdings" w:cs="Wingdings" w:hint="default"/>
+      </w:rPr>
+    </w:lvl>
+    <w:lvl w:ilvl="6">
+      <w:numFmt w:val="bullet"/>
+      <w:lvlText w:val=""/>
+      <w:lvlJc w:val="left"/>
+      <w:pPr>
+        <w:ind w:left="5040" w:hanging="360"/>
+      </w:pPr>
+      <w:rPr>
+        <w:rFonts w:ascii="Symbol" w:hAnsi="Symbol" w:cs="Symbol" w:hint="default"/>
+      </w:rPr>
+    </w:lvl>
+    <w:lvl w:ilvl="7">
+      <w:numFmt w:val="bullet"/>
+      <w:lvlText w:val="o"/>
+      <w:lvlJc w:val="left"/>
+      <w:pPr>
+        <w:ind w:left="5760" w:hanging="360"/>
+      </w:pPr>
+      <w:rPr>
+        <w:rFonts w:ascii="Courier New" w:hAnsi="Courier New" w:cs="Courier New" w:hint="default"/>
+      </w:rPr>
+    </w:lvl>
+    <w:lvl w:ilvl="8">
+      <w:numFmt w:val="bullet"/>
+      <w:lvlText w:val=""/>
+      <w:lvlJc w:val="left"/>
+      <w:pPr>
+        <w:ind w:left="6480" w:hanging="360"/>
+      </w:pPr>
+      <w:rPr>
+        <w:rFonts w:ascii="Wingdings" w:hAnsi="Wingdings" w:cs="Wingdings" w:hint="default"/>
+      </w:rPr>
+    </w:lvl>
+  </w:abstractNum>
+  <w:abstractNum w:abstractNumId="1" w15:restartNumberingAfterBreak="0">
     <w:nsid w:val="03DF280C"/>
     <w:multiLevelType w:val="hybridMultilevel"/>
     <w:tmpl w:val="2A5EE794"/>
@@ -2614,7 +6555,911 @@
       </w:rPr>
     </w:lvl>
   </w:abstractNum>
-  <w:abstractNum w:abstractNumId="1" w15:restartNumberingAfterBreak="0">
+  <w:abstractNum w:abstractNumId="2" w15:restartNumberingAfterBreak="0">
+    <w:nsid w:val="07D52FCF"/>
+    <w:multiLevelType w:val="hybridMultilevel"/>
+    <w:tmpl w:val="8A821F10"/>
+    <w:lvl w:ilvl="0" w:tplc="040E0001">
+      <w:start w:val="1"/>
+      <w:numFmt w:val="bullet"/>
+      <w:lvlText w:val=""/>
+      <w:lvlJc w:val="left"/>
+      <w:pPr>
+        <w:ind w:left="720" w:hanging="360"/>
+      </w:pPr>
+      <w:rPr>
+        <w:rFonts w:ascii="Symbol" w:hAnsi="Symbol" w:hint="default"/>
+      </w:rPr>
+    </w:lvl>
+    <w:lvl w:ilvl="1" w:tplc="040E0003" w:tentative="1">
+      <w:start w:val="1"/>
+      <w:numFmt w:val="bullet"/>
+      <w:lvlText w:val="o"/>
+      <w:lvlJc w:val="left"/>
+      <w:pPr>
+        <w:ind w:left="1440" w:hanging="360"/>
+      </w:pPr>
+      <w:rPr>
+        <w:rFonts w:ascii="Courier New" w:hAnsi="Courier New" w:cs="Courier New" w:hint="default"/>
+      </w:rPr>
+    </w:lvl>
+    <w:lvl w:ilvl="2" w:tplc="040E0005" w:tentative="1">
+      <w:start w:val="1"/>
+      <w:numFmt w:val="bullet"/>
+      <w:lvlText w:val=""/>
+      <w:lvlJc w:val="left"/>
+      <w:pPr>
+        <w:ind w:left="2160" w:hanging="360"/>
+      </w:pPr>
+      <w:rPr>
+        <w:rFonts w:ascii="Wingdings" w:hAnsi="Wingdings" w:hint="default"/>
+      </w:rPr>
+    </w:lvl>
+    <w:lvl w:ilvl="3" w:tplc="040E0001" w:tentative="1">
+      <w:start w:val="1"/>
+      <w:numFmt w:val="bullet"/>
+      <w:lvlText w:val=""/>
+      <w:lvlJc w:val="left"/>
+      <w:pPr>
+        <w:ind w:left="2880" w:hanging="360"/>
+      </w:pPr>
+      <w:rPr>
+        <w:rFonts w:ascii="Symbol" w:hAnsi="Symbol" w:hint="default"/>
+      </w:rPr>
+    </w:lvl>
+    <w:lvl w:ilvl="4" w:tplc="040E0003" w:tentative="1">
+      <w:start w:val="1"/>
+      <w:numFmt w:val="bullet"/>
+      <w:lvlText w:val="o"/>
+      <w:lvlJc w:val="left"/>
+      <w:pPr>
+        <w:ind w:left="3600" w:hanging="360"/>
+      </w:pPr>
+      <w:rPr>
+        <w:rFonts w:ascii="Courier New" w:hAnsi="Courier New" w:cs="Courier New" w:hint="default"/>
+      </w:rPr>
+    </w:lvl>
+    <w:lvl w:ilvl="5" w:tplc="040E0005" w:tentative="1">
+      <w:start w:val="1"/>
+      <w:numFmt w:val="bullet"/>
+      <w:lvlText w:val=""/>
+      <w:lvlJc w:val="left"/>
+      <w:pPr>
+        <w:ind w:left="4320" w:hanging="360"/>
+      </w:pPr>
+      <w:rPr>
+        <w:rFonts w:ascii="Wingdings" w:hAnsi="Wingdings" w:hint="default"/>
+      </w:rPr>
+    </w:lvl>
+    <w:lvl w:ilvl="6" w:tplc="040E0001" w:tentative="1">
+      <w:start w:val="1"/>
+      <w:numFmt w:val="bullet"/>
+      <w:lvlText w:val=""/>
+      <w:lvlJc w:val="left"/>
+      <w:pPr>
+        <w:ind w:left="5040" w:hanging="360"/>
+      </w:pPr>
+      <w:rPr>
+        <w:rFonts w:ascii="Symbol" w:hAnsi="Symbol" w:hint="default"/>
+      </w:rPr>
+    </w:lvl>
+    <w:lvl w:ilvl="7" w:tplc="040E0003" w:tentative="1">
+      <w:start w:val="1"/>
+      <w:numFmt w:val="bullet"/>
+      <w:lvlText w:val="o"/>
+      <w:lvlJc w:val="left"/>
+      <w:pPr>
+        <w:ind w:left="5760" w:hanging="360"/>
+      </w:pPr>
+      <w:rPr>
+        <w:rFonts w:ascii="Courier New" w:hAnsi="Courier New" w:cs="Courier New" w:hint="default"/>
+      </w:rPr>
+    </w:lvl>
+    <w:lvl w:ilvl="8" w:tplc="040E0005" w:tentative="1">
+      <w:start w:val="1"/>
+      <w:numFmt w:val="bullet"/>
+      <w:lvlText w:val=""/>
+      <w:lvlJc w:val="left"/>
+      <w:pPr>
+        <w:ind w:left="6480" w:hanging="360"/>
+      </w:pPr>
+      <w:rPr>
+        <w:rFonts w:ascii="Wingdings" w:hAnsi="Wingdings" w:hint="default"/>
+      </w:rPr>
+    </w:lvl>
+  </w:abstractNum>
+  <w:abstractNum w:abstractNumId="3" w15:restartNumberingAfterBreak="0">
+    <w:nsid w:val="07DC39B5"/>
+    <w:multiLevelType w:val="hybridMultilevel"/>
+    <w:tmpl w:val="46D83082"/>
+    <w:lvl w:ilvl="0" w:tplc="040E0001">
+      <w:start w:val="1"/>
+      <w:numFmt w:val="bullet"/>
+      <w:lvlText w:val=""/>
+      <w:lvlJc w:val="left"/>
+      <w:pPr>
+        <w:ind w:left="720" w:hanging="360"/>
+      </w:pPr>
+      <w:rPr>
+        <w:rFonts w:ascii="Symbol" w:hAnsi="Symbol" w:hint="default"/>
+      </w:rPr>
+    </w:lvl>
+    <w:lvl w:ilvl="1" w:tplc="040E0003" w:tentative="1">
+      <w:start w:val="1"/>
+      <w:numFmt w:val="bullet"/>
+      <w:lvlText w:val="o"/>
+      <w:lvlJc w:val="left"/>
+      <w:pPr>
+        <w:ind w:left="1440" w:hanging="360"/>
+      </w:pPr>
+      <w:rPr>
+        <w:rFonts w:ascii="Courier New" w:hAnsi="Courier New" w:cs="Courier New" w:hint="default"/>
+      </w:rPr>
+    </w:lvl>
+    <w:lvl w:ilvl="2" w:tplc="040E0005" w:tentative="1">
+      <w:start w:val="1"/>
+      <w:numFmt w:val="bullet"/>
+      <w:lvlText w:val=""/>
+      <w:lvlJc w:val="left"/>
+      <w:pPr>
+        <w:ind w:left="2160" w:hanging="360"/>
+      </w:pPr>
+      <w:rPr>
+        <w:rFonts w:ascii="Wingdings" w:hAnsi="Wingdings" w:hint="default"/>
+      </w:rPr>
+    </w:lvl>
+    <w:lvl w:ilvl="3" w:tplc="040E0001" w:tentative="1">
+      <w:start w:val="1"/>
+      <w:numFmt w:val="bullet"/>
+      <w:lvlText w:val=""/>
+      <w:lvlJc w:val="left"/>
+      <w:pPr>
+        <w:ind w:left="2880" w:hanging="360"/>
+      </w:pPr>
+      <w:rPr>
+        <w:rFonts w:ascii="Symbol" w:hAnsi="Symbol" w:hint="default"/>
+      </w:rPr>
+    </w:lvl>
+    <w:lvl w:ilvl="4" w:tplc="040E0003" w:tentative="1">
+      <w:start w:val="1"/>
+      <w:numFmt w:val="bullet"/>
+      <w:lvlText w:val="o"/>
+      <w:lvlJc w:val="left"/>
+      <w:pPr>
+        <w:ind w:left="3600" w:hanging="360"/>
+      </w:pPr>
+      <w:rPr>
+        <w:rFonts w:ascii="Courier New" w:hAnsi="Courier New" w:cs="Courier New" w:hint="default"/>
+      </w:rPr>
+    </w:lvl>
+    <w:lvl w:ilvl="5" w:tplc="040E0005" w:tentative="1">
+      <w:start w:val="1"/>
+      <w:numFmt w:val="bullet"/>
+      <w:lvlText w:val=""/>
+      <w:lvlJc w:val="left"/>
+      <w:pPr>
+        <w:ind w:left="4320" w:hanging="360"/>
+      </w:pPr>
+      <w:rPr>
+        <w:rFonts w:ascii="Wingdings" w:hAnsi="Wingdings" w:hint="default"/>
+      </w:rPr>
+    </w:lvl>
+    <w:lvl w:ilvl="6" w:tplc="040E0001" w:tentative="1">
+      <w:start w:val="1"/>
+      <w:numFmt w:val="bullet"/>
+      <w:lvlText w:val=""/>
+      <w:lvlJc w:val="left"/>
+      <w:pPr>
+        <w:ind w:left="5040" w:hanging="360"/>
+      </w:pPr>
+      <w:rPr>
+        <w:rFonts w:ascii="Symbol" w:hAnsi="Symbol" w:hint="default"/>
+      </w:rPr>
+    </w:lvl>
+    <w:lvl w:ilvl="7" w:tplc="040E0003" w:tentative="1">
+      <w:start w:val="1"/>
+      <w:numFmt w:val="bullet"/>
+      <w:lvlText w:val="o"/>
+      <w:lvlJc w:val="left"/>
+      <w:pPr>
+        <w:ind w:left="5760" w:hanging="360"/>
+      </w:pPr>
+      <w:rPr>
+        <w:rFonts w:ascii="Courier New" w:hAnsi="Courier New" w:cs="Courier New" w:hint="default"/>
+      </w:rPr>
+    </w:lvl>
+    <w:lvl w:ilvl="8" w:tplc="040E0005" w:tentative="1">
+      <w:start w:val="1"/>
+      <w:numFmt w:val="bullet"/>
+      <w:lvlText w:val=""/>
+      <w:lvlJc w:val="left"/>
+      <w:pPr>
+        <w:ind w:left="6480" w:hanging="360"/>
+      </w:pPr>
+      <w:rPr>
+        <w:rFonts w:ascii="Wingdings" w:hAnsi="Wingdings" w:hint="default"/>
+      </w:rPr>
+    </w:lvl>
+  </w:abstractNum>
+  <w:abstractNum w:abstractNumId="4" w15:restartNumberingAfterBreak="0">
+    <w:nsid w:val="09BB7F9F"/>
+    <w:multiLevelType w:val="hybridMultilevel"/>
+    <w:tmpl w:val="A746A6F4"/>
+    <w:lvl w:ilvl="0" w:tplc="040E0001">
+      <w:start w:val="1"/>
+      <w:numFmt w:val="bullet"/>
+      <w:lvlText w:val=""/>
+      <w:lvlJc w:val="left"/>
+      <w:pPr>
+        <w:ind w:left="720" w:hanging="360"/>
+      </w:pPr>
+      <w:rPr>
+        <w:rFonts w:ascii="Symbol" w:hAnsi="Symbol" w:hint="default"/>
+      </w:rPr>
+    </w:lvl>
+    <w:lvl w:ilvl="1" w:tplc="040E0003" w:tentative="1">
+      <w:start w:val="1"/>
+      <w:numFmt w:val="bullet"/>
+      <w:lvlText w:val="o"/>
+      <w:lvlJc w:val="left"/>
+      <w:pPr>
+        <w:ind w:left="1440" w:hanging="360"/>
+      </w:pPr>
+      <w:rPr>
+        <w:rFonts w:ascii="Courier New" w:hAnsi="Courier New" w:cs="Courier New" w:hint="default"/>
+      </w:rPr>
+    </w:lvl>
+    <w:lvl w:ilvl="2" w:tplc="040E0005" w:tentative="1">
+      <w:start w:val="1"/>
+      <w:numFmt w:val="bullet"/>
+      <w:lvlText w:val=""/>
+      <w:lvlJc w:val="left"/>
+      <w:pPr>
+        <w:ind w:left="2160" w:hanging="360"/>
+      </w:pPr>
+      <w:rPr>
+        <w:rFonts w:ascii="Wingdings" w:hAnsi="Wingdings" w:hint="default"/>
+      </w:rPr>
+    </w:lvl>
+    <w:lvl w:ilvl="3" w:tplc="040E0001" w:tentative="1">
+      <w:start w:val="1"/>
+      <w:numFmt w:val="bullet"/>
+      <w:lvlText w:val=""/>
+      <w:lvlJc w:val="left"/>
+      <w:pPr>
+        <w:ind w:left="2880" w:hanging="360"/>
+      </w:pPr>
+      <w:rPr>
+        <w:rFonts w:ascii="Symbol" w:hAnsi="Symbol" w:hint="default"/>
+      </w:rPr>
+    </w:lvl>
+    <w:lvl w:ilvl="4" w:tplc="040E0003" w:tentative="1">
+      <w:start w:val="1"/>
+      <w:numFmt w:val="bullet"/>
+      <w:lvlText w:val="o"/>
+      <w:lvlJc w:val="left"/>
+      <w:pPr>
+        <w:ind w:left="3600" w:hanging="360"/>
+      </w:pPr>
+      <w:rPr>
+        <w:rFonts w:ascii="Courier New" w:hAnsi="Courier New" w:cs="Courier New" w:hint="default"/>
+      </w:rPr>
+    </w:lvl>
+    <w:lvl w:ilvl="5" w:tplc="040E0005" w:tentative="1">
+      <w:start w:val="1"/>
+      <w:numFmt w:val="bullet"/>
+      <w:lvlText w:val=""/>
+      <w:lvlJc w:val="left"/>
+      <w:pPr>
+        <w:ind w:left="4320" w:hanging="360"/>
+      </w:pPr>
+      <w:rPr>
+        <w:rFonts w:ascii="Wingdings" w:hAnsi="Wingdings" w:hint="default"/>
+      </w:rPr>
+    </w:lvl>
+    <w:lvl w:ilvl="6" w:tplc="040E0001" w:tentative="1">
+      <w:start w:val="1"/>
+      <w:numFmt w:val="bullet"/>
+      <w:lvlText w:val=""/>
+      <w:lvlJc w:val="left"/>
+      <w:pPr>
+        <w:ind w:left="5040" w:hanging="360"/>
+      </w:pPr>
+      <w:rPr>
+        <w:rFonts w:ascii="Symbol" w:hAnsi="Symbol" w:hint="default"/>
+      </w:rPr>
+    </w:lvl>
+    <w:lvl w:ilvl="7" w:tplc="040E0003" w:tentative="1">
+      <w:start w:val="1"/>
+      <w:numFmt w:val="bullet"/>
+      <w:lvlText w:val="o"/>
+      <w:lvlJc w:val="left"/>
+      <w:pPr>
+        <w:ind w:left="5760" w:hanging="360"/>
+      </w:pPr>
+      <w:rPr>
+        <w:rFonts w:ascii="Courier New" w:hAnsi="Courier New" w:cs="Courier New" w:hint="default"/>
+      </w:rPr>
+    </w:lvl>
+    <w:lvl w:ilvl="8" w:tplc="040E0005" w:tentative="1">
+      <w:start w:val="1"/>
+      <w:numFmt w:val="bullet"/>
+      <w:lvlText w:val=""/>
+      <w:lvlJc w:val="left"/>
+      <w:pPr>
+        <w:ind w:left="6480" w:hanging="360"/>
+      </w:pPr>
+      <w:rPr>
+        <w:rFonts w:ascii="Wingdings" w:hAnsi="Wingdings" w:hint="default"/>
+      </w:rPr>
+    </w:lvl>
+  </w:abstractNum>
+  <w:abstractNum w:abstractNumId="5" w15:restartNumberingAfterBreak="0">
+    <w:nsid w:val="18122D6D"/>
+    <w:multiLevelType w:val="hybridMultilevel"/>
+    <w:tmpl w:val="CCB254CA"/>
+    <w:lvl w:ilvl="0" w:tplc="040E0001">
+      <w:start w:val="1"/>
+      <w:numFmt w:val="bullet"/>
+      <w:lvlText w:val=""/>
+      <w:lvlJc w:val="left"/>
+      <w:pPr>
+        <w:ind w:left="720" w:hanging="360"/>
+      </w:pPr>
+      <w:rPr>
+        <w:rFonts w:ascii="Symbol" w:hAnsi="Symbol" w:hint="default"/>
+      </w:rPr>
+    </w:lvl>
+    <w:lvl w:ilvl="1" w:tplc="040E0003" w:tentative="1">
+      <w:start w:val="1"/>
+      <w:numFmt w:val="bullet"/>
+      <w:lvlText w:val="o"/>
+      <w:lvlJc w:val="left"/>
+      <w:pPr>
+        <w:ind w:left="1440" w:hanging="360"/>
+      </w:pPr>
+      <w:rPr>
+        <w:rFonts w:ascii="Courier New" w:hAnsi="Courier New" w:cs="Courier New" w:hint="default"/>
+      </w:rPr>
+    </w:lvl>
+    <w:lvl w:ilvl="2" w:tplc="040E0005" w:tentative="1">
+      <w:start w:val="1"/>
+      <w:numFmt w:val="bullet"/>
+      <w:lvlText w:val=""/>
+      <w:lvlJc w:val="left"/>
+      <w:pPr>
+        <w:ind w:left="2160" w:hanging="360"/>
+      </w:pPr>
+      <w:rPr>
+        <w:rFonts w:ascii="Wingdings" w:hAnsi="Wingdings" w:hint="default"/>
+      </w:rPr>
+    </w:lvl>
+    <w:lvl w:ilvl="3" w:tplc="040E0001" w:tentative="1">
+      <w:start w:val="1"/>
+      <w:numFmt w:val="bullet"/>
+      <w:lvlText w:val=""/>
+      <w:lvlJc w:val="left"/>
+      <w:pPr>
+        <w:ind w:left="2880" w:hanging="360"/>
+      </w:pPr>
+      <w:rPr>
+        <w:rFonts w:ascii="Symbol" w:hAnsi="Symbol" w:hint="default"/>
+      </w:rPr>
+    </w:lvl>
+    <w:lvl w:ilvl="4" w:tplc="040E0003" w:tentative="1">
+      <w:start w:val="1"/>
+      <w:numFmt w:val="bullet"/>
+      <w:lvlText w:val="o"/>
+      <w:lvlJc w:val="left"/>
+      <w:pPr>
+        <w:ind w:left="3600" w:hanging="360"/>
+      </w:pPr>
+      <w:rPr>
+        <w:rFonts w:ascii="Courier New" w:hAnsi="Courier New" w:cs="Courier New" w:hint="default"/>
+      </w:rPr>
+    </w:lvl>
+    <w:lvl w:ilvl="5" w:tplc="040E0005" w:tentative="1">
+      <w:start w:val="1"/>
+      <w:numFmt w:val="bullet"/>
+      <w:lvlText w:val=""/>
+      <w:lvlJc w:val="left"/>
+      <w:pPr>
+        <w:ind w:left="4320" w:hanging="360"/>
+      </w:pPr>
+      <w:rPr>
+        <w:rFonts w:ascii="Wingdings" w:hAnsi="Wingdings" w:hint="default"/>
+      </w:rPr>
+    </w:lvl>
+    <w:lvl w:ilvl="6" w:tplc="040E0001" w:tentative="1">
+      <w:start w:val="1"/>
+      <w:numFmt w:val="bullet"/>
+      <w:lvlText w:val=""/>
+      <w:lvlJc w:val="left"/>
+      <w:pPr>
+        <w:ind w:left="5040" w:hanging="360"/>
+      </w:pPr>
+      <w:rPr>
+        <w:rFonts w:ascii="Symbol" w:hAnsi="Symbol" w:hint="default"/>
+      </w:rPr>
+    </w:lvl>
+    <w:lvl w:ilvl="7" w:tplc="040E0003" w:tentative="1">
+      <w:start w:val="1"/>
+      <w:numFmt w:val="bullet"/>
+      <w:lvlText w:val="o"/>
+      <w:lvlJc w:val="left"/>
+      <w:pPr>
+        <w:ind w:left="5760" w:hanging="360"/>
+      </w:pPr>
+      <w:rPr>
+        <w:rFonts w:ascii="Courier New" w:hAnsi="Courier New" w:cs="Courier New" w:hint="default"/>
+      </w:rPr>
+    </w:lvl>
+    <w:lvl w:ilvl="8" w:tplc="040E0005" w:tentative="1">
+      <w:start w:val="1"/>
+      <w:numFmt w:val="bullet"/>
+      <w:lvlText w:val=""/>
+      <w:lvlJc w:val="left"/>
+      <w:pPr>
+        <w:ind w:left="6480" w:hanging="360"/>
+      </w:pPr>
+      <w:rPr>
+        <w:rFonts w:ascii="Wingdings" w:hAnsi="Wingdings" w:hint="default"/>
+      </w:rPr>
+    </w:lvl>
+  </w:abstractNum>
+  <w:abstractNum w:abstractNumId="6" w15:restartNumberingAfterBreak="0">
+    <w:nsid w:val="22107CF0"/>
+    <w:multiLevelType w:val="hybridMultilevel"/>
+    <w:tmpl w:val="BB6A5640"/>
+    <w:lvl w:ilvl="0" w:tplc="040E0001">
+      <w:start w:val="1"/>
+      <w:numFmt w:val="bullet"/>
+      <w:lvlText w:val=""/>
+      <w:lvlJc w:val="left"/>
+      <w:pPr>
+        <w:ind w:left="720" w:hanging="360"/>
+      </w:pPr>
+      <w:rPr>
+        <w:rFonts w:ascii="Symbol" w:hAnsi="Symbol" w:hint="default"/>
+      </w:rPr>
+    </w:lvl>
+    <w:lvl w:ilvl="1" w:tplc="040E0003" w:tentative="1">
+      <w:start w:val="1"/>
+      <w:numFmt w:val="bullet"/>
+      <w:lvlText w:val="o"/>
+      <w:lvlJc w:val="left"/>
+      <w:pPr>
+        <w:ind w:left="1440" w:hanging="360"/>
+      </w:pPr>
+      <w:rPr>
+        <w:rFonts w:ascii="Courier New" w:hAnsi="Courier New" w:cs="Courier New" w:hint="default"/>
+      </w:rPr>
+    </w:lvl>
+    <w:lvl w:ilvl="2" w:tplc="040E0005" w:tentative="1">
+      <w:start w:val="1"/>
+      <w:numFmt w:val="bullet"/>
+      <w:lvlText w:val=""/>
+      <w:lvlJc w:val="left"/>
+      <w:pPr>
+        <w:ind w:left="2160" w:hanging="360"/>
+      </w:pPr>
+      <w:rPr>
+        <w:rFonts w:ascii="Wingdings" w:hAnsi="Wingdings" w:hint="default"/>
+      </w:rPr>
+    </w:lvl>
+    <w:lvl w:ilvl="3" w:tplc="040E0001" w:tentative="1">
+      <w:start w:val="1"/>
+      <w:numFmt w:val="bullet"/>
+      <w:lvlText w:val=""/>
+      <w:lvlJc w:val="left"/>
+      <w:pPr>
+        <w:ind w:left="2880" w:hanging="360"/>
+      </w:pPr>
+      <w:rPr>
+        <w:rFonts w:ascii="Symbol" w:hAnsi="Symbol" w:hint="default"/>
+      </w:rPr>
+    </w:lvl>
+    <w:lvl w:ilvl="4" w:tplc="040E0003" w:tentative="1">
+      <w:start w:val="1"/>
+      <w:numFmt w:val="bullet"/>
+      <w:lvlText w:val="o"/>
+      <w:lvlJc w:val="left"/>
+      <w:pPr>
+        <w:ind w:left="3600" w:hanging="360"/>
+      </w:pPr>
+      <w:rPr>
+        <w:rFonts w:ascii="Courier New" w:hAnsi="Courier New" w:cs="Courier New" w:hint="default"/>
+      </w:rPr>
+    </w:lvl>
+    <w:lvl w:ilvl="5" w:tplc="040E0005" w:tentative="1">
+      <w:start w:val="1"/>
+      <w:numFmt w:val="bullet"/>
+      <w:lvlText w:val=""/>
+      <w:lvlJc w:val="left"/>
+      <w:pPr>
+        <w:ind w:left="4320" w:hanging="360"/>
+      </w:pPr>
+      <w:rPr>
+        <w:rFonts w:ascii="Wingdings" w:hAnsi="Wingdings" w:hint="default"/>
+      </w:rPr>
+    </w:lvl>
+    <w:lvl w:ilvl="6" w:tplc="040E0001" w:tentative="1">
+      <w:start w:val="1"/>
+      <w:numFmt w:val="bullet"/>
+      <w:lvlText w:val=""/>
+      <w:lvlJc w:val="left"/>
+      <w:pPr>
+        <w:ind w:left="5040" w:hanging="360"/>
+      </w:pPr>
+      <w:rPr>
+        <w:rFonts w:ascii="Symbol" w:hAnsi="Symbol" w:hint="default"/>
+      </w:rPr>
+    </w:lvl>
+    <w:lvl w:ilvl="7" w:tplc="040E0003" w:tentative="1">
+      <w:start w:val="1"/>
+      <w:numFmt w:val="bullet"/>
+      <w:lvlText w:val="o"/>
+      <w:lvlJc w:val="left"/>
+      <w:pPr>
+        <w:ind w:left="5760" w:hanging="360"/>
+      </w:pPr>
+      <w:rPr>
+        <w:rFonts w:ascii="Courier New" w:hAnsi="Courier New" w:cs="Courier New" w:hint="default"/>
+      </w:rPr>
+    </w:lvl>
+    <w:lvl w:ilvl="8" w:tplc="040E0005" w:tentative="1">
+      <w:start w:val="1"/>
+      <w:numFmt w:val="bullet"/>
+      <w:lvlText w:val=""/>
+      <w:lvlJc w:val="left"/>
+      <w:pPr>
+        <w:ind w:left="6480" w:hanging="360"/>
+      </w:pPr>
+      <w:rPr>
+        <w:rFonts w:ascii="Wingdings" w:hAnsi="Wingdings" w:hint="default"/>
+      </w:rPr>
+    </w:lvl>
+  </w:abstractNum>
+  <w:abstractNum w:abstractNumId="7" w15:restartNumberingAfterBreak="0">
+    <w:nsid w:val="23077FE3"/>
+    <w:multiLevelType w:val="hybridMultilevel"/>
+    <w:tmpl w:val="E34A50B4"/>
+    <w:lvl w:ilvl="0" w:tplc="040E0001">
+      <w:start w:val="1"/>
+      <w:numFmt w:val="bullet"/>
+      <w:lvlText w:val=""/>
+      <w:lvlJc w:val="left"/>
+      <w:pPr>
+        <w:ind w:left="720" w:hanging="360"/>
+      </w:pPr>
+      <w:rPr>
+        <w:rFonts w:ascii="Symbol" w:hAnsi="Symbol" w:hint="default"/>
+      </w:rPr>
+    </w:lvl>
+    <w:lvl w:ilvl="1" w:tplc="040E0003" w:tentative="1">
+      <w:start w:val="1"/>
+      <w:numFmt w:val="bullet"/>
+      <w:lvlText w:val="o"/>
+      <w:lvlJc w:val="left"/>
+      <w:pPr>
+        <w:ind w:left="1440" w:hanging="360"/>
+      </w:pPr>
+      <w:rPr>
+        <w:rFonts w:ascii="Courier New" w:hAnsi="Courier New" w:cs="Courier New" w:hint="default"/>
+      </w:rPr>
+    </w:lvl>
+    <w:lvl w:ilvl="2" w:tplc="040E0005" w:tentative="1">
+      <w:start w:val="1"/>
+      <w:numFmt w:val="bullet"/>
+      <w:lvlText w:val=""/>
+      <w:lvlJc w:val="left"/>
+      <w:pPr>
+        <w:ind w:left="2160" w:hanging="360"/>
+      </w:pPr>
+      <w:rPr>
+        <w:rFonts w:ascii="Wingdings" w:hAnsi="Wingdings" w:hint="default"/>
+      </w:rPr>
+    </w:lvl>
+    <w:lvl w:ilvl="3" w:tplc="040E0001" w:tentative="1">
+      <w:start w:val="1"/>
+      <w:numFmt w:val="bullet"/>
+      <w:lvlText w:val=""/>
+      <w:lvlJc w:val="left"/>
+      <w:pPr>
+        <w:ind w:left="2880" w:hanging="360"/>
+      </w:pPr>
+      <w:rPr>
+        <w:rFonts w:ascii="Symbol" w:hAnsi="Symbol" w:hint="default"/>
+      </w:rPr>
+    </w:lvl>
+    <w:lvl w:ilvl="4" w:tplc="040E0003" w:tentative="1">
+      <w:start w:val="1"/>
+      <w:numFmt w:val="bullet"/>
+      <w:lvlText w:val="o"/>
+      <w:lvlJc w:val="left"/>
+      <w:pPr>
+        <w:ind w:left="3600" w:hanging="360"/>
+      </w:pPr>
+      <w:rPr>
+        <w:rFonts w:ascii="Courier New" w:hAnsi="Courier New" w:cs="Courier New" w:hint="default"/>
+      </w:rPr>
+    </w:lvl>
+    <w:lvl w:ilvl="5" w:tplc="040E0005" w:tentative="1">
+      <w:start w:val="1"/>
+      <w:numFmt w:val="bullet"/>
+      <w:lvlText w:val=""/>
+      <w:lvlJc w:val="left"/>
+      <w:pPr>
+        <w:ind w:left="4320" w:hanging="360"/>
+      </w:pPr>
+      <w:rPr>
+        <w:rFonts w:ascii="Wingdings" w:hAnsi="Wingdings" w:hint="default"/>
+      </w:rPr>
+    </w:lvl>
+    <w:lvl w:ilvl="6" w:tplc="040E0001" w:tentative="1">
+      <w:start w:val="1"/>
+      <w:numFmt w:val="bullet"/>
+      <w:lvlText w:val=""/>
+      <w:lvlJc w:val="left"/>
+      <w:pPr>
+        <w:ind w:left="5040" w:hanging="360"/>
+      </w:pPr>
+      <w:rPr>
+        <w:rFonts w:ascii="Symbol" w:hAnsi="Symbol" w:hint="default"/>
+      </w:rPr>
+    </w:lvl>
+    <w:lvl w:ilvl="7" w:tplc="040E0003" w:tentative="1">
+      <w:start w:val="1"/>
+      <w:numFmt w:val="bullet"/>
+      <w:lvlText w:val="o"/>
+      <w:lvlJc w:val="left"/>
+      <w:pPr>
+        <w:ind w:left="5760" w:hanging="360"/>
+      </w:pPr>
+      <w:rPr>
+        <w:rFonts w:ascii="Courier New" w:hAnsi="Courier New" w:cs="Courier New" w:hint="default"/>
+      </w:rPr>
+    </w:lvl>
+    <w:lvl w:ilvl="8" w:tplc="040E0005" w:tentative="1">
+      <w:start w:val="1"/>
+      <w:numFmt w:val="bullet"/>
+      <w:lvlText w:val=""/>
+      <w:lvlJc w:val="left"/>
+      <w:pPr>
+        <w:ind w:left="6480" w:hanging="360"/>
+      </w:pPr>
+      <w:rPr>
+        <w:rFonts w:ascii="Wingdings" w:hAnsi="Wingdings" w:hint="default"/>
+      </w:rPr>
+    </w:lvl>
+  </w:abstractNum>
+  <w:abstractNum w:abstractNumId="8" w15:restartNumberingAfterBreak="0">
+    <w:nsid w:val="29391D90"/>
+    <w:multiLevelType w:val="hybridMultilevel"/>
+    <w:tmpl w:val="A73C3100"/>
+    <w:lvl w:ilvl="0" w:tplc="040E0001">
+      <w:start w:val="1"/>
+      <w:numFmt w:val="bullet"/>
+      <w:lvlText w:val=""/>
+      <w:lvlJc w:val="left"/>
+      <w:pPr>
+        <w:ind w:left="720" w:hanging="360"/>
+      </w:pPr>
+      <w:rPr>
+        <w:rFonts w:ascii="Symbol" w:hAnsi="Symbol" w:hint="default"/>
+      </w:rPr>
+    </w:lvl>
+    <w:lvl w:ilvl="1" w:tplc="040E0003" w:tentative="1">
+      <w:start w:val="1"/>
+      <w:numFmt w:val="bullet"/>
+      <w:lvlText w:val="o"/>
+      <w:lvlJc w:val="left"/>
+      <w:pPr>
+        <w:ind w:left="1440" w:hanging="360"/>
+      </w:pPr>
+      <w:rPr>
+        <w:rFonts w:ascii="Courier New" w:hAnsi="Courier New" w:cs="Courier New" w:hint="default"/>
+      </w:rPr>
+    </w:lvl>
+    <w:lvl w:ilvl="2" w:tplc="040E0005" w:tentative="1">
+      <w:start w:val="1"/>
+      <w:numFmt w:val="bullet"/>
+      <w:lvlText w:val=""/>
+      <w:lvlJc w:val="left"/>
+      <w:pPr>
+        <w:ind w:left="2160" w:hanging="360"/>
+      </w:pPr>
+      <w:rPr>
+        <w:rFonts w:ascii="Wingdings" w:hAnsi="Wingdings" w:hint="default"/>
+      </w:rPr>
+    </w:lvl>
+    <w:lvl w:ilvl="3" w:tplc="040E0001" w:tentative="1">
+      <w:start w:val="1"/>
+      <w:numFmt w:val="bullet"/>
+      <w:lvlText w:val=""/>
+      <w:lvlJc w:val="left"/>
+      <w:pPr>
+        <w:ind w:left="2880" w:hanging="360"/>
+      </w:pPr>
+      <w:rPr>
+        <w:rFonts w:ascii="Symbol" w:hAnsi="Symbol" w:hint="default"/>
+      </w:rPr>
+    </w:lvl>
+    <w:lvl w:ilvl="4" w:tplc="040E0003" w:tentative="1">
+      <w:start w:val="1"/>
+      <w:numFmt w:val="bullet"/>
+      <w:lvlText w:val="o"/>
+      <w:lvlJc w:val="left"/>
+      <w:pPr>
+        <w:ind w:left="3600" w:hanging="360"/>
+      </w:pPr>
+      <w:rPr>
+        <w:rFonts w:ascii="Courier New" w:hAnsi="Courier New" w:cs="Courier New" w:hint="default"/>
+      </w:rPr>
+    </w:lvl>
+    <w:lvl w:ilvl="5" w:tplc="040E0005" w:tentative="1">
+      <w:start w:val="1"/>
+      <w:numFmt w:val="bullet"/>
+      <w:lvlText w:val=""/>
+      <w:lvlJc w:val="left"/>
+      <w:pPr>
+        <w:ind w:left="4320" w:hanging="360"/>
+      </w:pPr>
+      <w:rPr>
+        <w:rFonts w:ascii="Wingdings" w:hAnsi="Wingdings" w:hint="default"/>
+      </w:rPr>
+    </w:lvl>
+    <w:lvl w:ilvl="6" w:tplc="040E0001" w:tentative="1">
+      <w:start w:val="1"/>
+      <w:numFmt w:val="bullet"/>
+      <w:lvlText w:val=""/>
+      <w:lvlJc w:val="left"/>
+      <w:pPr>
+        <w:ind w:left="5040" w:hanging="360"/>
+      </w:pPr>
+      <w:rPr>
+        <w:rFonts w:ascii="Symbol" w:hAnsi="Symbol" w:hint="default"/>
+      </w:rPr>
+    </w:lvl>
+    <w:lvl w:ilvl="7" w:tplc="040E0003" w:tentative="1">
+      <w:start w:val="1"/>
+      <w:numFmt w:val="bullet"/>
+      <w:lvlText w:val="o"/>
+      <w:lvlJc w:val="left"/>
+      <w:pPr>
+        <w:ind w:left="5760" w:hanging="360"/>
+      </w:pPr>
+      <w:rPr>
+        <w:rFonts w:ascii="Courier New" w:hAnsi="Courier New" w:cs="Courier New" w:hint="default"/>
+      </w:rPr>
+    </w:lvl>
+    <w:lvl w:ilvl="8" w:tplc="040E0005" w:tentative="1">
+      <w:start w:val="1"/>
+      <w:numFmt w:val="bullet"/>
+      <w:lvlText w:val=""/>
+      <w:lvlJc w:val="left"/>
+      <w:pPr>
+        <w:ind w:left="6480" w:hanging="360"/>
+      </w:pPr>
+      <w:rPr>
+        <w:rFonts w:ascii="Wingdings" w:hAnsi="Wingdings" w:hint="default"/>
+      </w:rPr>
+    </w:lvl>
+  </w:abstractNum>
+  <w:abstractNum w:abstractNumId="9" w15:restartNumberingAfterBreak="0">
+    <w:nsid w:val="3A1742DF"/>
+    <w:multiLevelType w:val="hybridMultilevel"/>
+    <w:tmpl w:val="566035CE"/>
+    <w:lvl w:ilvl="0" w:tplc="040E0001">
+      <w:start w:val="1"/>
+      <w:numFmt w:val="bullet"/>
+      <w:lvlText w:val=""/>
+      <w:lvlJc w:val="left"/>
+      <w:pPr>
+        <w:ind w:left="720" w:hanging="360"/>
+      </w:pPr>
+      <w:rPr>
+        <w:rFonts w:ascii="Symbol" w:hAnsi="Symbol" w:hint="default"/>
+      </w:rPr>
+    </w:lvl>
+    <w:lvl w:ilvl="1" w:tplc="040E0003" w:tentative="1">
+      <w:start w:val="1"/>
+      <w:numFmt w:val="bullet"/>
+      <w:lvlText w:val="o"/>
+      <w:lvlJc w:val="left"/>
+      <w:pPr>
+        <w:ind w:left="1440" w:hanging="360"/>
+      </w:pPr>
+      <w:rPr>
+        <w:rFonts w:ascii="Courier New" w:hAnsi="Courier New" w:cs="Courier New" w:hint="default"/>
+      </w:rPr>
+    </w:lvl>
+    <w:lvl w:ilvl="2" w:tplc="040E0005" w:tentative="1">
+      <w:start w:val="1"/>
+      <w:numFmt w:val="bullet"/>
+      <w:lvlText w:val=""/>
+      <w:lvlJc w:val="left"/>
+      <w:pPr>
+        <w:ind w:left="2160" w:hanging="360"/>
+      </w:pPr>
+      <w:rPr>
+        <w:rFonts w:ascii="Wingdings" w:hAnsi="Wingdings" w:hint="default"/>
+      </w:rPr>
+    </w:lvl>
+    <w:lvl w:ilvl="3" w:tplc="040E0001" w:tentative="1">
+      <w:start w:val="1"/>
+      <w:numFmt w:val="bullet"/>
+      <w:lvlText w:val=""/>
+      <w:lvlJc w:val="left"/>
+      <w:pPr>
+        <w:ind w:left="2880" w:hanging="360"/>
+      </w:pPr>
+      <w:rPr>
+        <w:rFonts w:ascii="Symbol" w:hAnsi="Symbol" w:hint="default"/>
+      </w:rPr>
+    </w:lvl>
+    <w:lvl w:ilvl="4" w:tplc="040E0003" w:tentative="1">
+      <w:start w:val="1"/>
+      <w:numFmt w:val="bullet"/>
+      <w:lvlText w:val="o"/>
+      <w:lvlJc w:val="left"/>
+      <w:pPr>
+        <w:ind w:left="3600" w:hanging="360"/>
+      </w:pPr>
+      <w:rPr>
+        <w:rFonts w:ascii="Courier New" w:hAnsi="Courier New" w:cs="Courier New" w:hint="default"/>
+      </w:rPr>
+    </w:lvl>
+    <w:lvl w:ilvl="5" w:tplc="040E0005" w:tentative="1">
+      <w:start w:val="1"/>
+      <w:numFmt w:val="bullet"/>
+      <w:lvlText w:val=""/>
+      <w:lvlJc w:val="left"/>
+      <w:pPr>
+        <w:ind w:left="4320" w:hanging="360"/>
+      </w:pPr>
+      <w:rPr>
+        <w:rFonts w:ascii="Wingdings" w:hAnsi="Wingdings" w:hint="default"/>
+      </w:rPr>
+    </w:lvl>
+    <w:lvl w:ilvl="6" w:tplc="040E0001" w:tentative="1">
+      <w:start w:val="1"/>
+      <w:numFmt w:val="bullet"/>
+      <w:lvlText w:val=""/>
+      <w:lvlJc w:val="left"/>
+      <w:pPr>
+        <w:ind w:left="5040" w:hanging="360"/>
+      </w:pPr>
+      <w:rPr>
+        <w:rFonts w:ascii="Symbol" w:hAnsi="Symbol" w:hint="default"/>
+      </w:rPr>
+    </w:lvl>
+    <w:lvl w:ilvl="7" w:tplc="040E0003" w:tentative="1">
+      <w:start w:val="1"/>
+      <w:numFmt w:val="bullet"/>
+      <w:lvlText w:val="o"/>
+      <w:lvlJc w:val="left"/>
+      <w:pPr>
+        <w:ind w:left="5760" w:hanging="360"/>
+      </w:pPr>
+      <w:rPr>
+        <w:rFonts w:ascii="Courier New" w:hAnsi="Courier New" w:cs="Courier New" w:hint="default"/>
+      </w:rPr>
+    </w:lvl>
+    <w:lvl w:ilvl="8" w:tplc="040E0005" w:tentative="1">
+      <w:start w:val="1"/>
+      <w:numFmt w:val="bullet"/>
+      <w:lvlText w:val=""/>
+      <w:lvlJc w:val="left"/>
+      <w:pPr>
+        <w:ind w:left="6480" w:hanging="360"/>
+      </w:pPr>
+      <w:rPr>
+        <w:rFonts w:ascii="Wingdings" w:hAnsi="Wingdings" w:hint="default"/>
+      </w:rPr>
+    </w:lvl>
+  </w:abstractNum>
+  <w:abstractNum w:abstractNumId="10" w15:restartNumberingAfterBreak="0">
     <w:nsid w:val="44832320"/>
     <w:multiLevelType w:val="hybridMultilevel"/>
     <w:tmpl w:val="836C6DBA"/>
@@ -2700,11 +7545,478 @@
       </w:pPr>
     </w:lvl>
   </w:abstractNum>
+  <w:abstractNum w:abstractNumId="11" w15:restartNumberingAfterBreak="0">
+    <w:nsid w:val="450801E3"/>
+    <w:multiLevelType w:val="hybridMultilevel"/>
+    <w:tmpl w:val="1ACA3E8A"/>
+    <w:lvl w:ilvl="0" w:tplc="040E000F">
+      <w:start w:val="1"/>
+      <w:numFmt w:val="decimal"/>
+      <w:lvlText w:val="%1."/>
+      <w:lvlJc w:val="left"/>
+      <w:pPr>
+        <w:ind w:left="720" w:hanging="360"/>
+      </w:pPr>
+      <w:rPr>
+        <w:rFonts w:hint="default"/>
+      </w:rPr>
+    </w:lvl>
+    <w:lvl w:ilvl="1" w:tplc="040E0019" w:tentative="1">
+      <w:start w:val="1"/>
+      <w:numFmt w:val="lowerLetter"/>
+      <w:lvlText w:val="%2."/>
+      <w:lvlJc w:val="left"/>
+      <w:pPr>
+        <w:ind w:left="1440" w:hanging="360"/>
+      </w:pPr>
+    </w:lvl>
+    <w:lvl w:ilvl="2" w:tplc="040E001B" w:tentative="1">
+      <w:start w:val="1"/>
+      <w:numFmt w:val="lowerRoman"/>
+      <w:lvlText w:val="%3."/>
+      <w:lvlJc w:val="right"/>
+      <w:pPr>
+        <w:ind w:left="2160" w:hanging="180"/>
+      </w:pPr>
+    </w:lvl>
+    <w:lvl w:ilvl="3" w:tplc="040E000F" w:tentative="1">
+      <w:start w:val="1"/>
+      <w:numFmt w:val="decimal"/>
+      <w:lvlText w:val="%4."/>
+      <w:lvlJc w:val="left"/>
+      <w:pPr>
+        <w:ind w:left="2880" w:hanging="360"/>
+      </w:pPr>
+    </w:lvl>
+    <w:lvl w:ilvl="4" w:tplc="040E0019" w:tentative="1">
+      <w:start w:val="1"/>
+      <w:numFmt w:val="lowerLetter"/>
+      <w:lvlText w:val="%5."/>
+      <w:lvlJc w:val="left"/>
+      <w:pPr>
+        <w:ind w:left="3600" w:hanging="360"/>
+      </w:pPr>
+    </w:lvl>
+    <w:lvl w:ilvl="5" w:tplc="040E001B" w:tentative="1">
+      <w:start w:val="1"/>
+      <w:numFmt w:val="lowerRoman"/>
+      <w:lvlText w:val="%6."/>
+      <w:lvlJc w:val="right"/>
+      <w:pPr>
+        <w:ind w:left="4320" w:hanging="180"/>
+      </w:pPr>
+    </w:lvl>
+    <w:lvl w:ilvl="6" w:tplc="040E000F" w:tentative="1">
+      <w:start w:val="1"/>
+      <w:numFmt w:val="decimal"/>
+      <w:lvlText w:val="%7."/>
+      <w:lvlJc w:val="left"/>
+      <w:pPr>
+        <w:ind w:left="5040" w:hanging="360"/>
+      </w:pPr>
+    </w:lvl>
+    <w:lvl w:ilvl="7" w:tplc="040E0019" w:tentative="1">
+      <w:start w:val="1"/>
+      <w:numFmt w:val="lowerLetter"/>
+      <w:lvlText w:val="%8."/>
+      <w:lvlJc w:val="left"/>
+      <w:pPr>
+        <w:ind w:left="5760" w:hanging="360"/>
+      </w:pPr>
+    </w:lvl>
+    <w:lvl w:ilvl="8" w:tplc="040E001B" w:tentative="1">
+      <w:start w:val="1"/>
+      <w:numFmt w:val="lowerRoman"/>
+      <w:lvlText w:val="%9."/>
+      <w:lvlJc w:val="right"/>
+      <w:pPr>
+        <w:ind w:left="6480" w:hanging="180"/>
+      </w:pPr>
+    </w:lvl>
+  </w:abstractNum>
+  <w:abstractNum w:abstractNumId="12" w15:restartNumberingAfterBreak="0">
+    <w:nsid w:val="5558649F"/>
+    <w:multiLevelType w:val="hybridMultilevel"/>
+    <w:tmpl w:val="EF66D382"/>
+    <w:lvl w:ilvl="0" w:tplc="040E0001">
+      <w:start w:val="1"/>
+      <w:numFmt w:val="bullet"/>
+      <w:lvlText w:val=""/>
+      <w:lvlJc w:val="left"/>
+      <w:pPr>
+        <w:ind w:left="720" w:hanging="360"/>
+      </w:pPr>
+      <w:rPr>
+        <w:rFonts w:ascii="Symbol" w:hAnsi="Symbol" w:hint="default"/>
+      </w:rPr>
+    </w:lvl>
+    <w:lvl w:ilvl="1" w:tplc="040E0003" w:tentative="1">
+      <w:start w:val="1"/>
+      <w:numFmt w:val="bullet"/>
+      <w:lvlText w:val="o"/>
+      <w:lvlJc w:val="left"/>
+      <w:pPr>
+        <w:ind w:left="1440" w:hanging="360"/>
+      </w:pPr>
+      <w:rPr>
+        <w:rFonts w:ascii="Courier New" w:hAnsi="Courier New" w:cs="Courier New" w:hint="default"/>
+      </w:rPr>
+    </w:lvl>
+    <w:lvl w:ilvl="2" w:tplc="040E0005" w:tentative="1">
+      <w:start w:val="1"/>
+      <w:numFmt w:val="bullet"/>
+      <w:lvlText w:val=""/>
+      <w:lvlJc w:val="left"/>
+      <w:pPr>
+        <w:ind w:left="2160" w:hanging="360"/>
+      </w:pPr>
+      <w:rPr>
+        <w:rFonts w:ascii="Wingdings" w:hAnsi="Wingdings" w:hint="default"/>
+      </w:rPr>
+    </w:lvl>
+    <w:lvl w:ilvl="3" w:tplc="040E0001" w:tentative="1">
+      <w:start w:val="1"/>
+      <w:numFmt w:val="bullet"/>
+      <w:lvlText w:val=""/>
+      <w:lvlJc w:val="left"/>
+      <w:pPr>
+        <w:ind w:left="2880" w:hanging="360"/>
+      </w:pPr>
+      <w:rPr>
+        <w:rFonts w:ascii="Symbol" w:hAnsi="Symbol" w:hint="default"/>
+      </w:rPr>
+    </w:lvl>
+    <w:lvl w:ilvl="4" w:tplc="040E0003" w:tentative="1">
+      <w:start w:val="1"/>
+      <w:numFmt w:val="bullet"/>
+      <w:lvlText w:val="o"/>
+      <w:lvlJc w:val="left"/>
+      <w:pPr>
+        <w:ind w:left="3600" w:hanging="360"/>
+      </w:pPr>
+      <w:rPr>
+        <w:rFonts w:ascii="Courier New" w:hAnsi="Courier New" w:cs="Courier New" w:hint="default"/>
+      </w:rPr>
+    </w:lvl>
+    <w:lvl w:ilvl="5" w:tplc="040E0005" w:tentative="1">
+      <w:start w:val="1"/>
+      <w:numFmt w:val="bullet"/>
+      <w:lvlText w:val=""/>
+      <w:lvlJc w:val="left"/>
+      <w:pPr>
+        <w:ind w:left="4320" w:hanging="360"/>
+      </w:pPr>
+      <w:rPr>
+        <w:rFonts w:ascii="Wingdings" w:hAnsi="Wingdings" w:hint="default"/>
+      </w:rPr>
+    </w:lvl>
+    <w:lvl w:ilvl="6" w:tplc="040E0001" w:tentative="1">
+      <w:start w:val="1"/>
+      <w:numFmt w:val="bullet"/>
+      <w:lvlText w:val=""/>
+      <w:lvlJc w:val="left"/>
+      <w:pPr>
+        <w:ind w:left="5040" w:hanging="360"/>
+      </w:pPr>
+      <w:rPr>
+        <w:rFonts w:ascii="Symbol" w:hAnsi="Symbol" w:hint="default"/>
+      </w:rPr>
+    </w:lvl>
+    <w:lvl w:ilvl="7" w:tplc="040E0003" w:tentative="1">
+      <w:start w:val="1"/>
+      <w:numFmt w:val="bullet"/>
+      <w:lvlText w:val="o"/>
+      <w:lvlJc w:val="left"/>
+      <w:pPr>
+        <w:ind w:left="5760" w:hanging="360"/>
+      </w:pPr>
+      <w:rPr>
+        <w:rFonts w:ascii="Courier New" w:hAnsi="Courier New" w:cs="Courier New" w:hint="default"/>
+      </w:rPr>
+    </w:lvl>
+    <w:lvl w:ilvl="8" w:tplc="040E0005" w:tentative="1">
+      <w:start w:val="1"/>
+      <w:numFmt w:val="bullet"/>
+      <w:lvlText w:val=""/>
+      <w:lvlJc w:val="left"/>
+      <w:pPr>
+        <w:ind w:left="6480" w:hanging="360"/>
+      </w:pPr>
+      <w:rPr>
+        <w:rFonts w:ascii="Wingdings" w:hAnsi="Wingdings" w:hint="default"/>
+      </w:rPr>
+    </w:lvl>
+  </w:abstractNum>
+  <w:abstractNum w:abstractNumId="13" w15:restartNumberingAfterBreak="0">
+    <w:nsid w:val="60F44394"/>
+    <w:multiLevelType w:val="hybridMultilevel"/>
+    <w:tmpl w:val="AA9E19D0"/>
+    <w:lvl w:ilvl="0" w:tplc="040E0001">
+      <w:start w:val="1"/>
+      <w:numFmt w:val="bullet"/>
+      <w:lvlText w:val=""/>
+      <w:lvlJc w:val="left"/>
+      <w:pPr>
+        <w:ind w:left="720" w:hanging="360"/>
+      </w:pPr>
+      <w:rPr>
+        <w:rFonts w:ascii="Symbol" w:hAnsi="Symbol" w:hint="default"/>
+      </w:rPr>
+    </w:lvl>
+    <w:lvl w:ilvl="1" w:tplc="040E0003" w:tentative="1">
+      <w:start w:val="1"/>
+      <w:numFmt w:val="bullet"/>
+      <w:lvlText w:val="o"/>
+      <w:lvlJc w:val="left"/>
+      <w:pPr>
+        <w:ind w:left="1440" w:hanging="360"/>
+      </w:pPr>
+      <w:rPr>
+        <w:rFonts w:ascii="Courier New" w:hAnsi="Courier New" w:cs="Courier New" w:hint="default"/>
+      </w:rPr>
+    </w:lvl>
+    <w:lvl w:ilvl="2" w:tplc="040E0005" w:tentative="1">
+      <w:start w:val="1"/>
+      <w:numFmt w:val="bullet"/>
+      <w:lvlText w:val=""/>
+      <w:lvlJc w:val="left"/>
+      <w:pPr>
+        <w:ind w:left="2160" w:hanging="360"/>
+      </w:pPr>
+      <w:rPr>
+        <w:rFonts w:ascii="Wingdings" w:hAnsi="Wingdings" w:hint="default"/>
+      </w:rPr>
+    </w:lvl>
+    <w:lvl w:ilvl="3" w:tplc="040E0001" w:tentative="1">
+      <w:start w:val="1"/>
+      <w:numFmt w:val="bullet"/>
+      <w:lvlText w:val=""/>
+      <w:lvlJc w:val="left"/>
+      <w:pPr>
+        <w:ind w:left="2880" w:hanging="360"/>
+      </w:pPr>
+      <w:rPr>
+        <w:rFonts w:ascii="Symbol" w:hAnsi="Symbol" w:hint="default"/>
+      </w:rPr>
+    </w:lvl>
+    <w:lvl w:ilvl="4" w:tplc="040E0003" w:tentative="1">
+      <w:start w:val="1"/>
+      <w:numFmt w:val="bullet"/>
+      <w:lvlText w:val="o"/>
+      <w:lvlJc w:val="left"/>
+      <w:pPr>
+        <w:ind w:left="3600" w:hanging="360"/>
+      </w:pPr>
+      <w:rPr>
+        <w:rFonts w:ascii="Courier New" w:hAnsi="Courier New" w:cs="Courier New" w:hint="default"/>
+      </w:rPr>
+    </w:lvl>
+    <w:lvl w:ilvl="5" w:tplc="040E0005" w:tentative="1">
+      <w:start w:val="1"/>
+      <w:numFmt w:val="bullet"/>
+      <w:lvlText w:val=""/>
+      <w:lvlJc w:val="left"/>
+      <w:pPr>
+        <w:ind w:left="4320" w:hanging="360"/>
+      </w:pPr>
+      <w:rPr>
+        <w:rFonts w:ascii="Wingdings" w:hAnsi="Wingdings" w:hint="default"/>
+      </w:rPr>
+    </w:lvl>
+    <w:lvl w:ilvl="6" w:tplc="040E0001" w:tentative="1">
+      <w:start w:val="1"/>
+      <w:numFmt w:val="bullet"/>
+      <w:lvlText w:val=""/>
+      <w:lvlJc w:val="left"/>
+      <w:pPr>
+        <w:ind w:left="5040" w:hanging="360"/>
+      </w:pPr>
+      <w:rPr>
+        <w:rFonts w:ascii="Symbol" w:hAnsi="Symbol" w:hint="default"/>
+      </w:rPr>
+    </w:lvl>
+    <w:lvl w:ilvl="7" w:tplc="040E0003" w:tentative="1">
+      <w:start w:val="1"/>
+      <w:numFmt w:val="bullet"/>
+      <w:lvlText w:val="o"/>
+      <w:lvlJc w:val="left"/>
+      <w:pPr>
+        <w:ind w:left="5760" w:hanging="360"/>
+      </w:pPr>
+      <w:rPr>
+        <w:rFonts w:ascii="Courier New" w:hAnsi="Courier New" w:cs="Courier New" w:hint="default"/>
+      </w:rPr>
+    </w:lvl>
+    <w:lvl w:ilvl="8" w:tplc="040E0005" w:tentative="1">
+      <w:start w:val="1"/>
+      <w:numFmt w:val="bullet"/>
+      <w:lvlText w:val=""/>
+      <w:lvlJc w:val="left"/>
+      <w:pPr>
+        <w:ind w:left="6480" w:hanging="360"/>
+      </w:pPr>
+      <w:rPr>
+        <w:rFonts w:ascii="Wingdings" w:hAnsi="Wingdings" w:hint="default"/>
+      </w:rPr>
+    </w:lvl>
+  </w:abstractNum>
+  <w:abstractNum w:abstractNumId="14" w15:restartNumberingAfterBreak="0">
+    <w:nsid w:val="6FD87528"/>
+    <w:multiLevelType w:val="hybridMultilevel"/>
+    <w:tmpl w:val="9AEA8944"/>
+    <w:lvl w:ilvl="0" w:tplc="040E0001">
+      <w:start w:val="1"/>
+      <w:numFmt w:val="bullet"/>
+      <w:lvlText w:val=""/>
+      <w:lvlJc w:val="left"/>
+      <w:pPr>
+        <w:ind w:left="720" w:hanging="360"/>
+      </w:pPr>
+      <w:rPr>
+        <w:rFonts w:ascii="Symbol" w:hAnsi="Symbol" w:hint="default"/>
+      </w:rPr>
+    </w:lvl>
+    <w:lvl w:ilvl="1" w:tplc="040E0003" w:tentative="1">
+      <w:start w:val="1"/>
+      <w:numFmt w:val="bullet"/>
+      <w:lvlText w:val="o"/>
+      <w:lvlJc w:val="left"/>
+      <w:pPr>
+        <w:ind w:left="1440" w:hanging="360"/>
+      </w:pPr>
+      <w:rPr>
+        <w:rFonts w:ascii="Courier New" w:hAnsi="Courier New" w:cs="Courier New" w:hint="default"/>
+      </w:rPr>
+    </w:lvl>
+    <w:lvl w:ilvl="2" w:tplc="040E0005" w:tentative="1">
+      <w:start w:val="1"/>
+      <w:numFmt w:val="bullet"/>
+      <w:lvlText w:val=""/>
+      <w:lvlJc w:val="left"/>
+      <w:pPr>
+        <w:ind w:left="2160" w:hanging="360"/>
+      </w:pPr>
+      <w:rPr>
+        <w:rFonts w:ascii="Wingdings" w:hAnsi="Wingdings" w:hint="default"/>
+      </w:rPr>
+    </w:lvl>
+    <w:lvl w:ilvl="3" w:tplc="040E0001" w:tentative="1">
+      <w:start w:val="1"/>
+      <w:numFmt w:val="bullet"/>
+      <w:lvlText w:val=""/>
+      <w:lvlJc w:val="left"/>
+      <w:pPr>
+        <w:ind w:left="2880" w:hanging="360"/>
+      </w:pPr>
+      <w:rPr>
+        <w:rFonts w:ascii="Symbol" w:hAnsi="Symbol" w:hint="default"/>
+      </w:rPr>
+    </w:lvl>
+    <w:lvl w:ilvl="4" w:tplc="040E0003" w:tentative="1">
+      <w:start w:val="1"/>
+      <w:numFmt w:val="bullet"/>
+      <w:lvlText w:val="o"/>
+      <w:lvlJc w:val="left"/>
+      <w:pPr>
+        <w:ind w:left="3600" w:hanging="360"/>
+      </w:pPr>
+      <w:rPr>
+        <w:rFonts w:ascii="Courier New" w:hAnsi="Courier New" w:cs="Courier New" w:hint="default"/>
+      </w:rPr>
+    </w:lvl>
+    <w:lvl w:ilvl="5" w:tplc="040E0005" w:tentative="1">
+      <w:start w:val="1"/>
+      <w:numFmt w:val="bullet"/>
+      <w:lvlText w:val=""/>
+      <w:lvlJc w:val="left"/>
+      <w:pPr>
+        <w:ind w:left="4320" w:hanging="360"/>
+      </w:pPr>
+      <w:rPr>
+        <w:rFonts w:ascii="Wingdings" w:hAnsi="Wingdings" w:hint="default"/>
+      </w:rPr>
+    </w:lvl>
+    <w:lvl w:ilvl="6" w:tplc="040E0001" w:tentative="1">
+      <w:start w:val="1"/>
+      <w:numFmt w:val="bullet"/>
+      <w:lvlText w:val=""/>
+      <w:lvlJc w:val="left"/>
+      <w:pPr>
+        <w:ind w:left="5040" w:hanging="360"/>
+      </w:pPr>
+      <w:rPr>
+        <w:rFonts w:ascii="Symbol" w:hAnsi="Symbol" w:hint="default"/>
+      </w:rPr>
+    </w:lvl>
+    <w:lvl w:ilvl="7" w:tplc="040E0003" w:tentative="1">
+      <w:start w:val="1"/>
+      <w:numFmt w:val="bullet"/>
+      <w:lvlText w:val="o"/>
+      <w:lvlJc w:val="left"/>
+      <w:pPr>
+        <w:ind w:left="5760" w:hanging="360"/>
+      </w:pPr>
+      <w:rPr>
+        <w:rFonts w:ascii="Courier New" w:hAnsi="Courier New" w:cs="Courier New" w:hint="default"/>
+      </w:rPr>
+    </w:lvl>
+    <w:lvl w:ilvl="8" w:tplc="040E0005" w:tentative="1">
+      <w:start w:val="1"/>
+      <w:numFmt w:val="bullet"/>
+      <w:lvlText w:val=""/>
+      <w:lvlJc w:val="left"/>
+      <w:pPr>
+        <w:ind w:left="6480" w:hanging="360"/>
+      </w:pPr>
+      <w:rPr>
+        <w:rFonts w:ascii="Wingdings" w:hAnsi="Wingdings" w:hint="default"/>
+      </w:rPr>
+    </w:lvl>
+  </w:abstractNum>
   <w:num w:numId="1">
+    <w:abstractNumId w:val="1"/>
+  </w:num>
+  <w:num w:numId="2">
+    <w:abstractNumId w:val="10"/>
+  </w:num>
+  <w:num w:numId="3">
+    <w:abstractNumId w:val="11"/>
+  </w:num>
+  <w:num w:numId="4">
     <w:abstractNumId w:val="0"/>
   </w:num>
-  <w:num w:numId="2">
-    <w:abstractNumId w:val="1"/>
+  <w:num w:numId="5">
+    <w:abstractNumId w:val="8"/>
+  </w:num>
+  <w:num w:numId="6">
+    <w:abstractNumId w:val="14"/>
+  </w:num>
+  <w:num w:numId="7">
+    <w:abstractNumId w:val="3"/>
+  </w:num>
+  <w:num w:numId="8">
+    <w:abstractNumId w:val="9"/>
+  </w:num>
+  <w:num w:numId="9">
+    <w:abstractNumId w:val="12"/>
+  </w:num>
+  <w:num w:numId="10">
+    <w:abstractNumId w:val="13"/>
+  </w:num>
+  <w:num w:numId="11">
+    <w:abstractNumId w:val="6"/>
+  </w:num>
+  <w:num w:numId="12">
+    <w:abstractNumId w:val="2"/>
+  </w:num>
+  <w:num w:numId="13">
+    <w:abstractNumId w:val="4"/>
+  </w:num>
+  <w:num w:numId="14">
+    <w:abstractNumId w:val="7"/>
+  </w:num>
+  <w:num w:numId="15">
+    <w:abstractNumId w:val="5"/>
   </w:num>
 </w:numbering>
 </file>
@@ -2793,7 +8105,7 @@
     <w:lsdException w:name="Closing" w:semiHidden="1" w:unhideWhenUsed="1"/>
     <w:lsdException w:name="Signature" w:semiHidden="1" w:unhideWhenUsed="1"/>
     <w:lsdException w:name="Default Paragraph Font" w:semiHidden="1" w:uiPriority="1" w:unhideWhenUsed="1"/>
-    <w:lsdException w:name="Body Text" w:semiHidden="1" w:unhideWhenUsed="1"/>
+    <w:lsdException w:name="Body Text" w:semiHidden="1" w:uiPriority="0" w:unhideWhenUsed="1" w:qFormat="1"/>
     <w:lsdException w:name="Body Text Indent" w:semiHidden="1" w:unhideWhenUsed="1"/>
     <w:lsdException w:name="List Continue" w:semiHidden="1" w:unhideWhenUsed="1"/>
     <w:lsdException w:name="List Continue 2" w:semiHidden="1" w:unhideWhenUsed="1"/>
@@ -3106,7 +8418,7 @@
   <w:style w:type="paragraph" w:default="1" w:styleId="Norml">
     <w:name w:val="Normal"/>
     <w:qFormat/>
-    <w:rsid w:val="0036442E"/>
+    <w:rsid w:val="00E3759B"/>
     <w:pPr>
       <w:spacing w:line="360" w:lineRule="auto"/>
       <w:jc w:val="both"/>
@@ -3136,6 +8448,50 @@
       <w:color w:val="000000" w:themeColor="text1"/>
       <w:sz w:val="28"/>
       <w:szCs w:val="32"/>
+    </w:rPr>
+  </w:style>
+  <w:style w:type="paragraph" w:styleId="Cmsor2">
+    <w:name w:val="heading 2"/>
+    <w:basedOn w:val="Norml"/>
+    <w:next w:val="Norml"/>
+    <w:link w:val="Cmsor2Char"/>
+    <w:uiPriority w:val="9"/>
+    <w:unhideWhenUsed/>
+    <w:qFormat/>
+    <w:rsid w:val="00EB5DD5"/>
+    <w:pPr>
+      <w:keepNext/>
+      <w:keepLines/>
+      <w:spacing w:before="120" w:after="240"/>
+      <w:outlineLvl w:val="1"/>
+    </w:pPr>
+    <w:rPr>
+      <w:rFonts w:eastAsiaTheme="majorEastAsia" w:cstheme="majorBidi"/>
+      <w:b/>
+      <w:color w:val="000000" w:themeColor="text1"/>
+      <w:szCs w:val="26"/>
+    </w:rPr>
+  </w:style>
+  <w:style w:type="paragraph" w:styleId="Cmsor3">
+    <w:name w:val="heading 3"/>
+    <w:basedOn w:val="Norml"/>
+    <w:next w:val="Norml"/>
+    <w:link w:val="Cmsor3Char"/>
+    <w:uiPriority w:val="9"/>
+    <w:semiHidden/>
+    <w:unhideWhenUsed/>
+    <w:qFormat/>
+    <w:rsid w:val="006F58FE"/>
+    <w:pPr>
+      <w:keepNext/>
+      <w:keepLines/>
+      <w:spacing w:before="40" w:after="0"/>
+      <w:outlineLvl w:val="2"/>
+    </w:pPr>
+    <w:rPr>
+      <w:rFonts w:asciiTheme="majorHAnsi" w:eastAsiaTheme="majorEastAsia" w:hAnsiTheme="majorHAnsi" w:cstheme="majorBidi"/>
+      <w:color w:val="1F3763" w:themeColor="accent1" w:themeShade="7F"/>
+      <w:szCs w:val="24"/>
     </w:rPr>
   </w:style>
   <w:style w:type="character" w:default="1" w:styleId="Bekezdsalapbettpusa">
@@ -3315,6 +8671,166 @@
     <w:rPr>
       <w:color w:val="0563C1" w:themeColor="hyperlink"/>
       <w:u w:val="single"/>
+    </w:rPr>
+  </w:style>
+  <w:style w:type="character" w:customStyle="1" w:styleId="Cmsor2Char">
+    <w:name w:val="Címsor 2 Char"/>
+    <w:basedOn w:val="Bekezdsalapbettpusa"/>
+    <w:link w:val="Cmsor2"/>
+    <w:uiPriority w:val="9"/>
+    <w:rsid w:val="00EB5DD5"/>
+    <w:rPr>
+      <w:rFonts w:ascii="Times New Roman" w:eastAsiaTheme="majorEastAsia" w:hAnsi="Times New Roman" w:cstheme="majorBidi"/>
+      <w:b/>
+      <w:color w:val="000000" w:themeColor="text1"/>
+      <w:sz w:val="24"/>
+      <w:szCs w:val="26"/>
+    </w:rPr>
+  </w:style>
+  <w:style w:type="character" w:customStyle="1" w:styleId="Cmsor3Char">
+    <w:name w:val="Címsor 3 Char"/>
+    <w:basedOn w:val="Bekezdsalapbettpusa"/>
+    <w:link w:val="Cmsor3"/>
+    <w:uiPriority w:val="9"/>
+    <w:semiHidden/>
+    <w:rsid w:val="006F58FE"/>
+    <w:rPr>
+      <w:rFonts w:asciiTheme="majorHAnsi" w:eastAsiaTheme="majorEastAsia" w:hAnsiTheme="majorHAnsi" w:cstheme="majorBidi"/>
+      <w:color w:val="1F3763" w:themeColor="accent1" w:themeShade="7F"/>
+      <w:sz w:val="24"/>
+      <w:szCs w:val="24"/>
+    </w:rPr>
+  </w:style>
+  <w:style w:type="paragraph" w:styleId="Szvegtrzs">
+    <w:name w:val="Body Text"/>
+    <w:basedOn w:val="Norml"/>
+    <w:link w:val="SzvegtrzsChar"/>
+    <w:qFormat/>
+    <w:rsid w:val="00BC4F1D"/>
+    <w:pPr>
+      <w:spacing w:before="180" w:after="180" w:line="240" w:lineRule="auto"/>
+      <w:jc w:val="left"/>
+    </w:pPr>
+    <w:rPr>
+      <w:rFonts w:asciiTheme="minorHAnsi" w:hAnsiTheme="minorHAnsi"/>
+      <w:szCs w:val="24"/>
+      <w:lang w:val="en-US"/>
+    </w:rPr>
+  </w:style>
+  <w:style w:type="character" w:customStyle="1" w:styleId="SzvegtrzsChar">
+    <w:name w:val="Szövegtörzs Char"/>
+    <w:basedOn w:val="Bekezdsalapbettpusa"/>
+    <w:link w:val="Szvegtrzs"/>
+    <w:rsid w:val="00BC4F1D"/>
+    <w:rPr>
+      <w:sz w:val="24"/>
+      <w:szCs w:val="24"/>
+      <w:lang w:val="en-US"/>
+    </w:rPr>
+  </w:style>
+  <w:style w:type="paragraph" w:customStyle="1" w:styleId="FirstParagraph">
+    <w:name w:val="First Paragraph"/>
+    <w:basedOn w:val="Szvegtrzs"/>
+    <w:next w:val="Szvegtrzs"/>
+    <w:qFormat/>
+    <w:rsid w:val="00BC4F1D"/>
+  </w:style>
+  <w:style w:type="paragraph" w:customStyle="1" w:styleId="Compact">
+    <w:name w:val="Compact"/>
+    <w:basedOn w:val="Szvegtrzs"/>
+    <w:qFormat/>
+    <w:rsid w:val="00BC4F1D"/>
+    <w:pPr>
+      <w:spacing w:before="36" w:after="36"/>
+    </w:pPr>
+  </w:style>
+  <w:style w:type="character" w:customStyle="1" w:styleId="VerbatimChar">
+    <w:name w:val="Verbatim Char"/>
+    <w:basedOn w:val="Bekezdsalapbettpusa"/>
+    <w:link w:val="SourceCode"/>
+    <w:rsid w:val="00BC4F1D"/>
+    <w:rPr>
+      <w:rFonts w:ascii="Consolas" w:hAnsi="Consolas"/>
+    </w:rPr>
+  </w:style>
+  <w:style w:type="paragraph" w:customStyle="1" w:styleId="SourceCode">
+    <w:name w:val="Source Code"/>
+    <w:basedOn w:val="Norml"/>
+    <w:link w:val="VerbatimChar"/>
+    <w:rsid w:val="00BC4F1D"/>
+    <w:pPr>
+      <w:wordWrap w:val="0"/>
+      <w:spacing w:after="200" w:line="240" w:lineRule="auto"/>
+      <w:jc w:val="left"/>
+    </w:pPr>
+    <w:rPr>
+      <w:rFonts w:ascii="Consolas" w:hAnsi="Consolas"/>
+      <w:sz w:val="22"/>
+    </w:rPr>
+  </w:style>
+  <w:style w:type="paragraph" w:styleId="TJ2">
+    <w:name w:val="toc 2"/>
+    <w:basedOn w:val="Norml"/>
+    <w:next w:val="Norml"/>
+    <w:autoRedefine/>
+    <w:uiPriority w:val="39"/>
+    <w:unhideWhenUsed/>
+    <w:rsid w:val="00EB5DD5"/>
+    <w:pPr>
+      <w:spacing w:after="100"/>
+      <w:ind w:left="240"/>
+    </w:pPr>
+  </w:style>
+  <w:style w:type="paragraph" w:styleId="lfej">
+    <w:name w:val="header"/>
+    <w:basedOn w:val="Norml"/>
+    <w:link w:val="lfejChar"/>
+    <w:uiPriority w:val="99"/>
+    <w:unhideWhenUsed/>
+    <w:rsid w:val="00405BA9"/>
+    <w:pPr>
+      <w:tabs>
+        <w:tab w:val="center" w:pos="4536"/>
+        <w:tab w:val="right" w:pos="9072"/>
+      </w:tabs>
+      <w:spacing w:after="0" w:line="240" w:lineRule="auto"/>
+    </w:pPr>
+  </w:style>
+  <w:style w:type="character" w:customStyle="1" w:styleId="lfejChar">
+    <w:name w:val="Élőfej Char"/>
+    <w:basedOn w:val="Bekezdsalapbettpusa"/>
+    <w:link w:val="lfej"/>
+    <w:uiPriority w:val="99"/>
+    <w:rsid w:val="00405BA9"/>
+    <w:rPr>
+      <w:rFonts w:ascii="Times New Roman" w:hAnsi="Times New Roman"/>
+      <w:sz w:val="24"/>
+    </w:rPr>
+  </w:style>
+  <w:style w:type="paragraph" w:styleId="llb">
+    <w:name w:val="footer"/>
+    <w:basedOn w:val="Norml"/>
+    <w:link w:val="llbChar"/>
+    <w:uiPriority w:val="99"/>
+    <w:unhideWhenUsed/>
+    <w:rsid w:val="00405BA9"/>
+    <w:pPr>
+      <w:tabs>
+        <w:tab w:val="center" w:pos="4536"/>
+        <w:tab w:val="right" w:pos="9072"/>
+      </w:tabs>
+      <w:spacing w:after="0" w:line="240" w:lineRule="auto"/>
+    </w:pPr>
+  </w:style>
+  <w:style w:type="character" w:customStyle="1" w:styleId="llbChar">
+    <w:name w:val="Élőláb Char"/>
+    <w:basedOn w:val="Bekezdsalapbettpusa"/>
+    <w:link w:val="llb"/>
+    <w:uiPriority w:val="99"/>
+    <w:rsid w:val="00405BA9"/>
+    <w:rPr>
+      <w:rFonts w:ascii="Times New Roman" w:hAnsi="Times New Roman"/>
+      <w:sz w:val="24"/>
     </w:rPr>
   </w:style>
 </w:styles>
@@ -3620,7 +9136,7 @@
 </file>
 
 <file path=customXml/itemProps1.xml><?xml version="1.0" encoding="utf-8"?>
-<ds:datastoreItem xmlns:ds="http://schemas.openxmlformats.org/officeDocument/2006/customXml" ds:itemID="{873C2D04-5E3B-4056-AACB-6EF87AC1AE91}">
+<ds:datastoreItem xmlns:ds="http://schemas.openxmlformats.org/officeDocument/2006/customXml" ds:itemID="{173E49E7-E22F-4061-84F6-9A699B3168F6}">
   <ds:schemaRefs>
     <ds:schemaRef ds:uri="http://schemas.openxmlformats.org/officeDocument/2006/bibliography"/>
   </ds:schemaRefs>
